--- a/templates/plananual/CCSS 1° A 5°/CCSS 3° - PLANIFICACIÓN ANUAL 2026.docx
+++ b/templates/plananual/CCSS 1° A 5°/CCSS 3° - PLANIFICACIÓN ANUAL 2026.docx
@@ -11722,7 +11722,7 @@
     <w:tbl>
       <w:tblPr>
         <w:tblStyle w:val="Tablaconcuadrcula"/>
-        <w:tblW w:w="14850" w:type="dxa"/>
+        <w:tblW w:w="14851" w:type="dxa"/>
         <w:jc w:val="center"/>
         <w:tblBorders>
           <w:top w:val="double" w:sz="4" w:space="0" w:color="47D459" w:themeColor="accent3" w:themeTint="99"/>
@@ -11736,7 +11736,7 @@
         <w:tblLook w:val="04A0" w:firstRow="1" w:lastRow="0" w:firstColumn="1" w:lastColumn="0" w:noHBand="0" w:noVBand="1"/>
       </w:tblPr>
       <w:tblGrid>
-        <w:gridCol w:w="874"/>
+        <w:gridCol w:w="875"/>
         <w:gridCol w:w="1095"/>
         <w:gridCol w:w="1726"/>
         <w:gridCol w:w="6169"/>
@@ -11752,33 +11752,30 @@
         <w:tc>
           <w:tcPr>
             <w:tcW w:w="875" w:type="dxa"/>
-            <w:tcBorders>
-              <w:top w:val="double" w:sz="4" w:space="0" w:color="47D459" w:themeColor="accent3" w:themeTint="99"/>
-              <w:left w:val="double" w:sz="4" w:space="0" w:color="47D459" w:themeColor="accent3" w:themeTint="99"/>
-              <w:bottom w:val="double" w:sz="4" w:space="0" w:color="47D459" w:themeColor="accent3" w:themeTint="99"/>
-              <w:right w:val="double" w:sz="4" w:space="0" w:color="47D459" w:themeColor="accent3" w:themeTint="99"/>
-            </w:tcBorders>
             <w:shd w:val="clear" w:color="auto" w:fill="C1F0C7" w:themeFill="accent3" w:themeFillTint="33"/>
             <w:vAlign w:val="center"/>
-            <w:hideMark/>
-          </w:tcPr>
-          <w:p>
-            <w:pPr>
-              <w:pStyle w:val="Sinespaciado"/>
-              <w:spacing w:line="276" w:lineRule="auto"/>
-              <w:rPr>
-                <w:rFonts w:ascii="Arial Nova Cond Light" w:hAnsi="Arial Nova Cond Light" w:cs="Times New Roman"/>
-                <w:b/>
-                <w:bCs/>
-                <w:sz w:val="20"/>
-                <w:szCs w:val="20"/>
-              </w:rPr>
-            </w:pPr>
-            <w:r>
-              <w:rPr>
-                <w:rFonts w:ascii="Arial Nova Cond Light" w:hAnsi="Arial Nova Cond Light" w:cs="Times New Roman"/>
-                <w:b/>
-                <w:bCs/>
+          </w:tcPr>
+          <w:p>
+            <w:pPr>
+              <w:pStyle w:val="Prrafodelista"/>
+              <w:ind w:left="0"/>
+              <w:jc w:val="center"/>
+              <w:rPr>
+                <w:rFonts w:ascii="Arial Nova Cond" w:hAnsi="Arial Nova Cond" w:cs="Times New Roman"/>
+                <w:b/>
+                <w:bCs/>
+                <w:color w:val="000000" w:themeColor="text1"/>
+                <w:sz w:val="20"/>
+                <w:szCs w:val="20"/>
+              </w:rPr>
+            </w:pPr>
+            <w:bookmarkStart w:id="1" w:name="_Hlk227075175"/>
+            <w:r>
+              <w:rPr>
+                <w:rFonts w:ascii="Arial Nova Cond" w:hAnsi="Arial Nova Cond" w:cs="Times New Roman"/>
+                <w:b/>
+                <w:bCs/>
+                <w:color w:val="000000" w:themeColor="text1"/>
                 <w:sz w:val="20"/>
                 <w:szCs w:val="20"/>
               </w:rPr>
@@ -11789,33 +11786,29 @@
         <w:tc>
           <w:tcPr>
             <w:tcW w:w="1095" w:type="dxa"/>
-            <w:tcBorders>
-              <w:top w:val="double" w:sz="4" w:space="0" w:color="47D459" w:themeColor="accent3" w:themeTint="99"/>
-              <w:left w:val="double" w:sz="4" w:space="0" w:color="47D459" w:themeColor="accent3" w:themeTint="99"/>
-              <w:bottom w:val="double" w:sz="4" w:space="0" w:color="47D459" w:themeColor="accent3" w:themeTint="99"/>
-              <w:right w:val="double" w:sz="4" w:space="0" w:color="47D459" w:themeColor="accent3" w:themeTint="99"/>
-            </w:tcBorders>
             <w:shd w:val="clear" w:color="auto" w:fill="C1F0C7" w:themeFill="accent3" w:themeFillTint="33"/>
             <w:vAlign w:val="center"/>
-            <w:hideMark/>
-          </w:tcPr>
-          <w:p>
-            <w:pPr>
-              <w:pStyle w:val="Sinespaciado"/>
-              <w:spacing w:line="276" w:lineRule="auto"/>
-              <w:rPr>
-                <w:rFonts w:ascii="Arial Nova Cond Light" w:hAnsi="Arial Nova Cond Light" w:cs="Times New Roman"/>
-                <w:b/>
-                <w:bCs/>
-                <w:sz w:val="20"/>
-                <w:szCs w:val="20"/>
-              </w:rPr>
-            </w:pPr>
-            <w:r>
-              <w:rPr>
-                <w:rFonts w:ascii="Arial Nova Cond Light" w:hAnsi="Arial Nova Cond Light" w:cs="Times New Roman"/>
-                <w:b/>
-                <w:bCs/>
+          </w:tcPr>
+          <w:p>
+            <w:pPr>
+              <w:pStyle w:val="Prrafodelista"/>
+              <w:ind w:left="0"/>
+              <w:jc w:val="center"/>
+              <w:rPr>
+                <w:rFonts w:ascii="Arial Nova Cond" w:hAnsi="Arial Nova Cond" w:cs="Times New Roman"/>
+                <w:b/>
+                <w:bCs/>
+                <w:color w:val="000000" w:themeColor="text1"/>
+                <w:sz w:val="20"/>
+                <w:szCs w:val="20"/>
+              </w:rPr>
+            </w:pPr>
+            <w:r>
+              <w:rPr>
+                <w:rFonts w:ascii="Arial Nova Cond" w:hAnsi="Arial Nova Cond" w:cs="Times New Roman"/>
+                <w:b/>
+                <w:bCs/>
+                <w:color w:val="000000" w:themeColor="text1"/>
                 <w:sz w:val="20"/>
                 <w:szCs w:val="20"/>
               </w:rPr>
@@ -11826,33 +11819,29 @@
         <w:tc>
           <w:tcPr>
             <w:tcW w:w="1726" w:type="dxa"/>
-            <w:tcBorders>
-              <w:top w:val="double" w:sz="4" w:space="0" w:color="47D459" w:themeColor="accent3" w:themeTint="99"/>
-              <w:left w:val="double" w:sz="4" w:space="0" w:color="47D459" w:themeColor="accent3" w:themeTint="99"/>
-              <w:bottom w:val="double" w:sz="4" w:space="0" w:color="47D459" w:themeColor="accent3" w:themeTint="99"/>
-              <w:right w:val="double" w:sz="4" w:space="0" w:color="47D459" w:themeColor="accent3" w:themeTint="99"/>
-            </w:tcBorders>
             <w:shd w:val="clear" w:color="auto" w:fill="C1F0C7" w:themeFill="accent3" w:themeFillTint="33"/>
             <w:vAlign w:val="center"/>
-            <w:hideMark/>
-          </w:tcPr>
-          <w:p>
-            <w:pPr>
-              <w:pStyle w:val="Sinespaciado"/>
-              <w:spacing w:line="276" w:lineRule="auto"/>
-              <w:rPr>
-                <w:rFonts w:ascii="Arial Nova Cond Light" w:hAnsi="Arial Nova Cond Light" w:cs="Times New Roman"/>
-                <w:b/>
-                <w:bCs/>
-                <w:sz w:val="20"/>
-                <w:szCs w:val="20"/>
-              </w:rPr>
-            </w:pPr>
-            <w:r>
-              <w:rPr>
-                <w:rFonts w:ascii="Arial Nova Cond Light" w:hAnsi="Arial Nova Cond Light" w:cs="Times New Roman"/>
-                <w:b/>
-                <w:bCs/>
+          </w:tcPr>
+          <w:p>
+            <w:pPr>
+              <w:pStyle w:val="Prrafodelista"/>
+              <w:ind w:left="0"/>
+              <w:jc w:val="center"/>
+              <w:rPr>
+                <w:rFonts w:ascii="Arial Nova Cond" w:hAnsi="Arial Nova Cond" w:cs="Times New Roman"/>
+                <w:b/>
+                <w:bCs/>
+                <w:color w:val="000000" w:themeColor="text1"/>
+                <w:sz w:val="20"/>
+                <w:szCs w:val="20"/>
+              </w:rPr>
+            </w:pPr>
+            <w:r>
+              <w:rPr>
+                <w:rFonts w:ascii="Arial Nova Cond" w:hAnsi="Arial Nova Cond" w:cs="Times New Roman"/>
+                <w:b/>
+                <w:bCs/>
+                <w:color w:val="000000" w:themeColor="text1"/>
                 <w:sz w:val="20"/>
                 <w:szCs w:val="20"/>
               </w:rPr>
@@ -11863,107 +11852,150 @@
         <w:tc>
           <w:tcPr>
             <w:tcW w:w="6169" w:type="dxa"/>
-            <w:tcBorders>
-              <w:top w:val="double" w:sz="4" w:space="0" w:color="47D459" w:themeColor="accent3" w:themeTint="99"/>
-              <w:left w:val="double" w:sz="4" w:space="0" w:color="47D459" w:themeColor="accent3" w:themeTint="99"/>
-              <w:bottom w:val="double" w:sz="4" w:space="0" w:color="47D459" w:themeColor="accent3" w:themeTint="99"/>
-              <w:right w:val="double" w:sz="4" w:space="0" w:color="47D459" w:themeColor="accent3" w:themeTint="99"/>
-            </w:tcBorders>
             <w:shd w:val="clear" w:color="auto" w:fill="C1F0C7" w:themeFill="accent3" w:themeFillTint="33"/>
             <w:vAlign w:val="center"/>
-            <w:hideMark/>
-          </w:tcPr>
-          <w:p>
-            <w:pPr>
-              <w:pStyle w:val="Sinespaciado"/>
-              <w:spacing w:line="276" w:lineRule="auto"/>
-              <w:rPr>
-                <w:rFonts w:ascii="Arial Nova Cond Light" w:hAnsi="Arial Nova Cond Light" w:cs="Times New Roman"/>
-                <w:b/>
-                <w:bCs/>
-                <w:sz w:val="20"/>
-                <w:szCs w:val="20"/>
-              </w:rPr>
-            </w:pPr>
-            <w:r>
-              <w:rPr>
-                <w:rFonts w:ascii="Arial Nova Cond Light" w:hAnsi="Arial Nova Cond Light" w:cs="Times New Roman"/>
-                <w:b/>
-                <w:bCs/>
-                <w:sz w:val="20"/>
-                <w:szCs w:val="20"/>
-              </w:rPr>
-              <w:t>SITUACIÓN SIGNIFICATIVA</w:t>
+          </w:tcPr>
+          <w:p>
+            <w:pPr>
+              <w:pStyle w:val="Prrafodelista"/>
+              <w:ind w:left="0"/>
+              <w:jc w:val="center"/>
+              <w:rPr>
+                <w:rFonts w:ascii="Arial Nova Cond" w:hAnsi="Arial Nova Cond" w:cs="Times New Roman"/>
+                <w:b/>
+                <w:bCs/>
+                <w:color w:val="000000" w:themeColor="text1"/>
+                <w:sz w:val="20"/>
+                <w:szCs w:val="20"/>
+              </w:rPr>
+            </w:pPr>
+            <w:r>
+              <w:rPr>
+                <w:rFonts w:ascii="Arial Nova Cond" w:hAnsi="Arial Nova Cond" w:cs="Times New Roman"/>
+                <w:b/>
+                <w:bCs/>
+                <w:color w:val="000000" w:themeColor="text1"/>
+                <w:sz w:val="20"/>
+                <w:szCs w:val="20"/>
+              </w:rPr>
+              <w:t>SITUACIÓN SIGNIF</w:t>
+            </w:r>
+            <w:r>
+              <w:rPr>
+                <w:rFonts w:ascii="Arial Nova Cond" w:hAnsi="Arial Nova Cond" w:cs="Times New Roman"/>
+                <w:b/>
+                <w:bCs/>
+                <w:color w:val="000000" w:themeColor="text1"/>
+                <w:sz w:val="20"/>
+                <w:szCs w:val="20"/>
+              </w:rPr>
+              <w:t>I</w:t>
+            </w:r>
+            <w:r>
+              <w:rPr>
+                <w:rFonts w:ascii="Arial Nova Cond" w:hAnsi="Arial Nova Cond" w:cs="Times New Roman"/>
+                <w:b/>
+                <w:bCs/>
+                <w:color w:val="000000" w:themeColor="text1"/>
+                <w:sz w:val="20"/>
+                <w:szCs w:val="20"/>
+              </w:rPr>
+              <w:t>CATIVA</w:t>
             </w:r>
           </w:p>
         </w:tc>
         <w:tc>
           <w:tcPr>
             <w:tcW w:w="2015" w:type="dxa"/>
-            <w:tcBorders>
-              <w:top w:val="double" w:sz="4" w:space="0" w:color="47D459" w:themeColor="accent3" w:themeTint="99"/>
-              <w:left w:val="double" w:sz="4" w:space="0" w:color="47D459" w:themeColor="accent3" w:themeTint="99"/>
-              <w:bottom w:val="double" w:sz="4" w:space="0" w:color="47D459" w:themeColor="accent3" w:themeTint="99"/>
-              <w:right w:val="double" w:sz="4" w:space="0" w:color="47D459" w:themeColor="accent3" w:themeTint="99"/>
-            </w:tcBorders>
             <w:shd w:val="clear" w:color="auto" w:fill="C1F0C7" w:themeFill="accent3" w:themeFillTint="33"/>
             <w:vAlign w:val="center"/>
-            <w:hideMark/>
-          </w:tcPr>
-          <w:p>
-            <w:pPr>
-              <w:pStyle w:val="Sinespaciado"/>
-              <w:spacing w:line="276" w:lineRule="auto"/>
-              <w:rPr>
-                <w:rFonts w:ascii="Arial Nova Cond Light" w:hAnsi="Arial Nova Cond Light" w:cs="Times New Roman"/>
-                <w:b/>
-                <w:bCs/>
-                <w:sz w:val="20"/>
-                <w:szCs w:val="20"/>
-              </w:rPr>
-            </w:pPr>
-            <w:r>
-              <w:rPr>
-                <w:rFonts w:ascii="Arial Nova Cond Light" w:hAnsi="Arial Nova Cond Light" w:cs="Times New Roman"/>
-                <w:b/>
-                <w:bCs/>
-                <w:sz w:val="20"/>
-                <w:szCs w:val="20"/>
-              </w:rPr>
-              <w:t>TÍTULO DE LA UNIDAD DIDÁCTICA.</w:t>
+          </w:tcPr>
+          <w:p>
+            <w:pPr>
+              <w:pStyle w:val="Prrafodelista"/>
+              <w:ind w:left="0"/>
+              <w:jc w:val="center"/>
+              <w:rPr>
+                <w:rFonts w:ascii="Arial Nova Cond" w:hAnsi="Arial Nova Cond" w:cs="Times New Roman"/>
+                <w:b/>
+                <w:bCs/>
+                <w:color w:val="000000" w:themeColor="text1"/>
+                <w:sz w:val="20"/>
+                <w:szCs w:val="20"/>
+              </w:rPr>
+            </w:pPr>
+            <w:r>
+              <w:rPr>
+                <w:rFonts w:ascii="Arial Nova Cond" w:hAnsi="Arial Nova Cond" w:cs="Times New Roman"/>
+                <w:b/>
+                <w:bCs/>
+                <w:color w:val="000000" w:themeColor="text1"/>
+                <w:sz w:val="20"/>
+                <w:szCs w:val="20"/>
+              </w:rPr>
+              <w:t>TÍTULO DE LA UNIDAD DID</w:t>
+            </w:r>
+            <w:r>
+              <w:rPr>
+                <w:rFonts w:ascii="Arial Nova Cond" w:hAnsi="Arial Nova Cond" w:cs="Times New Roman"/>
+                <w:b/>
+                <w:bCs/>
+                <w:color w:val="000000" w:themeColor="text1"/>
+                <w:sz w:val="20"/>
+                <w:szCs w:val="20"/>
+              </w:rPr>
+              <w:t>Á</w:t>
+            </w:r>
+            <w:r>
+              <w:rPr>
+                <w:rFonts w:ascii="Arial Nova Cond" w:hAnsi="Arial Nova Cond" w:cs="Times New Roman"/>
+                <w:b/>
+                <w:bCs/>
+                <w:color w:val="000000" w:themeColor="text1"/>
+                <w:sz w:val="20"/>
+                <w:szCs w:val="20"/>
+              </w:rPr>
+              <w:t>CTICA</w:t>
+            </w:r>
+            <w:r>
+              <w:rPr>
+                <w:rFonts w:ascii="Arial Nova Cond" w:hAnsi="Arial Nova Cond" w:cs="Times New Roman"/>
+                <w:b/>
+                <w:bCs/>
+                <w:color w:val="000000" w:themeColor="text1"/>
+                <w:sz w:val="20"/>
+                <w:szCs w:val="20"/>
+              </w:rPr>
+              <w:t>.</w:t>
             </w:r>
           </w:p>
         </w:tc>
         <w:tc>
           <w:tcPr>
             <w:tcW w:w="1634" w:type="dxa"/>
-            <w:tcBorders>
-              <w:top w:val="double" w:sz="4" w:space="0" w:color="47D459" w:themeColor="accent3" w:themeTint="99"/>
-              <w:left w:val="double" w:sz="4" w:space="0" w:color="47D459" w:themeColor="accent3" w:themeTint="99"/>
-              <w:bottom w:val="double" w:sz="4" w:space="0" w:color="47D459" w:themeColor="accent3" w:themeTint="99"/>
-              <w:right w:val="double" w:sz="4" w:space="0" w:color="47D459" w:themeColor="accent3" w:themeTint="99"/>
-            </w:tcBorders>
             <w:shd w:val="clear" w:color="auto" w:fill="C1F0C7" w:themeFill="accent3" w:themeFillTint="33"/>
             <w:vAlign w:val="center"/>
-            <w:hideMark/>
-          </w:tcPr>
-          <w:p>
-            <w:pPr>
-              <w:pStyle w:val="Sinespaciado"/>
-              <w:spacing w:line="276" w:lineRule="auto"/>
-              <w:rPr>
-                <w:rFonts w:ascii="Arial Nova Cond Light" w:hAnsi="Arial Nova Cond Light" w:cs="Times New Roman"/>
-                <w:b/>
-                <w:bCs/>
-                <w:sz w:val="20"/>
-                <w:szCs w:val="20"/>
-              </w:rPr>
-            </w:pPr>
-            <w:r>
-              <w:rPr>
-                <w:rFonts w:ascii="Arial Nova Cond Light" w:hAnsi="Arial Nova Cond Light" w:cs="Times New Roman"/>
-                <w:b/>
-                <w:bCs/>
+          </w:tcPr>
+          <w:p>
+            <w:pPr>
+              <w:pStyle w:val="Prrafodelista"/>
+              <w:ind w:left="0"/>
+              <w:jc w:val="center"/>
+              <w:rPr>
+                <w:rFonts w:ascii="Arial Nova Cond" w:hAnsi="Arial Nova Cond" w:cs="Times New Roman"/>
+                <w:b/>
+                <w:bCs/>
+                <w:color w:val="000000" w:themeColor="text1"/>
+                <w:sz w:val="20"/>
+                <w:szCs w:val="20"/>
+              </w:rPr>
+            </w:pPr>
+            <w:r>
+              <w:rPr>
+                <w:rFonts w:ascii="Arial Nova Cond" w:hAnsi="Arial Nova Cond" w:cs="Times New Roman"/>
+                <w:b/>
+                <w:bCs/>
+                <w:color w:val="000000" w:themeColor="text1"/>
                 <w:sz w:val="20"/>
                 <w:szCs w:val="20"/>
               </w:rPr>
@@ -11974,33 +12006,29 @@
         <w:tc>
           <w:tcPr>
             <w:tcW w:w="1337" w:type="dxa"/>
-            <w:tcBorders>
-              <w:top w:val="double" w:sz="4" w:space="0" w:color="47D459" w:themeColor="accent3" w:themeTint="99"/>
-              <w:left w:val="double" w:sz="4" w:space="0" w:color="47D459" w:themeColor="accent3" w:themeTint="99"/>
-              <w:bottom w:val="double" w:sz="4" w:space="0" w:color="47D459" w:themeColor="accent3" w:themeTint="99"/>
-              <w:right w:val="double" w:sz="4" w:space="0" w:color="47D459" w:themeColor="accent3" w:themeTint="99"/>
-            </w:tcBorders>
             <w:shd w:val="clear" w:color="auto" w:fill="C1F0C7" w:themeFill="accent3" w:themeFillTint="33"/>
             <w:vAlign w:val="center"/>
-            <w:hideMark/>
-          </w:tcPr>
-          <w:p>
-            <w:pPr>
-              <w:pStyle w:val="Sinespaciado"/>
-              <w:spacing w:line="276" w:lineRule="auto"/>
-              <w:rPr>
-                <w:rFonts w:ascii="Arial Nova Cond Light" w:hAnsi="Arial Nova Cond Light" w:cs="Times New Roman"/>
-                <w:b/>
-                <w:bCs/>
-                <w:sz w:val="20"/>
-                <w:szCs w:val="20"/>
-              </w:rPr>
-            </w:pPr>
-            <w:r>
-              <w:rPr>
-                <w:rFonts w:ascii="Arial Nova Cond Light" w:hAnsi="Arial Nova Cond Light" w:cs="Times New Roman"/>
-                <w:b/>
-                <w:bCs/>
+          </w:tcPr>
+          <w:p>
+            <w:pPr>
+              <w:pStyle w:val="Prrafodelista"/>
+              <w:ind w:left="0"/>
+              <w:jc w:val="center"/>
+              <w:rPr>
+                <w:rFonts w:ascii="Arial Nova Cond" w:hAnsi="Arial Nova Cond" w:cs="Times New Roman"/>
+                <w:b/>
+                <w:bCs/>
+                <w:color w:val="000000" w:themeColor="text1"/>
+                <w:sz w:val="20"/>
+                <w:szCs w:val="20"/>
+              </w:rPr>
+            </w:pPr>
+            <w:r>
+              <w:rPr>
+                <w:rFonts w:ascii="Arial Nova Cond" w:hAnsi="Arial Nova Cond" w:cs="Times New Roman"/>
+                <w:b/>
+                <w:bCs/>
+                <w:color w:val="000000" w:themeColor="text1"/>
                 <w:sz w:val="20"/>
                 <w:szCs w:val="20"/>
               </w:rPr>
@@ -12018,20 +12046,21 @@
           <w:tcPr>
             <w:tcW w:w="875" w:type="dxa"/>
             <w:vMerge w:val="restart"/>
-            <w:tcBorders>
-              <w:top w:val="double" w:sz="4" w:space="0" w:color="47D459" w:themeColor="accent3" w:themeTint="99"/>
-              <w:left w:val="double" w:sz="4" w:space="0" w:color="47D459" w:themeColor="accent3" w:themeTint="99"/>
-              <w:bottom w:val="double" w:sz="4" w:space="0" w:color="47D459" w:themeColor="accent3" w:themeTint="99"/>
-              <w:right w:val="double" w:sz="4" w:space="0" w:color="47D459" w:themeColor="accent3" w:themeTint="99"/>
-            </w:tcBorders>
-            <w:vAlign w:val="center"/>
-            <w:hideMark/>
-          </w:tcPr>
-          <w:p>
-            <w:pPr>
-              <w:pStyle w:val="Sinespaciado"/>
-              <w:rPr>
-                <w:rFonts w:ascii="Arial Nova Cond Light" w:hAnsi="Arial Nova Cond Light" w:cs="Times New Roman"/>
+            <w:vAlign w:val="center"/>
+          </w:tcPr>
+          <w:p>
+            <w:pPr>
+              <w:pStyle w:val="Prrafodelista"/>
+              <w:tabs>
+                <w:tab w:val="left" w:pos="0"/>
+                <w:tab w:val="left" w:pos="142"/>
+                <w:tab w:val="left" w:pos="284"/>
+              </w:tabs>
+              <w:spacing w:line="276" w:lineRule="auto"/>
+              <w:ind w:left="0"/>
+              <w:jc w:val="center"/>
+              <w:rPr>
+                <w:rFonts w:ascii="Arial Nova Cond" w:eastAsia="Calibri" w:hAnsi="Arial Nova Cond" w:cs="Times New Roman"/>
                 <w:b/>
                 <w:bCs/>
                 <w:sz w:val="20"/>
@@ -12041,7 +12070,7 @@
             </w:pPr>
             <w:r>
               <w:rPr>
-                <w:rFonts w:ascii="Arial Nova Cond Light" w:hAnsi="Arial Nova Cond Light" w:cs="Times New Roman"/>
+                <w:rFonts w:ascii="Arial Nova Cond" w:eastAsia="Calibri" w:hAnsi="Arial Nova Cond" w:cs="Times New Roman"/>
                 <w:b/>
                 <w:bCs/>
                 <w:sz w:val="20"/>
@@ -12055,20 +12084,21 @@
         <w:tc>
           <w:tcPr>
             <w:tcW w:w="1095" w:type="dxa"/>
-            <w:tcBorders>
-              <w:top w:val="double" w:sz="4" w:space="0" w:color="47D459" w:themeColor="accent3" w:themeTint="99"/>
-              <w:left w:val="double" w:sz="4" w:space="0" w:color="47D459" w:themeColor="accent3" w:themeTint="99"/>
-              <w:bottom w:val="double" w:sz="4" w:space="0" w:color="47D459" w:themeColor="accent3" w:themeTint="99"/>
-              <w:right w:val="double" w:sz="4" w:space="0" w:color="47D459" w:themeColor="accent3" w:themeTint="99"/>
-            </w:tcBorders>
-            <w:vAlign w:val="center"/>
-            <w:hideMark/>
-          </w:tcPr>
-          <w:p>
-            <w:pPr>
-              <w:pStyle w:val="Sinespaciado"/>
-              <w:rPr>
-                <w:rFonts w:ascii="Arial Nova Cond Light" w:hAnsi="Arial Nova Cond Light" w:cs="Times New Roman"/>
+            <w:vAlign w:val="center"/>
+          </w:tcPr>
+          <w:p>
+            <w:pPr>
+              <w:pStyle w:val="Prrafodelista"/>
+              <w:tabs>
+                <w:tab w:val="left" w:pos="0"/>
+                <w:tab w:val="left" w:pos="142"/>
+                <w:tab w:val="left" w:pos="284"/>
+              </w:tabs>
+              <w:spacing w:line="276" w:lineRule="auto"/>
+              <w:ind w:left="0"/>
+              <w:jc w:val="center"/>
+              <w:rPr>
+                <w:rFonts w:ascii="Arial Nova Cond" w:eastAsia="Calibri" w:hAnsi="Arial Nova Cond" w:cs="Times New Roman"/>
                 <w:b/>
                 <w:bCs/>
                 <w:sz w:val="20"/>
@@ -12078,7 +12108,7 @@
             </w:pPr>
             <w:r>
               <w:rPr>
-                <w:rFonts w:ascii="Arial Nova Cond Light" w:hAnsi="Arial Nova Cond Light" w:cs="Times New Roman"/>
+                <w:rFonts w:ascii="Arial Nova Cond" w:eastAsia="Calibri" w:hAnsi="Arial Nova Cond" w:cs="Times New Roman"/>
                 <w:b/>
                 <w:bCs/>
                 <w:sz w:val="20"/>
@@ -12092,20 +12122,21 @@
         <w:tc>
           <w:tcPr>
             <w:tcW w:w="1726" w:type="dxa"/>
-            <w:tcBorders>
-              <w:top w:val="double" w:sz="4" w:space="0" w:color="47D459" w:themeColor="accent3" w:themeTint="99"/>
-              <w:left w:val="double" w:sz="4" w:space="0" w:color="47D459" w:themeColor="accent3" w:themeTint="99"/>
-              <w:bottom w:val="double" w:sz="4" w:space="0" w:color="47D459" w:themeColor="accent3" w:themeTint="99"/>
-              <w:right w:val="double" w:sz="4" w:space="0" w:color="47D459" w:themeColor="accent3" w:themeTint="99"/>
-            </w:tcBorders>
-            <w:vAlign w:val="center"/>
-            <w:hideMark/>
-          </w:tcPr>
-          <w:p>
-            <w:pPr>
-              <w:pStyle w:val="Sinespaciado"/>
-              <w:rPr>
-                <w:rFonts w:ascii="Arial Nova Cond Light" w:hAnsi="Arial Nova Cond Light" w:cs="Times New Roman"/>
+            <w:vAlign w:val="center"/>
+          </w:tcPr>
+          <w:p>
+            <w:pPr>
+              <w:pStyle w:val="Prrafodelista"/>
+              <w:tabs>
+                <w:tab w:val="left" w:pos="0"/>
+                <w:tab w:val="left" w:pos="142"/>
+                <w:tab w:val="left" w:pos="284"/>
+              </w:tabs>
+              <w:spacing w:line="276" w:lineRule="auto"/>
+              <w:ind w:left="0"/>
+              <w:jc w:val="both"/>
+              <w:rPr>
+                <w:rFonts w:ascii="Arial Nova Cond" w:eastAsia="Calibri" w:hAnsi="Arial Nova Cond" w:cs="Times New Roman"/>
                 <w:sz w:val="20"/>
                 <w:szCs w:val="20"/>
                 <w:lang w:val="es-ES_tradnl"/>
@@ -12113,7 +12144,7 @@
             </w:pPr>
             <w:r>
               <w:rPr>
-                <w:rFonts w:ascii="Arial Nova Cond Light" w:hAnsi="Arial Nova Cond Light" w:cs="Times New Roman"/>
+                <w:rFonts w:ascii="Arial Nova Cond" w:eastAsia="Calibri" w:hAnsi="Arial Nova Cond" w:cs="Times New Roman"/>
                 <w:sz w:val="20"/>
                 <w:szCs w:val="20"/>
                 <w:lang w:val="es-ES_tradnl"/>
@@ -12125,20 +12156,21 @@
         <w:tc>
           <w:tcPr>
             <w:tcW w:w="6169" w:type="dxa"/>
-            <w:tcBorders>
-              <w:top w:val="double" w:sz="4" w:space="0" w:color="47D459" w:themeColor="accent3" w:themeTint="99"/>
-              <w:left w:val="double" w:sz="4" w:space="0" w:color="47D459" w:themeColor="accent3" w:themeTint="99"/>
-              <w:bottom w:val="double" w:sz="4" w:space="0" w:color="47D459" w:themeColor="accent3" w:themeTint="99"/>
-              <w:right w:val="double" w:sz="4" w:space="0" w:color="47D459" w:themeColor="accent3" w:themeTint="99"/>
-            </w:tcBorders>
-            <w:vAlign w:val="center"/>
-            <w:hideMark/>
-          </w:tcPr>
-          <w:p>
-            <w:pPr>
-              <w:pStyle w:val="Sinespaciado"/>
-              <w:rPr>
-                <w:rFonts w:ascii="Arial Nova Cond Light" w:hAnsi="Arial Nova Cond Light" w:cs="Times New Roman"/>
+            <w:vAlign w:val="center"/>
+          </w:tcPr>
+          <w:p>
+            <w:pPr>
+              <w:pStyle w:val="Prrafodelista"/>
+              <w:tabs>
+                <w:tab w:val="left" w:pos="0"/>
+                <w:tab w:val="left" w:pos="142"/>
+                <w:tab w:val="left" w:pos="284"/>
+              </w:tabs>
+              <w:spacing w:line="276" w:lineRule="auto"/>
+              <w:ind w:left="0"/>
+              <w:jc w:val="both"/>
+              <w:rPr>
+                <w:rFonts w:ascii="Arial Nova Cond" w:eastAsia="Calibri" w:hAnsi="Arial Nova Cond" w:cs="Times New Roman"/>
                 <w:sz w:val="20"/>
                 <w:szCs w:val="20"/>
                 <w:lang w:val="es-ES_tradnl"/>
@@ -12146,7 +12178,7 @@
             </w:pPr>
             <w:r>
               <w:rPr>
-                <w:rFonts w:ascii="Arial Nova Cond Light" w:hAnsi="Arial Nova Cond Light" w:cs="Times New Roman"/>
+                <w:rFonts w:ascii="Arial Nova Cond" w:eastAsia="Calibri" w:hAnsi="Arial Nova Cond" w:cs="Times New Roman"/>
                 <w:sz w:val="20"/>
                 <w:szCs w:val="20"/>
                 <w:lang w:val="es-ES_tradnl"/>
@@ -12158,28 +12190,27 @@
         <w:tc>
           <w:tcPr>
             <w:tcW w:w="2015" w:type="dxa"/>
-            <w:tcBorders>
-              <w:top w:val="double" w:sz="4" w:space="0" w:color="47D459" w:themeColor="accent3" w:themeTint="99"/>
-              <w:left w:val="double" w:sz="4" w:space="0" w:color="47D459" w:themeColor="accent3" w:themeTint="99"/>
-              <w:bottom w:val="double" w:sz="4" w:space="0" w:color="47D459" w:themeColor="accent3" w:themeTint="99"/>
-              <w:right w:val="double" w:sz="4" w:space="0" w:color="47D459" w:themeColor="accent3" w:themeTint="99"/>
-            </w:tcBorders>
-            <w:vAlign w:val="center"/>
-            <w:hideMark/>
-          </w:tcPr>
-          <w:p>
-            <w:pPr>
-              <w:pStyle w:val="Sinespaciado"/>
-              <w:spacing w:line="276" w:lineRule="auto"/>
-              <w:rPr>
-                <w:rFonts w:ascii="Arial Nova Cond Light" w:hAnsi="Arial Nova Cond Light" w:cs="Times New Roman"/>
-                <w:sz w:val="20"/>
-                <w:szCs w:val="20"/>
-              </w:rPr>
-            </w:pPr>
-            <w:r>
-              <w:rPr>
-                <w:rFonts w:ascii="Arial Nova Cond Light" w:hAnsi="Arial Nova Cond Light" w:cs="Times New Roman"/>
+            <w:vAlign w:val="center"/>
+          </w:tcPr>
+          <w:p>
+            <w:pPr>
+              <w:autoSpaceDE w:val="0"/>
+              <w:autoSpaceDN w:val="0"/>
+              <w:adjustRightInd w:val="0"/>
+              <w:jc w:val="center"/>
+              <w:rPr>
+                <w:rFonts w:ascii="Arial Nova Cond" w:hAnsi="Arial Nova Cond" w:cs="Arial"/>
+                <w:color w:val="000000"/>
+                <w:kern w:val="0"/>
+                <w:sz w:val="20"/>
+                <w:szCs w:val="20"/>
+              </w:rPr>
+            </w:pPr>
+            <w:r>
+              <w:rPr>
+                <w:rFonts w:ascii="Arial Nova Cond" w:hAnsi="Arial Nova Cond" w:cs="Arial"/>
+                <w:color w:val="000000"/>
+                <w:kern w:val="0"/>
                 <w:sz w:val="20"/>
                 <w:szCs w:val="20"/>
               </w:rPr>
@@ -12190,28 +12221,27 @@
         <w:tc>
           <w:tcPr>
             <w:tcW w:w="1634" w:type="dxa"/>
-            <w:tcBorders>
-              <w:top w:val="double" w:sz="4" w:space="0" w:color="47D459" w:themeColor="accent3" w:themeTint="99"/>
-              <w:left w:val="double" w:sz="4" w:space="0" w:color="47D459" w:themeColor="accent3" w:themeTint="99"/>
-              <w:bottom w:val="double" w:sz="4" w:space="0" w:color="47D459" w:themeColor="accent3" w:themeTint="99"/>
-              <w:right w:val="double" w:sz="4" w:space="0" w:color="47D459" w:themeColor="accent3" w:themeTint="99"/>
-            </w:tcBorders>
-            <w:vAlign w:val="center"/>
-            <w:hideMark/>
-          </w:tcPr>
-          <w:p>
-            <w:pPr>
-              <w:pStyle w:val="Sinespaciado"/>
-              <w:spacing w:line="276" w:lineRule="auto"/>
-              <w:rPr>
-                <w:rFonts w:ascii="Arial Nova Cond Light" w:hAnsi="Arial Nova Cond Light" w:cs="Times New Roman"/>
-                <w:sz w:val="20"/>
-                <w:szCs w:val="20"/>
-              </w:rPr>
-            </w:pPr>
-            <w:r>
-              <w:rPr>
-                <w:rFonts w:ascii="Arial Nova Cond Light" w:hAnsi="Arial Nova Cond Light" w:cs="Times New Roman"/>
+            <w:vAlign w:val="center"/>
+          </w:tcPr>
+          <w:p>
+            <w:pPr>
+              <w:autoSpaceDE w:val="0"/>
+              <w:autoSpaceDN w:val="0"/>
+              <w:adjustRightInd w:val="0"/>
+              <w:jc w:val="both"/>
+              <w:rPr>
+                <w:rFonts w:ascii="Arial Nova Cond" w:hAnsi="Arial Nova Cond" w:cs="Arial"/>
+                <w:color w:val="000000"/>
+                <w:kern w:val="0"/>
+                <w:sz w:val="20"/>
+                <w:szCs w:val="20"/>
+              </w:rPr>
+            </w:pPr>
+            <w:r>
+              <w:rPr>
+                <w:rFonts w:ascii="Arial Nova Cond" w:hAnsi="Arial Nova Cond" w:cs="Arial"/>
+                <w:color w:val="000000"/>
+                <w:kern w:val="0"/>
                 <w:sz w:val="20"/>
                 <w:szCs w:val="20"/>
               </w:rPr>
@@ -12222,28 +12252,27 @@
         <w:tc>
           <w:tcPr>
             <w:tcW w:w="1337" w:type="dxa"/>
-            <w:tcBorders>
-              <w:top w:val="double" w:sz="4" w:space="0" w:color="47D459" w:themeColor="accent3" w:themeTint="99"/>
-              <w:left w:val="double" w:sz="4" w:space="0" w:color="47D459" w:themeColor="accent3" w:themeTint="99"/>
-              <w:bottom w:val="double" w:sz="4" w:space="0" w:color="47D459" w:themeColor="accent3" w:themeTint="99"/>
-              <w:right w:val="double" w:sz="4" w:space="0" w:color="47D459" w:themeColor="accent3" w:themeTint="99"/>
-            </w:tcBorders>
-            <w:vAlign w:val="center"/>
-            <w:hideMark/>
-          </w:tcPr>
-          <w:p>
-            <w:pPr>
-              <w:pStyle w:val="Sinespaciado"/>
-              <w:spacing w:line="276" w:lineRule="auto"/>
-              <w:rPr>
-                <w:rFonts w:ascii="Arial Nova Cond Light" w:hAnsi="Arial Nova Cond Light" w:cs="Times New Roman"/>
-                <w:sz w:val="20"/>
-                <w:szCs w:val="20"/>
-              </w:rPr>
-            </w:pPr>
-            <w:r>
-              <w:rPr>
-                <w:rFonts w:ascii="Arial Nova Cond Light" w:hAnsi="Arial Nova Cond Light" w:cs="Times New Roman"/>
+            <w:vAlign w:val="center"/>
+          </w:tcPr>
+          <w:p>
+            <w:pPr>
+              <w:autoSpaceDE w:val="0"/>
+              <w:autoSpaceDN w:val="0"/>
+              <w:adjustRightInd w:val="0"/>
+              <w:jc w:val="center"/>
+              <w:rPr>
+                <w:rFonts w:ascii="Arial Nova Cond" w:hAnsi="Arial Nova Cond" w:cs="Arial"/>
+                <w:color w:val="000000"/>
+                <w:kern w:val="0"/>
+                <w:sz w:val="20"/>
+                <w:szCs w:val="20"/>
+              </w:rPr>
+            </w:pPr>
+            <w:r>
+              <w:rPr>
+                <w:rFonts w:ascii="Arial Nova Cond" w:hAnsi="Arial Nova Cond" w:cs="Arial"/>
+                <w:color w:val="000000"/>
+                <w:kern w:val="0"/>
                 <w:sz w:val="20"/>
                 <w:szCs w:val="20"/>
               </w:rPr>
@@ -12261,21 +12290,21 @@
           <w:tcPr>
             <w:tcW w:w="875" w:type="dxa"/>
             <w:vMerge/>
-            <w:tcBorders>
-              <w:top w:val="double" w:sz="4" w:space="0" w:color="47D459" w:themeColor="accent3" w:themeTint="99"/>
-              <w:left w:val="double" w:sz="4" w:space="0" w:color="47D459" w:themeColor="accent3" w:themeTint="99"/>
-              <w:bottom w:val="double" w:sz="4" w:space="0" w:color="47D459" w:themeColor="accent3" w:themeTint="99"/>
-              <w:right w:val="double" w:sz="4" w:space="0" w:color="47D459" w:themeColor="accent3" w:themeTint="99"/>
-            </w:tcBorders>
-            <w:vAlign w:val="center"/>
-            <w:hideMark/>
-          </w:tcPr>
-          <w:p>
-            <w:pPr>
-              <w:pStyle w:val="Sinespaciado"/>
-              <w:spacing w:line="276" w:lineRule="auto"/>
-              <w:rPr>
-                <w:rFonts w:ascii="Arial Nova Cond Light" w:hAnsi="Arial Nova Cond Light" w:cs="Times New Roman"/>
+            <w:vAlign w:val="center"/>
+          </w:tcPr>
+          <w:p>
+            <w:pPr>
+              <w:pStyle w:val="Prrafodelista"/>
+              <w:tabs>
+                <w:tab w:val="left" w:pos="0"/>
+                <w:tab w:val="left" w:pos="142"/>
+                <w:tab w:val="left" w:pos="284"/>
+              </w:tabs>
+              <w:spacing w:line="276" w:lineRule="auto"/>
+              <w:ind w:left="0"/>
+              <w:jc w:val="center"/>
+              <w:rPr>
+                <w:rFonts w:ascii="Arial Nova Cond" w:eastAsia="Calibri" w:hAnsi="Arial Nova Cond" w:cs="Times New Roman"/>
                 <w:b/>
                 <w:bCs/>
                 <w:sz w:val="20"/>
@@ -12288,20 +12317,21 @@
         <w:tc>
           <w:tcPr>
             <w:tcW w:w="1095" w:type="dxa"/>
-            <w:tcBorders>
-              <w:top w:val="double" w:sz="4" w:space="0" w:color="47D459" w:themeColor="accent3" w:themeTint="99"/>
-              <w:left w:val="double" w:sz="4" w:space="0" w:color="47D459" w:themeColor="accent3" w:themeTint="99"/>
-              <w:bottom w:val="double" w:sz="4" w:space="0" w:color="47D459" w:themeColor="accent3" w:themeTint="99"/>
-              <w:right w:val="double" w:sz="4" w:space="0" w:color="47D459" w:themeColor="accent3" w:themeTint="99"/>
-            </w:tcBorders>
-            <w:vAlign w:val="center"/>
-            <w:hideMark/>
-          </w:tcPr>
-          <w:p>
-            <w:pPr>
-              <w:pStyle w:val="Sinespaciado"/>
-              <w:rPr>
-                <w:rFonts w:ascii="Arial Nova Cond Light" w:hAnsi="Arial Nova Cond Light" w:cs="Times New Roman"/>
+            <w:vAlign w:val="center"/>
+          </w:tcPr>
+          <w:p>
+            <w:pPr>
+              <w:pStyle w:val="Prrafodelista"/>
+              <w:tabs>
+                <w:tab w:val="left" w:pos="0"/>
+                <w:tab w:val="left" w:pos="142"/>
+                <w:tab w:val="left" w:pos="284"/>
+              </w:tabs>
+              <w:spacing w:line="276" w:lineRule="auto"/>
+              <w:ind w:left="0"/>
+              <w:jc w:val="center"/>
+              <w:rPr>
+                <w:rFonts w:ascii="Arial Nova Cond" w:eastAsia="Calibri" w:hAnsi="Arial Nova Cond" w:cs="Times New Roman"/>
                 <w:b/>
                 <w:bCs/>
                 <w:sz w:val="20"/>
@@ -12311,7 +12341,7 @@
             </w:pPr>
             <w:r>
               <w:rPr>
-                <w:rFonts w:ascii="Arial Nova Cond Light" w:hAnsi="Arial Nova Cond Light" w:cs="Times New Roman"/>
+                <w:rFonts w:ascii="Arial Nova Cond" w:eastAsia="Calibri" w:hAnsi="Arial Nova Cond" w:cs="Times New Roman"/>
                 <w:b/>
                 <w:bCs/>
                 <w:sz w:val="20"/>
@@ -12325,28 +12355,21 @@
         <w:tc>
           <w:tcPr>
             <w:tcW w:w="1726" w:type="dxa"/>
-            <w:tcBorders>
-              <w:top w:val="double" w:sz="4" w:space="0" w:color="47D459" w:themeColor="accent3" w:themeTint="99"/>
-              <w:left w:val="double" w:sz="4" w:space="0" w:color="47D459" w:themeColor="accent3" w:themeTint="99"/>
-              <w:bottom w:val="double" w:sz="4" w:space="0" w:color="47D459" w:themeColor="accent3" w:themeTint="99"/>
-              <w:right w:val="double" w:sz="4" w:space="0" w:color="47D459" w:themeColor="accent3" w:themeTint="99"/>
-            </w:tcBorders>
-            <w:vAlign w:val="center"/>
-            <w:hideMark/>
-          </w:tcPr>
-          <w:p>
-            <w:pPr>
-              <w:pStyle w:val="Sinespaciado"/>
-              <w:spacing w:line="276" w:lineRule="auto"/>
-              <w:rPr>
-                <w:rFonts w:ascii="Arial Nova Cond Light" w:hAnsi="Arial Nova Cond Light" w:cs="Times New Roman"/>
-                <w:sz w:val="20"/>
-                <w:szCs w:val="20"/>
-              </w:rPr>
-            </w:pPr>
-            <w:r>
-              <w:rPr>
-                <w:rFonts w:ascii="Arial Nova Cond Light" w:hAnsi="Arial Nova Cond Light" w:cs="Times New Roman"/>
+            <w:vAlign w:val="center"/>
+          </w:tcPr>
+          <w:p>
+            <w:pPr>
+              <w:pStyle w:val="NormalWeb"/>
+              <w:jc w:val="both"/>
+              <w:rPr>
+                <w:rFonts w:ascii="Arial Nova Cond" w:hAnsi="Arial Nova Cond"/>
+                <w:sz w:val="20"/>
+                <w:szCs w:val="20"/>
+              </w:rPr>
+            </w:pPr>
+            <w:r>
+              <w:rPr>
+                <w:rFonts w:ascii="Arial Nova Cond" w:eastAsia="Calibri" w:hAnsi="Arial Nova Cond"/>
                 <w:sz w:val="20"/>
                 <w:szCs w:val="20"/>
                 <w:lang w:val="es-ES_tradnl"/>
@@ -12358,20 +12381,21 @@
         <w:tc>
           <w:tcPr>
             <w:tcW w:w="6169" w:type="dxa"/>
-            <w:tcBorders>
-              <w:top w:val="double" w:sz="4" w:space="0" w:color="47D459" w:themeColor="accent3" w:themeTint="99"/>
-              <w:left w:val="double" w:sz="4" w:space="0" w:color="47D459" w:themeColor="accent3" w:themeTint="99"/>
-              <w:bottom w:val="double" w:sz="4" w:space="0" w:color="47D459" w:themeColor="accent3" w:themeTint="99"/>
-              <w:right w:val="double" w:sz="4" w:space="0" w:color="47D459" w:themeColor="accent3" w:themeTint="99"/>
-            </w:tcBorders>
-            <w:vAlign w:val="center"/>
-            <w:hideMark/>
-          </w:tcPr>
-          <w:p>
-            <w:pPr>
-              <w:pStyle w:val="Sinespaciado"/>
-              <w:rPr>
-                <w:rFonts w:ascii="Arial Nova Cond Light" w:hAnsi="Arial Nova Cond Light" w:cs="Times New Roman"/>
+            <w:vAlign w:val="center"/>
+          </w:tcPr>
+          <w:p>
+            <w:pPr>
+              <w:pStyle w:val="Prrafodelista"/>
+              <w:tabs>
+                <w:tab w:val="left" w:pos="0"/>
+                <w:tab w:val="left" w:pos="142"/>
+                <w:tab w:val="left" w:pos="284"/>
+              </w:tabs>
+              <w:spacing w:line="276" w:lineRule="auto"/>
+              <w:ind w:left="0"/>
+              <w:jc w:val="both"/>
+              <w:rPr>
+                <w:rFonts w:ascii="Arial Nova Cond" w:eastAsia="Calibri" w:hAnsi="Arial Nova Cond" w:cs="Times New Roman"/>
                 <w:sz w:val="20"/>
                 <w:szCs w:val="20"/>
                 <w:lang w:val="es-ES_tradnl"/>
@@ -12379,7 +12403,7 @@
             </w:pPr>
             <w:r>
               <w:rPr>
-                <w:rFonts w:ascii="Arial Nova Cond Light" w:hAnsi="Arial Nova Cond Light" w:cs="Times New Roman"/>
+                <w:rFonts w:ascii="Arial Nova Cond" w:eastAsia="Calibri" w:hAnsi="Arial Nova Cond" w:cs="Times New Roman"/>
                 <w:sz w:val="20"/>
                 <w:szCs w:val="20"/>
                 <w:lang w:val="es-ES_tradnl"/>
@@ -12391,28 +12415,27 @@
         <w:tc>
           <w:tcPr>
             <w:tcW w:w="2015" w:type="dxa"/>
-            <w:tcBorders>
-              <w:top w:val="double" w:sz="4" w:space="0" w:color="47D459" w:themeColor="accent3" w:themeTint="99"/>
-              <w:left w:val="double" w:sz="4" w:space="0" w:color="47D459" w:themeColor="accent3" w:themeTint="99"/>
-              <w:bottom w:val="double" w:sz="4" w:space="0" w:color="47D459" w:themeColor="accent3" w:themeTint="99"/>
-              <w:right w:val="double" w:sz="4" w:space="0" w:color="47D459" w:themeColor="accent3" w:themeTint="99"/>
-            </w:tcBorders>
-            <w:vAlign w:val="center"/>
-            <w:hideMark/>
-          </w:tcPr>
-          <w:p>
-            <w:pPr>
-              <w:pStyle w:val="Sinespaciado"/>
-              <w:spacing w:line="276" w:lineRule="auto"/>
-              <w:rPr>
-                <w:rFonts w:ascii="Arial Nova Cond Light" w:hAnsi="Arial Nova Cond Light" w:cs="Times New Roman"/>
-                <w:sz w:val="20"/>
-                <w:szCs w:val="20"/>
-              </w:rPr>
-            </w:pPr>
-            <w:r>
-              <w:rPr>
-                <w:rFonts w:ascii="Arial Nova Cond Light" w:hAnsi="Arial Nova Cond Light" w:cs="Times New Roman"/>
+            <w:vAlign w:val="center"/>
+          </w:tcPr>
+          <w:p>
+            <w:pPr>
+              <w:autoSpaceDE w:val="0"/>
+              <w:autoSpaceDN w:val="0"/>
+              <w:adjustRightInd w:val="0"/>
+              <w:jc w:val="center"/>
+              <w:rPr>
+                <w:rFonts w:ascii="Arial Nova Cond" w:hAnsi="Arial Nova Cond" w:cs="Arial"/>
+                <w:color w:val="000000" w:themeColor="text1"/>
+                <w:kern w:val="0"/>
+                <w:sz w:val="20"/>
+                <w:szCs w:val="20"/>
+              </w:rPr>
+            </w:pPr>
+            <w:r>
+              <w:rPr>
+                <w:rFonts w:ascii="Arial Nova Cond" w:hAnsi="Arial Nova Cond" w:cs="Arial"/>
+                <w:color w:val="000000"/>
+                <w:kern w:val="0"/>
                 <w:sz w:val="20"/>
                 <w:szCs w:val="20"/>
               </w:rPr>
@@ -12423,28 +12446,27 @@
         <w:tc>
           <w:tcPr>
             <w:tcW w:w="1634" w:type="dxa"/>
-            <w:tcBorders>
-              <w:top w:val="double" w:sz="4" w:space="0" w:color="47D459" w:themeColor="accent3" w:themeTint="99"/>
-              <w:left w:val="double" w:sz="4" w:space="0" w:color="47D459" w:themeColor="accent3" w:themeTint="99"/>
-              <w:bottom w:val="double" w:sz="4" w:space="0" w:color="47D459" w:themeColor="accent3" w:themeTint="99"/>
-              <w:right w:val="double" w:sz="4" w:space="0" w:color="47D459" w:themeColor="accent3" w:themeTint="99"/>
-            </w:tcBorders>
-            <w:vAlign w:val="center"/>
-            <w:hideMark/>
-          </w:tcPr>
-          <w:p>
-            <w:pPr>
-              <w:pStyle w:val="Sinespaciado"/>
-              <w:spacing w:line="276" w:lineRule="auto"/>
-              <w:rPr>
-                <w:rFonts w:ascii="Arial Nova Cond Light" w:hAnsi="Arial Nova Cond Light" w:cs="Times New Roman"/>
-                <w:sz w:val="20"/>
-                <w:szCs w:val="20"/>
-              </w:rPr>
-            </w:pPr>
-            <w:r>
-              <w:rPr>
-                <w:rFonts w:ascii="Arial Nova Cond Light" w:hAnsi="Arial Nova Cond Light" w:cs="Times New Roman"/>
+            <w:vAlign w:val="center"/>
+          </w:tcPr>
+          <w:p>
+            <w:pPr>
+              <w:autoSpaceDE w:val="0"/>
+              <w:autoSpaceDN w:val="0"/>
+              <w:adjustRightInd w:val="0"/>
+              <w:jc w:val="both"/>
+              <w:rPr>
+                <w:rFonts w:ascii="Arial Nova Cond" w:hAnsi="Arial Nova Cond" w:cs="Arial"/>
+                <w:color w:val="000000"/>
+                <w:kern w:val="0"/>
+                <w:sz w:val="20"/>
+                <w:szCs w:val="20"/>
+              </w:rPr>
+            </w:pPr>
+            <w:r>
+              <w:rPr>
+                <w:rFonts w:ascii="Arial Nova Cond" w:hAnsi="Arial Nova Cond" w:cs="Arial"/>
+                <w:color w:val="000000"/>
+                <w:kern w:val="0"/>
                 <w:sz w:val="20"/>
                 <w:szCs w:val="20"/>
               </w:rPr>
@@ -12455,28 +12477,27 @@
         <w:tc>
           <w:tcPr>
             <w:tcW w:w="1337" w:type="dxa"/>
-            <w:tcBorders>
-              <w:top w:val="double" w:sz="4" w:space="0" w:color="47D459" w:themeColor="accent3" w:themeTint="99"/>
-              <w:left w:val="double" w:sz="4" w:space="0" w:color="47D459" w:themeColor="accent3" w:themeTint="99"/>
-              <w:bottom w:val="double" w:sz="4" w:space="0" w:color="47D459" w:themeColor="accent3" w:themeTint="99"/>
-              <w:right w:val="double" w:sz="4" w:space="0" w:color="47D459" w:themeColor="accent3" w:themeTint="99"/>
-            </w:tcBorders>
-            <w:vAlign w:val="center"/>
-            <w:hideMark/>
-          </w:tcPr>
-          <w:p>
-            <w:pPr>
-              <w:pStyle w:val="Sinespaciado"/>
-              <w:spacing w:line="276" w:lineRule="auto"/>
-              <w:rPr>
-                <w:rFonts w:ascii="Arial Nova Cond Light" w:hAnsi="Arial Nova Cond Light" w:cs="Times New Roman"/>
-                <w:sz w:val="20"/>
-                <w:szCs w:val="20"/>
-              </w:rPr>
-            </w:pPr>
-            <w:r>
-              <w:rPr>
-                <w:rFonts w:ascii="Arial Nova Cond Light" w:hAnsi="Arial Nova Cond Light" w:cs="Times New Roman"/>
+            <w:vAlign w:val="center"/>
+          </w:tcPr>
+          <w:p>
+            <w:pPr>
+              <w:autoSpaceDE w:val="0"/>
+              <w:autoSpaceDN w:val="0"/>
+              <w:adjustRightInd w:val="0"/>
+              <w:jc w:val="center"/>
+              <w:rPr>
+                <w:rFonts w:ascii="Arial Nova Cond" w:hAnsi="Arial Nova Cond" w:cs="Arial"/>
+                <w:color w:val="000000"/>
+                <w:kern w:val="0"/>
+                <w:sz w:val="20"/>
+                <w:szCs w:val="20"/>
+              </w:rPr>
+            </w:pPr>
+            <w:r>
+              <w:rPr>
+                <w:rFonts w:ascii="Arial Nova Cond" w:hAnsi="Arial Nova Cond" w:cs="Arial"/>
+                <w:color w:val="000000"/>
+                <w:kern w:val="0"/>
                 <w:sz w:val="20"/>
                 <w:szCs w:val="20"/>
               </w:rPr>
@@ -12494,21 +12515,21 @@
           <w:tcPr>
             <w:tcW w:w="875" w:type="dxa"/>
             <w:vMerge/>
-            <w:tcBorders>
-              <w:top w:val="double" w:sz="4" w:space="0" w:color="47D459" w:themeColor="accent3" w:themeTint="99"/>
-              <w:left w:val="double" w:sz="4" w:space="0" w:color="47D459" w:themeColor="accent3" w:themeTint="99"/>
-              <w:bottom w:val="double" w:sz="4" w:space="0" w:color="47D459" w:themeColor="accent3" w:themeTint="99"/>
-              <w:right w:val="double" w:sz="4" w:space="0" w:color="47D459" w:themeColor="accent3" w:themeTint="99"/>
-            </w:tcBorders>
-            <w:vAlign w:val="center"/>
-            <w:hideMark/>
-          </w:tcPr>
-          <w:p>
-            <w:pPr>
-              <w:pStyle w:val="Sinespaciado"/>
-              <w:spacing w:line="276" w:lineRule="auto"/>
-              <w:rPr>
-                <w:rFonts w:ascii="Arial Nova Cond Light" w:hAnsi="Arial Nova Cond Light" w:cs="Times New Roman"/>
+            <w:vAlign w:val="center"/>
+          </w:tcPr>
+          <w:p>
+            <w:pPr>
+              <w:pStyle w:val="Prrafodelista"/>
+              <w:tabs>
+                <w:tab w:val="left" w:pos="0"/>
+                <w:tab w:val="left" w:pos="142"/>
+                <w:tab w:val="left" w:pos="284"/>
+              </w:tabs>
+              <w:spacing w:line="276" w:lineRule="auto"/>
+              <w:ind w:left="0"/>
+              <w:jc w:val="center"/>
+              <w:rPr>
+                <w:rFonts w:ascii="Arial Nova Cond" w:eastAsia="Calibri" w:hAnsi="Arial Nova Cond" w:cs="Times New Roman"/>
                 <w:b/>
                 <w:bCs/>
                 <w:sz w:val="20"/>
@@ -12521,20 +12542,21 @@
         <w:tc>
           <w:tcPr>
             <w:tcW w:w="1095" w:type="dxa"/>
-            <w:tcBorders>
-              <w:top w:val="double" w:sz="4" w:space="0" w:color="47D459" w:themeColor="accent3" w:themeTint="99"/>
-              <w:left w:val="double" w:sz="4" w:space="0" w:color="47D459" w:themeColor="accent3" w:themeTint="99"/>
-              <w:bottom w:val="double" w:sz="4" w:space="0" w:color="47D459" w:themeColor="accent3" w:themeTint="99"/>
-              <w:right w:val="double" w:sz="4" w:space="0" w:color="47D459" w:themeColor="accent3" w:themeTint="99"/>
-            </w:tcBorders>
-            <w:vAlign w:val="center"/>
-            <w:hideMark/>
-          </w:tcPr>
-          <w:p>
-            <w:pPr>
-              <w:pStyle w:val="Sinespaciado"/>
-              <w:rPr>
-                <w:rFonts w:ascii="Arial Nova Cond Light" w:hAnsi="Arial Nova Cond Light" w:cs="Times New Roman"/>
+            <w:vAlign w:val="center"/>
+          </w:tcPr>
+          <w:p>
+            <w:pPr>
+              <w:pStyle w:val="Prrafodelista"/>
+              <w:tabs>
+                <w:tab w:val="left" w:pos="0"/>
+                <w:tab w:val="left" w:pos="142"/>
+                <w:tab w:val="left" w:pos="284"/>
+              </w:tabs>
+              <w:spacing w:line="276" w:lineRule="auto"/>
+              <w:ind w:left="0"/>
+              <w:jc w:val="center"/>
+              <w:rPr>
+                <w:rFonts w:ascii="Arial Nova Cond" w:eastAsia="Calibri" w:hAnsi="Arial Nova Cond" w:cs="Times New Roman"/>
                 <w:b/>
                 <w:bCs/>
                 <w:sz w:val="20"/>
@@ -12544,7 +12566,7 @@
             </w:pPr>
             <w:r>
               <w:rPr>
-                <w:rFonts w:ascii="Arial Nova Cond Light" w:hAnsi="Arial Nova Cond Light" w:cs="Times New Roman"/>
+                <w:rFonts w:ascii="Arial Nova Cond" w:eastAsia="Calibri" w:hAnsi="Arial Nova Cond" w:cs="Times New Roman"/>
                 <w:b/>
                 <w:bCs/>
                 <w:sz w:val="20"/>
@@ -12558,28 +12580,21 @@
         <w:tc>
           <w:tcPr>
             <w:tcW w:w="1726" w:type="dxa"/>
-            <w:tcBorders>
-              <w:top w:val="double" w:sz="4" w:space="0" w:color="47D459" w:themeColor="accent3" w:themeTint="99"/>
-              <w:left w:val="double" w:sz="4" w:space="0" w:color="47D459" w:themeColor="accent3" w:themeTint="99"/>
-              <w:bottom w:val="double" w:sz="4" w:space="0" w:color="47D459" w:themeColor="accent3" w:themeTint="99"/>
-              <w:right w:val="double" w:sz="4" w:space="0" w:color="47D459" w:themeColor="accent3" w:themeTint="99"/>
-            </w:tcBorders>
-            <w:vAlign w:val="center"/>
-            <w:hideMark/>
-          </w:tcPr>
-          <w:p>
-            <w:pPr>
-              <w:pStyle w:val="Sinespaciado"/>
-              <w:spacing w:line="276" w:lineRule="auto"/>
-              <w:rPr>
-                <w:rFonts w:ascii="Arial Nova Cond Light" w:hAnsi="Arial Nova Cond Light" w:cs="Times New Roman"/>
-                <w:sz w:val="20"/>
-                <w:szCs w:val="20"/>
-              </w:rPr>
-            </w:pPr>
-            <w:r>
-              <w:rPr>
-                <w:rFonts w:ascii="Arial Nova Cond Light" w:hAnsi="Arial Nova Cond Light" w:cs="Times New Roman"/>
+            <w:vAlign w:val="center"/>
+          </w:tcPr>
+          <w:p>
+            <w:pPr>
+              <w:pStyle w:val="NormalWeb"/>
+              <w:jc w:val="both"/>
+              <w:rPr>
+                <w:rFonts w:ascii="Arial Nova Cond" w:eastAsia="Calibri" w:hAnsi="Arial Nova Cond"/>
+                <w:sz w:val="20"/>
+                <w:szCs w:val="20"/>
+              </w:rPr>
+            </w:pPr>
+            <w:r>
+              <w:rPr>
+                <w:rFonts w:ascii="Arial Nova Cond" w:eastAsia="Calibri" w:hAnsi="Arial Nova Cond"/>
                 <w:sz w:val="20"/>
                 <w:szCs w:val="20"/>
                 <w:lang w:val="es-ES_tradnl"/>
@@ -12591,20 +12606,21 @@
         <w:tc>
           <w:tcPr>
             <w:tcW w:w="6169" w:type="dxa"/>
-            <w:tcBorders>
-              <w:top w:val="double" w:sz="4" w:space="0" w:color="47D459" w:themeColor="accent3" w:themeTint="99"/>
-              <w:left w:val="double" w:sz="4" w:space="0" w:color="47D459" w:themeColor="accent3" w:themeTint="99"/>
-              <w:bottom w:val="double" w:sz="4" w:space="0" w:color="47D459" w:themeColor="accent3" w:themeTint="99"/>
-              <w:right w:val="double" w:sz="4" w:space="0" w:color="47D459" w:themeColor="accent3" w:themeTint="99"/>
-            </w:tcBorders>
-            <w:vAlign w:val="center"/>
-            <w:hideMark/>
-          </w:tcPr>
-          <w:p>
-            <w:pPr>
-              <w:pStyle w:val="Sinespaciado"/>
-              <w:rPr>
-                <w:rFonts w:ascii="Arial Nova Cond Light" w:hAnsi="Arial Nova Cond Light" w:cs="Times New Roman"/>
+            <w:vAlign w:val="center"/>
+          </w:tcPr>
+          <w:p>
+            <w:pPr>
+              <w:pStyle w:val="Prrafodelista"/>
+              <w:tabs>
+                <w:tab w:val="left" w:pos="0"/>
+                <w:tab w:val="left" w:pos="142"/>
+                <w:tab w:val="left" w:pos="284"/>
+              </w:tabs>
+              <w:spacing w:line="276" w:lineRule="auto"/>
+              <w:ind w:left="0"/>
+              <w:jc w:val="both"/>
+              <w:rPr>
+                <w:rFonts w:ascii="Arial Nova Cond" w:eastAsia="Calibri" w:hAnsi="Arial Nova Cond" w:cs="Times New Roman"/>
                 <w:sz w:val="20"/>
                 <w:szCs w:val="20"/>
                 <w:lang w:val="es-ES_tradnl"/>
@@ -12612,7 +12628,7 @@
             </w:pPr>
             <w:r>
               <w:rPr>
-                <w:rFonts w:ascii="Arial Nova Cond Light" w:hAnsi="Arial Nova Cond Light" w:cs="Times New Roman"/>
+                <w:rFonts w:ascii="Arial Nova Cond" w:eastAsia="Calibri" w:hAnsi="Arial Nova Cond" w:cs="Times New Roman"/>
                 <w:sz w:val="20"/>
                 <w:szCs w:val="20"/>
                 <w:lang w:val="es-ES_tradnl"/>
@@ -12624,28 +12640,27 @@
         <w:tc>
           <w:tcPr>
             <w:tcW w:w="2015" w:type="dxa"/>
-            <w:tcBorders>
-              <w:top w:val="double" w:sz="4" w:space="0" w:color="47D459" w:themeColor="accent3" w:themeTint="99"/>
-              <w:left w:val="double" w:sz="4" w:space="0" w:color="47D459" w:themeColor="accent3" w:themeTint="99"/>
-              <w:bottom w:val="double" w:sz="4" w:space="0" w:color="47D459" w:themeColor="accent3" w:themeTint="99"/>
-              <w:right w:val="double" w:sz="4" w:space="0" w:color="47D459" w:themeColor="accent3" w:themeTint="99"/>
-            </w:tcBorders>
-            <w:vAlign w:val="center"/>
-            <w:hideMark/>
-          </w:tcPr>
-          <w:p>
-            <w:pPr>
-              <w:pStyle w:val="Sinespaciado"/>
-              <w:spacing w:line="276" w:lineRule="auto"/>
-              <w:rPr>
-                <w:rFonts w:ascii="Arial Nova Cond Light" w:hAnsi="Arial Nova Cond Light" w:cs="Times New Roman"/>
-                <w:sz w:val="20"/>
-                <w:szCs w:val="20"/>
-              </w:rPr>
-            </w:pPr>
-            <w:r>
-              <w:rPr>
-                <w:rFonts w:ascii="Arial Nova Cond Light" w:hAnsi="Arial Nova Cond Light" w:cs="Times New Roman"/>
+            <w:vAlign w:val="center"/>
+          </w:tcPr>
+          <w:p>
+            <w:pPr>
+              <w:autoSpaceDE w:val="0"/>
+              <w:autoSpaceDN w:val="0"/>
+              <w:adjustRightInd w:val="0"/>
+              <w:jc w:val="center"/>
+              <w:rPr>
+                <w:rFonts w:ascii="Arial Nova Cond" w:hAnsi="Arial Nova Cond" w:cs="Arial"/>
+                <w:color w:val="000000"/>
+                <w:kern w:val="0"/>
+                <w:sz w:val="20"/>
+                <w:szCs w:val="20"/>
+              </w:rPr>
+            </w:pPr>
+            <w:r>
+              <w:rPr>
+                <w:rFonts w:ascii="Arial Nova Cond" w:hAnsi="Arial Nova Cond" w:cs="Arial"/>
+                <w:color w:val="000000"/>
+                <w:kern w:val="0"/>
                 <w:sz w:val="20"/>
                 <w:szCs w:val="20"/>
               </w:rPr>
@@ -12656,28 +12671,27 @@
         <w:tc>
           <w:tcPr>
             <w:tcW w:w="1634" w:type="dxa"/>
-            <w:tcBorders>
-              <w:top w:val="double" w:sz="4" w:space="0" w:color="47D459" w:themeColor="accent3" w:themeTint="99"/>
-              <w:left w:val="double" w:sz="4" w:space="0" w:color="47D459" w:themeColor="accent3" w:themeTint="99"/>
-              <w:bottom w:val="double" w:sz="4" w:space="0" w:color="47D459" w:themeColor="accent3" w:themeTint="99"/>
-              <w:right w:val="double" w:sz="4" w:space="0" w:color="47D459" w:themeColor="accent3" w:themeTint="99"/>
-            </w:tcBorders>
-            <w:vAlign w:val="center"/>
-            <w:hideMark/>
-          </w:tcPr>
-          <w:p>
-            <w:pPr>
-              <w:pStyle w:val="Sinespaciado"/>
-              <w:spacing w:line="276" w:lineRule="auto"/>
-              <w:rPr>
-                <w:rFonts w:ascii="Arial Nova Cond Light" w:hAnsi="Arial Nova Cond Light" w:cs="Times New Roman"/>
-                <w:sz w:val="20"/>
-                <w:szCs w:val="20"/>
-              </w:rPr>
-            </w:pPr>
-            <w:r>
-              <w:rPr>
-                <w:rFonts w:ascii="Arial Nova Cond Light" w:hAnsi="Arial Nova Cond Light" w:cs="Times New Roman"/>
+            <w:vAlign w:val="center"/>
+          </w:tcPr>
+          <w:p>
+            <w:pPr>
+              <w:autoSpaceDE w:val="0"/>
+              <w:autoSpaceDN w:val="0"/>
+              <w:adjustRightInd w:val="0"/>
+              <w:jc w:val="both"/>
+              <w:rPr>
+                <w:rFonts w:ascii="Arial Nova Cond" w:hAnsi="Arial Nova Cond" w:cs="Arial"/>
+                <w:color w:val="000000"/>
+                <w:kern w:val="0"/>
+                <w:sz w:val="20"/>
+                <w:szCs w:val="20"/>
+              </w:rPr>
+            </w:pPr>
+            <w:r>
+              <w:rPr>
+                <w:rFonts w:ascii="Arial Nova Cond" w:hAnsi="Arial Nova Cond" w:cs="Arial"/>
+                <w:color w:val="000000"/>
+                <w:kern w:val="0"/>
                 <w:sz w:val="20"/>
                 <w:szCs w:val="20"/>
               </w:rPr>
@@ -12688,28 +12702,27 @@
         <w:tc>
           <w:tcPr>
             <w:tcW w:w="1337" w:type="dxa"/>
-            <w:tcBorders>
-              <w:top w:val="double" w:sz="4" w:space="0" w:color="47D459" w:themeColor="accent3" w:themeTint="99"/>
-              <w:left w:val="double" w:sz="4" w:space="0" w:color="47D459" w:themeColor="accent3" w:themeTint="99"/>
-              <w:bottom w:val="double" w:sz="4" w:space="0" w:color="47D459" w:themeColor="accent3" w:themeTint="99"/>
-              <w:right w:val="double" w:sz="4" w:space="0" w:color="47D459" w:themeColor="accent3" w:themeTint="99"/>
-            </w:tcBorders>
-            <w:vAlign w:val="center"/>
-            <w:hideMark/>
-          </w:tcPr>
-          <w:p>
-            <w:pPr>
-              <w:pStyle w:val="Sinespaciado"/>
-              <w:spacing w:line="276" w:lineRule="auto"/>
-              <w:rPr>
-                <w:rFonts w:ascii="Arial Nova Cond Light" w:hAnsi="Arial Nova Cond Light" w:cs="Times New Roman"/>
-                <w:sz w:val="20"/>
-                <w:szCs w:val="20"/>
-              </w:rPr>
-            </w:pPr>
-            <w:r>
-              <w:rPr>
-                <w:rFonts w:ascii="Arial Nova Cond Light" w:hAnsi="Arial Nova Cond Light" w:cs="Times New Roman"/>
+            <w:vAlign w:val="center"/>
+          </w:tcPr>
+          <w:p>
+            <w:pPr>
+              <w:autoSpaceDE w:val="0"/>
+              <w:autoSpaceDN w:val="0"/>
+              <w:adjustRightInd w:val="0"/>
+              <w:jc w:val="center"/>
+              <w:rPr>
+                <w:rFonts w:ascii="Arial Nova Cond" w:hAnsi="Arial Nova Cond" w:cs="Arial"/>
+                <w:color w:val="000000"/>
+                <w:kern w:val="0"/>
+                <w:sz w:val="20"/>
+                <w:szCs w:val="20"/>
+              </w:rPr>
+            </w:pPr>
+            <w:r>
+              <w:rPr>
+                <w:rFonts w:ascii="Arial Nova Cond" w:hAnsi="Arial Nova Cond" w:cs="Arial"/>
+                <w:color w:val="000000"/>
+                <w:kern w:val="0"/>
                 <w:sz w:val="20"/>
                 <w:szCs w:val="20"/>
               </w:rPr>
@@ -12727,139 +12740,136 @@
           <w:tcPr>
             <w:tcW w:w="875" w:type="dxa"/>
             <w:vMerge w:val="restart"/>
-            <w:tcBorders>
-              <w:top w:val="double" w:sz="4" w:space="0" w:color="47D459" w:themeColor="accent3" w:themeTint="99"/>
-              <w:left w:val="double" w:sz="4" w:space="0" w:color="47D459" w:themeColor="accent3" w:themeTint="99"/>
-              <w:bottom w:val="double" w:sz="4" w:space="0" w:color="47D459" w:themeColor="accent3" w:themeTint="99"/>
-              <w:right w:val="double" w:sz="4" w:space="0" w:color="47D459" w:themeColor="accent3" w:themeTint="99"/>
-            </w:tcBorders>
-            <w:vAlign w:val="center"/>
-            <w:hideMark/>
+            <w:vAlign w:val="center"/>
+          </w:tcPr>
+          <w:p>
+            <w:pPr>
+              <w:pStyle w:val="Prrafodelista"/>
+              <w:tabs>
+                <w:tab w:val="left" w:pos="0"/>
+                <w:tab w:val="left" w:pos="142"/>
+                <w:tab w:val="left" w:pos="284"/>
+              </w:tabs>
+              <w:spacing w:line="276" w:lineRule="auto"/>
+              <w:ind w:left="0"/>
+              <w:jc w:val="center"/>
+              <w:rPr>
+                <w:rFonts w:ascii="Arial Nova Cond" w:eastAsia="Calibri" w:hAnsi="Arial Nova Cond" w:cs="Times New Roman"/>
+                <w:b/>
+                <w:bCs/>
+                <w:sz w:val="20"/>
+                <w:szCs w:val="20"/>
+                <w:lang w:val="es-ES_tradnl"/>
+              </w:rPr>
+            </w:pPr>
+            <w:r>
+              <w:rPr>
+                <w:rFonts w:ascii="Arial Nova Cond" w:eastAsia="Calibri" w:hAnsi="Arial Nova Cond" w:cs="Times New Roman"/>
+                <w:b/>
+                <w:bCs/>
+                <w:sz w:val="20"/>
+                <w:szCs w:val="20"/>
+                <w:lang w:val="es-ES_tradnl"/>
+              </w:rPr>
+              <w:t>II</w:t>
+            </w:r>
+          </w:p>
+        </w:tc>
+        <w:tc>
+          <w:tcPr>
+            <w:tcW w:w="1095" w:type="dxa"/>
+            <w:vAlign w:val="center"/>
+          </w:tcPr>
+          <w:p>
+            <w:pPr>
+              <w:pStyle w:val="Prrafodelista"/>
+              <w:tabs>
+                <w:tab w:val="left" w:pos="0"/>
+                <w:tab w:val="left" w:pos="142"/>
+                <w:tab w:val="left" w:pos="284"/>
+              </w:tabs>
+              <w:spacing w:line="276" w:lineRule="auto"/>
+              <w:ind w:left="0"/>
+              <w:jc w:val="center"/>
+              <w:rPr>
+                <w:rFonts w:ascii="Arial Nova Cond" w:eastAsia="Calibri" w:hAnsi="Arial Nova Cond" w:cs="Times New Roman"/>
+                <w:b/>
+                <w:bCs/>
+                <w:sz w:val="20"/>
+                <w:szCs w:val="20"/>
+                <w:lang w:val="es-ES_tradnl"/>
+              </w:rPr>
+            </w:pPr>
+            <w:r>
+              <w:rPr>
+                <w:rFonts w:ascii="Arial Nova Cond" w:eastAsia="Calibri" w:hAnsi="Arial Nova Cond" w:cs="Times New Roman"/>
+                <w:b/>
+                <w:bCs/>
+                <w:sz w:val="20"/>
+                <w:szCs w:val="20"/>
+                <w:lang w:val="es-ES_tradnl"/>
+              </w:rPr>
+              <w:t>U 3</w:t>
+            </w:r>
+          </w:p>
+        </w:tc>
+        <w:tc>
+          <w:tcPr>
+            <w:tcW w:w="1726" w:type="dxa"/>
+            <w:vAlign w:val="center"/>
           </w:tcPr>
           <w:p>
             <w:pPr>
               <w:pStyle w:val="Sinespaciado"/>
-              <w:rPr>
-                <w:rFonts w:ascii="Arial Nova Cond Light" w:hAnsi="Arial Nova Cond Light" w:cs="Times New Roman"/>
-                <w:b/>
-                <w:bCs/>
+              <w:jc w:val="both"/>
+              <w:rPr>
+                <w:rFonts w:ascii="Arial Nova Cond" w:eastAsia="Times New Roman" w:hAnsi="Arial Nova Cond" w:cs="Times New Roman"/>
+                <w:sz w:val="20"/>
+                <w:szCs w:val="20"/>
+              </w:rPr>
+            </w:pPr>
+            <w:r>
+              <w:rPr>
+                <w:rFonts w:ascii="Arial Nova Cond" w:eastAsia="Calibri" w:hAnsi="Arial Nova Cond" w:cs="Times New Roman"/>
                 <w:sz w:val="20"/>
                 <w:szCs w:val="20"/>
                 <w:lang w:val="es-ES_tradnl"/>
               </w:rPr>
-            </w:pPr>
-            <w:r>
-              <w:rPr>
-                <w:rFonts w:ascii="Arial Nova Cond Light" w:hAnsi="Arial Nova Cond Light" w:cs="Times New Roman"/>
-                <w:b/>
-                <w:bCs/>
+              <w:t>{{problemapotencialidad3}}</w:t>
+            </w:r>
+          </w:p>
+        </w:tc>
+        <w:tc>
+          <w:tcPr>
+            <w:tcW w:w="6169" w:type="dxa"/>
+            <w:vAlign w:val="center"/>
+          </w:tcPr>
+          <w:p>
+            <w:pPr>
+              <w:pStyle w:val="Prrafodelista"/>
+              <w:tabs>
+                <w:tab w:val="left" w:pos="0"/>
+                <w:tab w:val="left" w:pos="142"/>
+                <w:tab w:val="left" w:pos="284"/>
+              </w:tabs>
+              <w:spacing w:line="276" w:lineRule="auto"/>
+              <w:ind w:left="0"/>
+              <w:jc w:val="both"/>
+              <w:rPr>
+                <w:rFonts w:ascii="Arial Nova Cond" w:eastAsia="Calibri" w:hAnsi="Arial Nova Cond" w:cs="Times New Roman"/>
+                <w:color w:val="000000" w:themeColor="text1"/>
                 <w:sz w:val="20"/>
                 <w:szCs w:val="20"/>
                 <w:lang w:val="es-ES_tradnl"/>
               </w:rPr>
-              <w:t>II</w:t>
-            </w:r>
-          </w:p>
-        </w:tc>
-        <w:tc>
-          <w:tcPr>
-            <w:tcW w:w="1095" w:type="dxa"/>
-            <w:tcBorders>
-              <w:top w:val="double" w:sz="4" w:space="0" w:color="47D459" w:themeColor="accent3" w:themeTint="99"/>
-              <w:left w:val="double" w:sz="4" w:space="0" w:color="47D459" w:themeColor="accent3" w:themeTint="99"/>
-              <w:bottom w:val="double" w:sz="4" w:space="0" w:color="47D459" w:themeColor="accent3" w:themeTint="99"/>
-              <w:right w:val="double" w:sz="4" w:space="0" w:color="47D459" w:themeColor="accent3" w:themeTint="99"/>
-            </w:tcBorders>
-            <w:vAlign w:val="center"/>
-            <w:hideMark/>
-          </w:tcPr>
-          <w:p>
-            <w:pPr>
-              <w:pStyle w:val="Sinespaciado"/>
-              <w:rPr>
-                <w:rFonts w:ascii="Arial Nova Cond Light" w:hAnsi="Arial Nova Cond Light" w:cs="Times New Roman"/>
-                <w:b/>
-                <w:bCs/>
+            </w:pPr>
+            <w:r>
+              <w:rPr>
+                <w:rFonts w:ascii="Arial Nova Cond" w:eastAsia="Calibri" w:hAnsi="Arial Nova Cond" w:cs="Times New Roman"/>
                 <w:sz w:val="20"/>
                 <w:szCs w:val="20"/>
                 <w:lang w:val="es-ES_tradnl"/>
               </w:rPr>
-            </w:pPr>
-            <w:r>
-              <w:rPr>
-                <w:rFonts w:ascii="Arial Nova Cond Light" w:hAnsi="Arial Nova Cond Light" w:cs="Times New Roman"/>
-                <w:b/>
-                <w:bCs/>
-                <w:sz w:val="20"/>
-                <w:szCs w:val="20"/>
-                <w:lang w:val="es-ES_tradnl"/>
-              </w:rPr>
-              <w:t>U 3</w:t>
-            </w:r>
-          </w:p>
-        </w:tc>
-        <w:tc>
-          <w:tcPr>
-            <w:tcW w:w="1726" w:type="dxa"/>
-            <w:tcBorders>
-              <w:top w:val="double" w:sz="4" w:space="0" w:color="47D459" w:themeColor="accent3" w:themeTint="99"/>
-              <w:left w:val="double" w:sz="4" w:space="0" w:color="47D459" w:themeColor="accent3" w:themeTint="99"/>
-              <w:bottom w:val="double" w:sz="4" w:space="0" w:color="47D459" w:themeColor="accent3" w:themeTint="99"/>
-              <w:right w:val="double" w:sz="4" w:space="0" w:color="47D459" w:themeColor="accent3" w:themeTint="99"/>
-            </w:tcBorders>
-            <w:vAlign w:val="center"/>
-            <w:hideMark/>
-          </w:tcPr>
-          <w:p>
-            <w:pPr>
-              <w:pStyle w:val="Sinespaciado"/>
-              <w:spacing w:line="276" w:lineRule="auto"/>
-              <w:rPr>
-                <w:rFonts w:ascii="Arial Nova Cond Light" w:hAnsi="Arial Nova Cond Light" w:cs="Times New Roman"/>
-                <w:sz w:val="20"/>
-                <w:szCs w:val="20"/>
-              </w:rPr>
-            </w:pPr>
-            <w:r>
-              <w:rPr>
-                <w:rFonts w:ascii="Arial Nova Cond Light" w:hAnsi="Arial Nova Cond Light" w:cs="Times New Roman"/>
-                <w:sz w:val="20"/>
-                <w:szCs w:val="20"/>
-                <w:lang w:val="es-ES_tradnl"/>
-              </w:rPr>
-              <w:t>{{problemapotencialidad3}}</w:t>
-            </w:r>
-          </w:p>
-        </w:tc>
-        <w:tc>
-          <w:tcPr>
-            <w:tcW w:w="6169" w:type="dxa"/>
-            <w:tcBorders>
-              <w:top w:val="double" w:sz="4" w:space="0" w:color="47D459" w:themeColor="accent3" w:themeTint="99"/>
-              <w:left w:val="double" w:sz="4" w:space="0" w:color="47D459" w:themeColor="accent3" w:themeTint="99"/>
-              <w:bottom w:val="double" w:sz="4" w:space="0" w:color="47D459" w:themeColor="accent3" w:themeTint="99"/>
-              <w:right w:val="double" w:sz="4" w:space="0" w:color="47D459" w:themeColor="accent3" w:themeTint="99"/>
-            </w:tcBorders>
-            <w:vAlign w:val="center"/>
-            <w:hideMark/>
-          </w:tcPr>
-          <w:p>
-            <w:pPr>
-              <w:pStyle w:val="Sinespaciado"/>
-              <w:rPr>
-                <w:rFonts w:ascii="Arial Nova Cond Light" w:hAnsi="Arial Nova Cond Light" w:cs="Times New Roman"/>
-                <w:sz w:val="20"/>
-                <w:szCs w:val="20"/>
-                <w:lang w:val="es-ES_tradnl"/>
-              </w:rPr>
-            </w:pPr>
-            <w:r>
-              <w:rPr>
-                <w:rFonts w:ascii="Arial Nova Cond Light" w:hAnsi="Arial Nova Cond Light" w:cs="Times New Roman"/>
-                <w:sz w:val="20"/>
-                <w:szCs w:val="20"/>
-                <w:lang w:val="es-ES_tradnl"/>
-              </w:rPr>
               <w:t>{{situacionsignificativa3}}</w:t>
             </w:r>
           </w:p>
@@ -12867,28 +12877,27 @@
         <w:tc>
           <w:tcPr>
             <w:tcW w:w="2015" w:type="dxa"/>
-            <w:tcBorders>
-              <w:top w:val="double" w:sz="4" w:space="0" w:color="47D459" w:themeColor="accent3" w:themeTint="99"/>
-              <w:left w:val="double" w:sz="4" w:space="0" w:color="47D459" w:themeColor="accent3" w:themeTint="99"/>
-              <w:bottom w:val="double" w:sz="4" w:space="0" w:color="47D459" w:themeColor="accent3" w:themeTint="99"/>
-              <w:right w:val="double" w:sz="4" w:space="0" w:color="47D459" w:themeColor="accent3" w:themeTint="99"/>
-            </w:tcBorders>
-            <w:vAlign w:val="center"/>
-            <w:hideMark/>
-          </w:tcPr>
-          <w:p>
-            <w:pPr>
-              <w:pStyle w:val="Sinespaciado"/>
-              <w:spacing w:line="276" w:lineRule="auto"/>
-              <w:rPr>
-                <w:rFonts w:ascii="Arial Nova Cond Light" w:hAnsi="Arial Nova Cond Light" w:cs="Times New Roman"/>
-                <w:sz w:val="20"/>
-                <w:szCs w:val="20"/>
-              </w:rPr>
-            </w:pPr>
-            <w:r>
-              <w:rPr>
-                <w:rFonts w:ascii="Arial Nova Cond Light" w:hAnsi="Arial Nova Cond Light" w:cs="Times New Roman"/>
+            <w:vAlign w:val="center"/>
+          </w:tcPr>
+          <w:p>
+            <w:pPr>
+              <w:autoSpaceDE w:val="0"/>
+              <w:autoSpaceDN w:val="0"/>
+              <w:adjustRightInd w:val="0"/>
+              <w:jc w:val="center"/>
+              <w:rPr>
+                <w:rFonts w:ascii="Arial Nova Cond" w:hAnsi="Arial Nova Cond" w:cs="Arial"/>
+                <w:color w:val="215E99" w:themeColor="text2" w:themeTint="BF"/>
+                <w:kern w:val="0"/>
+                <w:sz w:val="20"/>
+                <w:szCs w:val="20"/>
+              </w:rPr>
+            </w:pPr>
+            <w:r>
+              <w:rPr>
+                <w:rFonts w:ascii="Arial Nova Cond" w:hAnsi="Arial Nova Cond" w:cs="Arial"/>
+                <w:color w:val="000000"/>
+                <w:kern w:val="0"/>
                 <w:sz w:val="20"/>
                 <w:szCs w:val="20"/>
               </w:rPr>
@@ -12899,28 +12908,27 @@
         <w:tc>
           <w:tcPr>
             <w:tcW w:w="1634" w:type="dxa"/>
-            <w:tcBorders>
-              <w:top w:val="double" w:sz="4" w:space="0" w:color="47D459" w:themeColor="accent3" w:themeTint="99"/>
-              <w:left w:val="double" w:sz="4" w:space="0" w:color="47D459" w:themeColor="accent3" w:themeTint="99"/>
-              <w:bottom w:val="double" w:sz="4" w:space="0" w:color="47D459" w:themeColor="accent3" w:themeTint="99"/>
-              <w:right w:val="double" w:sz="4" w:space="0" w:color="47D459" w:themeColor="accent3" w:themeTint="99"/>
-            </w:tcBorders>
-            <w:vAlign w:val="center"/>
-            <w:hideMark/>
-          </w:tcPr>
-          <w:p>
-            <w:pPr>
-              <w:pStyle w:val="Sinespaciado"/>
-              <w:spacing w:line="276" w:lineRule="auto"/>
-              <w:rPr>
-                <w:rFonts w:ascii="Arial Nova Cond Light" w:hAnsi="Arial Nova Cond Light" w:cs="Times New Roman"/>
-                <w:sz w:val="20"/>
-                <w:szCs w:val="20"/>
-              </w:rPr>
-            </w:pPr>
-            <w:r>
-              <w:rPr>
-                <w:rFonts w:ascii="Arial Nova Cond Light" w:hAnsi="Arial Nova Cond Light" w:cs="Times New Roman"/>
+            <w:vAlign w:val="center"/>
+          </w:tcPr>
+          <w:p>
+            <w:pPr>
+              <w:autoSpaceDE w:val="0"/>
+              <w:autoSpaceDN w:val="0"/>
+              <w:adjustRightInd w:val="0"/>
+              <w:jc w:val="both"/>
+              <w:rPr>
+                <w:rFonts w:ascii="Arial Nova Cond" w:hAnsi="Arial Nova Cond" w:cs="Arial"/>
+                <w:color w:val="000000"/>
+                <w:kern w:val="0"/>
+                <w:sz w:val="20"/>
+                <w:szCs w:val="20"/>
+              </w:rPr>
+            </w:pPr>
+            <w:r>
+              <w:rPr>
+                <w:rFonts w:ascii="Arial Nova Cond" w:hAnsi="Arial Nova Cond" w:cs="Arial"/>
+                <w:color w:val="000000"/>
+                <w:kern w:val="0"/>
                 <w:sz w:val="20"/>
                 <w:szCs w:val="20"/>
               </w:rPr>
@@ -12931,28 +12939,27 @@
         <w:tc>
           <w:tcPr>
             <w:tcW w:w="1337" w:type="dxa"/>
-            <w:tcBorders>
-              <w:top w:val="double" w:sz="4" w:space="0" w:color="47D459" w:themeColor="accent3" w:themeTint="99"/>
-              <w:left w:val="double" w:sz="4" w:space="0" w:color="47D459" w:themeColor="accent3" w:themeTint="99"/>
-              <w:bottom w:val="double" w:sz="4" w:space="0" w:color="47D459" w:themeColor="accent3" w:themeTint="99"/>
-              <w:right w:val="double" w:sz="4" w:space="0" w:color="47D459" w:themeColor="accent3" w:themeTint="99"/>
-            </w:tcBorders>
-            <w:vAlign w:val="center"/>
-            <w:hideMark/>
-          </w:tcPr>
-          <w:p>
-            <w:pPr>
-              <w:pStyle w:val="Sinespaciado"/>
-              <w:spacing w:line="276" w:lineRule="auto"/>
-              <w:rPr>
-                <w:rFonts w:ascii="Arial Nova Cond Light" w:hAnsi="Arial Nova Cond Light" w:cs="Times New Roman"/>
-                <w:sz w:val="20"/>
-                <w:szCs w:val="20"/>
-              </w:rPr>
-            </w:pPr>
-            <w:r>
-              <w:rPr>
-                <w:rFonts w:ascii="Arial Nova Cond Light" w:hAnsi="Arial Nova Cond Light" w:cs="Times New Roman"/>
+            <w:vAlign w:val="center"/>
+          </w:tcPr>
+          <w:p>
+            <w:pPr>
+              <w:autoSpaceDE w:val="0"/>
+              <w:autoSpaceDN w:val="0"/>
+              <w:adjustRightInd w:val="0"/>
+              <w:jc w:val="center"/>
+              <w:rPr>
+                <w:rFonts w:ascii="Arial Nova Cond" w:hAnsi="Arial Nova Cond" w:cs="Arial"/>
+                <w:color w:val="000000"/>
+                <w:kern w:val="0"/>
+                <w:sz w:val="20"/>
+                <w:szCs w:val="20"/>
+              </w:rPr>
+            </w:pPr>
+            <w:r>
+              <w:rPr>
+                <w:rFonts w:ascii="Arial Nova Cond" w:hAnsi="Arial Nova Cond" w:cs="Arial"/>
+                <w:color w:val="000000"/>
+                <w:kern w:val="0"/>
                 <w:sz w:val="20"/>
                 <w:szCs w:val="20"/>
               </w:rPr>
@@ -12970,49 +12977,113 @@
           <w:tcPr>
             <w:tcW w:w="875" w:type="dxa"/>
             <w:vMerge/>
-            <w:tcBorders>
-              <w:top w:val="double" w:sz="4" w:space="0" w:color="47D459" w:themeColor="accent3" w:themeTint="99"/>
-              <w:left w:val="double" w:sz="4" w:space="0" w:color="47D459" w:themeColor="accent3" w:themeTint="99"/>
-              <w:bottom w:val="double" w:sz="4" w:space="0" w:color="47D459" w:themeColor="accent3" w:themeTint="99"/>
-              <w:right w:val="double" w:sz="4" w:space="0" w:color="47D459" w:themeColor="accent3" w:themeTint="99"/>
-            </w:tcBorders>
-            <w:vAlign w:val="center"/>
-            <w:hideMark/>
+            <w:vAlign w:val="center"/>
+          </w:tcPr>
+          <w:p>
+            <w:pPr>
+              <w:pStyle w:val="Prrafodelista"/>
+              <w:tabs>
+                <w:tab w:val="left" w:pos="0"/>
+                <w:tab w:val="left" w:pos="142"/>
+                <w:tab w:val="left" w:pos="284"/>
+              </w:tabs>
+              <w:spacing w:line="276" w:lineRule="auto"/>
+              <w:ind w:left="0"/>
+              <w:jc w:val="center"/>
+              <w:rPr>
+                <w:rFonts w:ascii="Arial Nova Cond" w:eastAsia="Calibri" w:hAnsi="Arial Nova Cond" w:cs="Times New Roman"/>
+                <w:b/>
+                <w:bCs/>
+                <w:sz w:val="20"/>
+                <w:szCs w:val="20"/>
+                <w:lang w:val="es-ES_tradnl"/>
+              </w:rPr>
+            </w:pPr>
+          </w:p>
+        </w:tc>
+        <w:tc>
+          <w:tcPr>
+            <w:tcW w:w="1095" w:type="dxa"/>
+            <w:vAlign w:val="center"/>
+          </w:tcPr>
+          <w:p>
+            <w:pPr>
+              <w:pStyle w:val="Prrafodelista"/>
+              <w:tabs>
+                <w:tab w:val="left" w:pos="0"/>
+                <w:tab w:val="left" w:pos="142"/>
+                <w:tab w:val="left" w:pos="284"/>
+              </w:tabs>
+              <w:spacing w:line="276" w:lineRule="auto"/>
+              <w:ind w:left="0"/>
+              <w:jc w:val="center"/>
+              <w:rPr>
+                <w:rFonts w:ascii="Arial Nova Cond" w:eastAsia="Calibri" w:hAnsi="Arial Nova Cond" w:cs="Times New Roman"/>
+                <w:b/>
+                <w:bCs/>
+                <w:sz w:val="20"/>
+                <w:szCs w:val="20"/>
+                <w:lang w:val="es-ES_tradnl"/>
+              </w:rPr>
+            </w:pPr>
+            <w:r>
+              <w:rPr>
+                <w:rFonts w:ascii="Arial Nova Cond" w:eastAsia="Calibri" w:hAnsi="Arial Nova Cond" w:cs="Times New Roman"/>
+                <w:b/>
+                <w:bCs/>
+                <w:sz w:val="20"/>
+                <w:szCs w:val="20"/>
+                <w:lang w:val="es-ES_tradnl"/>
+              </w:rPr>
+              <w:t>U 4</w:t>
+            </w:r>
+          </w:p>
+        </w:tc>
+        <w:tc>
+          <w:tcPr>
+            <w:tcW w:w="1726" w:type="dxa"/>
+            <w:vAlign w:val="center"/>
           </w:tcPr>
           <w:p>
             <w:pPr>
               <w:pStyle w:val="Sinespaciado"/>
-              <w:spacing w:line="276" w:lineRule="auto"/>
-              <w:rPr>
-                <w:rFonts w:ascii="Arial Nova Cond Light" w:hAnsi="Arial Nova Cond Light" w:cs="Times New Roman"/>
-                <w:b/>
-                <w:bCs/>
+              <w:jc w:val="both"/>
+              <w:rPr>
+                <w:rFonts w:ascii="Arial Nova Cond" w:hAnsi="Arial Nova Cond"/>
+                <w:sz w:val="20"/>
+                <w:szCs w:val="20"/>
+              </w:rPr>
+            </w:pPr>
+            <w:r>
+              <w:rPr>
+                <w:rFonts w:ascii="Arial Nova Cond" w:eastAsia="Calibri" w:hAnsi="Arial Nova Cond" w:cs="Times New Roman"/>
                 <w:sz w:val="20"/>
                 <w:szCs w:val="20"/>
                 <w:lang w:val="es-ES_tradnl"/>
               </w:rPr>
-            </w:pPr>
-          </w:p>
-        </w:tc>
-        <w:tc>
-          <w:tcPr>
-            <w:tcW w:w="1095" w:type="dxa"/>
-            <w:tcBorders>
-              <w:top w:val="double" w:sz="4" w:space="0" w:color="47D459" w:themeColor="accent3" w:themeTint="99"/>
-              <w:left w:val="double" w:sz="4" w:space="0" w:color="47D459" w:themeColor="accent3" w:themeTint="99"/>
-              <w:bottom w:val="double" w:sz="4" w:space="0" w:color="47D459" w:themeColor="accent3" w:themeTint="99"/>
-              <w:right w:val="double" w:sz="4" w:space="0" w:color="47D459" w:themeColor="accent3" w:themeTint="99"/>
-            </w:tcBorders>
-            <w:vAlign w:val="center"/>
-            <w:hideMark/>
-          </w:tcPr>
-          <w:p>
-            <w:pPr>
-              <w:pStyle w:val="Sinespaciado"/>
-              <w:rPr>
-                <w:rFonts w:ascii="Arial Nova Cond Light" w:hAnsi="Arial Nova Cond Light" w:cs="Times New Roman"/>
-                <w:b/>
-                <w:bCs/>
+              <w:t>{{problemapotencialidad4}}</w:t>
+            </w:r>
+          </w:p>
+        </w:tc>
+        <w:tc>
+          <w:tcPr>
+            <w:tcW w:w="6169" w:type="dxa"/>
+            <w:vAlign w:val="center"/>
+          </w:tcPr>
+          <w:p>
+            <w:pPr>
+              <w:pStyle w:val="Prrafodelista"/>
+              <w:tabs>
+                <w:tab w:val="left" w:pos="0"/>
+                <w:tab w:val="left" w:pos="142"/>
+                <w:tab w:val="left" w:pos="284"/>
+              </w:tabs>
+              <w:spacing w:line="276" w:lineRule="auto"/>
+              <w:ind w:left="0"/>
+              <w:jc w:val="both"/>
+              <w:rPr>
+                <w:rFonts w:ascii="Arial Nova Cond" w:eastAsia="Calibri" w:hAnsi="Arial Nova Cond" w:cs="Times New Roman"/>
+                <w:color w:val="000000" w:themeColor="text1"/>
                 <w:sz w:val="20"/>
                 <w:szCs w:val="20"/>
                 <w:lang w:val="es-ES_tradnl"/>
@@ -13020,79 +13091,11 @@
             </w:pPr>
             <w:r>
               <w:rPr>
-                <w:rFonts w:ascii="Arial Nova Cond Light" w:hAnsi="Arial Nova Cond Light" w:cs="Times New Roman"/>
-                <w:b/>
-                <w:bCs/>
+                <w:rFonts w:ascii="Arial Nova Cond" w:eastAsia="Calibri" w:hAnsi="Arial Nova Cond" w:cs="Times New Roman"/>
                 <w:sz w:val="20"/>
                 <w:szCs w:val="20"/>
                 <w:lang w:val="es-ES_tradnl"/>
               </w:rPr>
-              <w:t>U 4</w:t>
-            </w:r>
-          </w:p>
-        </w:tc>
-        <w:tc>
-          <w:tcPr>
-            <w:tcW w:w="1726" w:type="dxa"/>
-            <w:tcBorders>
-              <w:top w:val="double" w:sz="4" w:space="0" w:color="47D459" w:themeColor="accent3" w:themeTint="99"/>
-              <w:left w:val="double" w:sz="4" w:space="0" w:color="47D459" w:themeColor="accent3" w:themeTint="99"/>
-              <w:bottom w:val="double" w:sz="4" w:space="0" w:color="47D459" w:themeColor="accent3" w:themeTint="99"/>
-              <w:right w:val="double" w:sz="4" w:space="0" w:color="47D459" w:themeColor="accent3" w:themeTint="99"/>
-            </w:tcBorders>
-            <w:vAlign w:val="center"/>
-            <w:hideMark/>
-          </w:tcPr>
-          <w:p>
-            <w:pPr>
-              <w:pStyle w:val="Sinespaciado"/>
-              <w:spacing w:line="276" w:lineRule="auto"/>
-              <w:rPr>
-                <w:rFonts w:ascii="Arial Nova Cond Light" w:hAnsi="Arial Nova Cond Light" w:cs="Times New Roman"/>
-                <w:sz w:val="20"/>
-                <w:szCs w:val="20"/>
-              </w:rPr>
-            </w:pPr>
-            <w:r>
-              <w:rPr>
-                <w:rFonts w:ascii="Arial Nova Cond Light" w:hAnsi="Arial Nova Cond Light" w:cs="Times New Roman"/>
-                <w:sz w:val="20"/>
-                <w:szCs w:val="20"/>
-                <w:lang w:val="es-ES_tradnl"/>
-              </w:rPr>
-              <w:t>{{problemapotencialidad4}}</w:t>
-            </w:r>
-          </w:p>
-        </w:tc>
-        <w:tc>
-          <w:tcPr>
-            <w:tcW w:w="6169" w:type="dxa"/>
-            <w:tcBorders>
-              <w:top w:val="double" w:sz="4" w:space="0" w:color="47D459" w:themeColor="accent3" w:themeTint="99"/>
-              <w:left w:val="double" w:sz="4" w:space="0" w:color="47D459" w:themeColor="accent3" w:themeTint="99"/>
-              <w:bottom w:val="double" w:sz="4" w:space="0" w:color="47D459" w:themeColor="accent3" w:themeTint="99"/>
-              <w:right w:val="double" w:sz="4" w:space="0" w:color="47D459" w:themeColor="accent3" w:themeTint="99"/>
-            </w:tcBorders>
-            <w:vAlign w:val="center"/>
-            <w:hideMark/>
-          </w:tcPr>
-          <w:p>
-            <w:pPr>
-              <w:pStyle w:val="Sinespaciado"/>
-              <w:rPr>
-                <w:rFonts w:ascii="Arial Nova Cond Light" w:hAnsi="Arial Nova Cond Light" w:cs="Times New Roman"/>
-                <w:sz w:val="20"/>
-                <w:szCs w:val="20"/>
-                <w:lang w:val="es-ES_tradnl"/>
-              </w:rPr>
-            </w:pPr>
-            <w:r>
-              <w:rPr>
-                <w:rFonts w:ascii="Arial Nova Cond Light" w:hAnsi="Arial Nova Cond Light" w:cs="Times New Roman"/>
-                <w:sz w:val="20"/>
-                <w:szCs w:val="20"/>
-                <w:lang w:val="es-ES_tradnl"/>
-              </w:rPr>
               <w:t>{{situacionsignificativa4}}</w:t>
             </w:r>
           </w:p>
@@ -13100,28 +13103,27 @@
         <w:tc>
           <w:tcPr>
             <w:tcW w:w="2015" w:type="dxa"/>
-            <w:tcBorders>
-              <w:top w:val="double" w:sz="4" w:space="0" w:color="47D459" w:themeColor="accent3" w:themeTint="99"/>
-              <w:left w:val="double" w:sz="4" w:space="0" w:color="47D459" w:themeColor="accent3" w:themeTint="99"/>
-              <w:bottom w:val="double" w:sz="4" w:space="0" w:color="47D459" w:themeColor="accent3" w:themeTint="99"/>
-              <w:right w:val="double" w:sz="4" w:space="0" w:color="47D459" w:themeColor="accent3" w:themeTint="99"/>
-            </w:tcBorders>
-            <w:vAlign w:val="center"/>
-            <w:hideMark/>
-          </w:tcPr>
-          <w:p>
-            <w:pPr>
-              <w:pStyle w:val="Sinespaciado"/>
-              <w:spacing w:line="276" w:lineRule="auto"/>
-              <w:rPr>
-                <w:rFonts w:ascii="Arial Nova Cond Light" w:hAnsi="Arial Nova Cond Light" w:cs="Times New Roman"/>
-                <w:sz w:val="20"/>
-                <w:szCs w:val="20"/>
-              </w:rPr>
-            </w:pPr>
-            <w:r>
-              <w:rPr>
-                <w:rFonts w:ascii="Arial Nova Cond Light" w:hAnsi="Arial Nova Cond Light" w:cs="Times New Roman"/>
+            <w:vAlign w:val="center"/>
+          </w:tcPr>
+          <w:p>
+            <w:pPr>
+              <w:autoSpaceDE w:val="0"/>
+              <w:autoSpaceDN w:val="0"/>
+              <w:adjustRightInd w:val="0"/>
+              <w:jc w:val="center"/>
+              <w:rPr>
+                <w:rFonts w:ascii="Arial Nova Cond" w:hAnsi="Arial Nova Cond" w:cs="Arial"/>
+                <w:color w:val="000000" w:themeColor="text1"/>
+                <w:kern w:val="0"/>
+                <w:sz w:val="20"/>
+                <w:szCs w:val="20"/>
+              </w:rPr>
+            </w:pPr>
+            <w:r>
+              <w:rPr>
+                <w:rFonts w:ascii="Arial Nova Cond" w:hAnsi="Arial Nova Cond" w:cs="Arial"/>
+                <w:color w:val="000000"/>
+                <w:kern w:val="0"/>
                 <w:sz w:val="20"/>
                 <w:szCs w:val="20"/>
               </w:rPr>
@@ -13132,28 +13134,27 @@
         <w:tc>
           <w:tcPr>
             <w:tcW w:w="1634" w:type="dxa"/>
-            <w:tcBorders>
-              <w:top w:val="double" w:sz="4" w:space="0" w:color="47D459" w:themeColor="accent3" w:themeTint="99"/>
-              <w:left w:val="double" w:sz="4" w:space="0" w:color="47D459" w:themeColor="accent3" w:themeTint="99"/>
-              <w:bottom w:val="double" w:sz="4" w:space="0" w:color="47D459" w:themeColor="accent3" w:themeTint="99"/>
-              <w:right w:val="double" w:sz="4" w:space="0" w:color="47D459" w:themeColor="accent3" w:themeTint="99"/>
-            </w:tcBorders>
-            <w:vAlign w:val="center"/>
-            <w:hideMark/>
-          </w:tcPr>
-          <w:p>
-            <w:pPr>
-              <w:pStyle w:val="Sinespaciado"/>
-              <w:spacing w:line="276" w:lineRule="auto"/>
-              <w:rPr>
-                <w:rFonts w:ascii="Arial Nova Cond Light" w:hAnsi="Arial Nova Cond Light" w:cs="Times New Roman"/>
-                <w:sz w:val="20"/>
-                <w:szCs w:val="20"/>
-              </w:rPr>
-            </w:pPr>
-            <w:r>
-              <w:rPr>
-                <w:rFonts w:ascii="Arial Nova Cond Light" w:hAnsi="Arial Nova Cond Light" w:cs="Times New Roman"/>
+            <w:vAlign w:val="center"/>
+          </w:tcPr>
+          <w:p>
+            <w:pPr>
+              <w:autoSpaceDE w:val="0"/>
+              <w:autoSpaceDN w:val="0"/>
+              <w:adjustRightInd w:val="0"/>
+              <w:jc w:val="both"/>
+              <w:rPr>
+                <w:rFonts w:ascii="Arial Nova Cond" w:hAnsi="Arial Nova Cond" w:cs="Arial"/>
+                <w:color w:val="000000"/>
+                <w:kern w:val="0"/>
+                <w:sz w:val="20"/>
+                <w:szCs w:val="20"/>
+              </w:rPr>
+            </w:pPr>
+            <w:r>
+              <w:rPr>
+                <w:rFonts w:ascii="Arial Nova Cond" w:hAnsi="Arial Nova Cond" w:cs="Arial"/>
+                <w:color w:val="000000"/>
+                <w:kern w:val="0"/>
                 <w:sz w:val="20"/>
                 <w:szCs w:val="20"/>
               </w:rPr>
@@ -13164,28 +13165,27 @@
         <w:tc>
           <w:tcPr>
             <w:tcW w:w="1337" w:type="dxa"/>
-            <w:tcBorders>
-              <w:top w:val="double" w:sz="4" w:space="0" w:color="47D459" w:themeColor="accent3" w:themeTint="99"/>
-              <w:left w:val="double" w:sz="4" w:space="0" w:color="47D459" w:themeColor="accent3" w:themeTint="99"/>
-              <w:bottom w:val="double" w:sz="4" w:space="0" w:color="47D459" w:themeColor="accent3" w:themeTint="99"/>
-              <w:right w:val="double" w:sz="4" w:space="0" w:color="47D459" w:themeColor="accent3" w:themeTint="99"/>
-            </w:tcBorders>
-            <w:vAlign w:val="center"/>
-            <w:hideMark/>
-          </w:tcPr>
-          <w:p>
-            <w:pPr>
-              <w:pStyle w:val="Sinespaciado"/>
-              <w:spacing w:line="276" w:lineRule="auto"/>
-              <w:rPr>
-                <w:rFonts w:ascii="Arial Nova Cond Light" w:hAnsi="Arial Nova Cond Light" w:cs="Times New Roman"/>
-                <w:sz w:val="20"/>
-                <w:szCs w:val="20"/>
-              </w:rPr>
-            </w:pPr>
-            <w:r>
-              <w:rPr>
-                <w:rFonts w:ascii="Arial Nova Cond Light" w:hAnsi="Arial Nova Cond Light" w:cs="Times New Roman"/>
+            <w:vAlign w:val="center"/>
+          </w:tcPr>
+          <w:p>
+            <w:pPr>
+              <w:autoSpaceDE w:val="0"/>
+              <w:autoSpaceDN w:val="0"/>
+              <w:adjustRightInd w:val="0"/>
+              <w:jc w:val="center"/>
+              <w:rPr>
+                <w:rFonts w:ascii="Arial Nova Cond" w:hAnsi="Arial Nova Cond" w:cs="Arial"/>
+                <w:color w:val="000000"/>
+                <w:kern w:val="0"/>
+                <w:sz w:val="20"/>
+                <w:szCs w:val="20"/>
+              </w:rPr>
+            </w:pPr>
+            <w:r>
+              <w:rPr>
+                <w:rFonts w:ascii="Arial Nova Cond" w:hAnsi="Arial Nova Cond" w:cs="Arial"/>
+                <w:color w:val="000000"/>
+                <w:kern w:val="0"/>
                 <w:sz w:val="20"/>
                 <w:szCs w:val="20"/>
               </w:rPr>
@@ -13203,139 +13203,137 @@
           <w:tcPr>
             <w:tcW w:w="875" w:type="dxa"/>
             <w:vMerge w:val="restart"/>
-            <w:tcBorders>
-              <w:top w:val="double" w:sz="4" w:space="0" w:color="47D459" w:themeColor="accent3" w:themeTint="99"/>
-              <w:left w:val="double" w:sz="4" w:space="0" w:color="47D459" w:themeColor="accent3" w:themeTint="99"/>
-              <w:bottom w:val="double" w:sz="4" w:space="0" w:color="47D459" w:themeColor="accent3" w:themeTint="99"/>
-              <w:right w:val="double" w:sz="4" w:space="0" w:color="47D459" w:themeColor="accent3" w:themeTint="99"/>
-            </w:tcBorders>
-            <w:vAlign w:val="center"/>
-            <w:hideMark/>
+            <w:vAlign w:val="center"/>
+          </w:tcPr>
+          <w:p>
+            <w:pPr>
+              <w:pStyle w:val="Prrafodelista"/>
+              <w:tabs>
+                <w:tab w:val="left" w:pos="0"/>
+                <w:tab w:val="left" w:pos="142"/>
+                <w:tab w:val="left" w:pos="284"/>
+              </w:tabs>
+              <w:spacing w:line="276" w:lineRule="auto"/>
+              <w:ind w:left="0"/>
+              <w:jc w:val="center"/>
+              <w:rPr>
+                <w:rFonts w:ascii="Arial Nova Cond" w:eastAsia="Calibri" w:hAnsi="Arial Nova Cond" w:cs="Times New Roman"/>
+                <w:b/>
+                <w:bCs/>
+                <w:sz w:val="20"/>
+                <w:szCs w:val="20"/>
+                <w:lang w:val="es-ES_tradnl"/>
+              </w:rPr>
+            </w:pPr>
+            <w:r>
+              <w:rPr>
+                <w:rFonts w:ascii="Arial Nova Cond" w:eastAsia="Calibri" w:hAnsi="Arial Nova Cond" w:cs="Times New Roman"/>
+                <w:b/>
+                <w:bCs/>
+                <w:sz w:val="20"/>
+                <w:szCs w:val="20"/>
+                <w:lang w:val="es-ES_tradnl"/>
+              </w:rPr>
+              <w:t>III</w:t>
+            </w:r>
+          </w:p>
+        </w:tc>
+        <w:tc>
+          <w:tcPr>
+            <w:tcW w:w="1095" w:type="dxa"/>
+            <w:vAlign w:val="center"/>
+          </w:tcPr>
+          <w:p>
+            <w:pPr>
+              <w:pStyle w:val="Prrafodelista"/>
+              <w:tabs>
+                <w:tab w:val="left" w:pos="0"/>
+                <w:tab w:val="left" w:pos="142"/>
+                <w:tab w:val="left" w:pos="284"/>
+              </w:tabs>
+              <w:spacing w:line="276" w:lineRule="auto"/>
+              <w:ind w:left="0"/>
+              <w:jc w:val="center"/>
+              <w:rPr>
+                <w:rFonts w:ascii="Arial Nova Cond" w:eastAsia="Calibri" w:hAnsi="Arial Nova Cond" w:cs="Times New Roman"/>
+                <w:b/>
+                <w:bCs/>
+                <w:sz w:val="20"/>
+                <w:szCs w:val="20"/>
+                <w:lang w:val="es-ES_tradnl"/>
+              </w:rPr>
+            </w:pPr>
+            <w:r>
+              <w:rPr>
+                <w:rFonts w:ascii="Arial Nova Cond" w:eastAsia="Calibri" w:hAnsi="Arial Nova Cond" w:cs="Times New Roman"/>
+                <w:b/>
+                <w:bCs/>
+                <w:sz w:val="20"/>
+                <w:szCs w:val="20"/>
+                <w:lang w:val="es-ES_tradnl"/>
+              </w:rPr>
+              <w:t>U 5</w:t>
+            </w:r>
+          </w:p>
+        </w:tc>
+        <w:tc>
+          <w:tcPr>
+            <w:tcW w:w="1726" w:type="dxa"/>
+            <w:vAlign w:val="center"/>
           </w:tcPr>
           <w:p>
             <w:pPr>
               <w:pStyle w:val="Sinespaciado"/>
-              <w:rPr>
-                <w:rFonts w:ascii="Arial Nova Cond Light" w:hAnsi="Arial Nova Cond Light" w:cs="Times New Roman"/>
-                <w:b/>
-                <w:bCs/>
+              <w:jc w:val="both"/>
+              <w:rPr>
+                <w:rFonts w:ascii="Arial Nova Cond" w:hAnsi="Arial Nova Cond"/>
+                <w:color w:val="000000" w:themeColor="text1"/>
+                <w:sz w:val="20"/>
+                <w:szCs w:val="20"/>
+              </w:rPr>
+            </w:pPr>
+            <w:r>
+              <w:rPr>
+                <w:rFonts w:ascii="Arial Nova Cond" w:eastAsia="Calibri" w:hAnsi="Arial Nova Cond" w:cs="Times New Roman"/>
                 <w:sz w:val="20"/>
                 <w:szCs w:val="20"/>
                 <w:lang w:val="es-ES_tradnl"/>
               </w:rPr>
-            </w:pPr>
-            <w:r>
-              <w:rPr>
-                <w:rFonts w:ascii="Arial Nova Cond Light" w:hAnsi="Arial Nova Cond Light" w:cs="Times New Roman"/>
-                <w:b/>
-                <w:bCs/>
+              <w:t>{{problemapotencialidad5}}</w:t>
+            </w:r>
+          </w:p>
+        </w:tc>
+        <w:tc>
+          <w:tcPr>
+            <w:tcW w:w="6169" w:type="dxa"/>
+            <w:vAlign w:val="center"/>
+          </w:tcPr>
+          <w:p>
+            <w:pPr>
+              <w:pStyle w:val="Prrafodelista"/>
+              <w:tabs>
+                <w:tab w:val="left" w:pos="0"/>
+                <w:tab w:val="left" w:pos="142"/>
+                <w:tab w:val="left" w:pos="284"/>
+              </w:tabs>
+              <w:spacing w:line="276" w:lineRule="auto"/>
+              <w:ind w:left="0"/>
+              <w:jc w:val="both"/>
+              <w:rPr>
+                <w:rFonts w:ascii="Arial Nova Cond" w:eastAsia="Calibri" w:hAnsi="Arial Nova Cond" w:cs="Times New Roman"/>
+                <w:color w:val="000000" w:themeColor="text1"/>
                 <w:sz w:val="20"/>
                 <w:szCs w:val="20"/>
                 <w:lang w:val="es-ES_tradnl"/>
               </w:rPr>
-              <w:t>III</w:t>
-            </w:r>
-          </w:p>
-        </w:tc>
-        <w:tc>
-          <w:tcPr>
-            <w:tcW w:w="1095" w:type="dxa"/>
-            <w:tcBorders>
-              <w:top w:val="double" w:sz="4" w:space="0" w:color="47D459" w:themeColor="accent3" w:themeTint="99"/>
-              <w:left w:val="double" w:sz="4" w:space="0" w:color="47D459" w:themeColor="accent3" w:themeTint="99"/>
-              <w:bottom w:val="double" w:sz="4" w:space="0" w:color="47D459" w:themeColor="accent3" w:themeTint="99"/>
-              <w:right w:val="double" w:sz="4" w:space="0" w:color="47D459" w:themeColor="accent3" w:themeTint="99"/>
-            </w:tcBorders>
-            <w:vAlign w:val="center"/>
-            <w:hideMark/>
-          </w:tcPr>
-          <w:p>
-            <w:pPr>
-              <w:pStyle w:val="Sinespaciado"/>
-              <w:rPr>
-                <w:rFonts w:ascii="Arial Nova Cond Light" w:hAnsi="Arial Nova Cond Light" w:cs="Times New Roman"/>
-                <w:b/>
-                <w:bCs/>
+            </w:pPr>
+            <w:r>
+              <w:rPr>
+                <w:rFonts w:ascii="Arial Nova Cond" w:eastAsia="Calibri" w:hAnsi="Arial Nova Cond" w:cs="Times New Roman"/>
                 <w:sz w:val="20"/>
                 <w:szCs w:val="20"/>
                 <w:lang w:val="es-ES_tradnl"/>
               </w:rPr>
-            </w:pPr>
-            <w:r>
-              <w:rPr>
-                <w:rFonts w:ascii="Arial Nova Cond Light" w:hAnsi="Arial Nova Cond Light" w:cs="Times New Roman"/>
-                <w:b/>
-                <w:bCs/>
-                <w:sz w:val="20"/>
-                <w:szCs w:val="20"/>
-                <w:lang w:val="es-ES_tradnl"/>
-              </w:rPr>
-              <w:t>U 5</w:t>
-            </w:r>
-          </w:p>
-        </w:tc>
-        <w:tc>
-          <w:tcPr>
-            <w:tcW w:w="1726" w:type="dxa"/>
-            <w:tcBorders>
-              <w:top w:val="double" w:sz="4" w:space="0" w:color="47D459" w:themeColor="accent3" w:themeTint="99"/>
-              <w:left w:val="double" w:sz="4" w:space="0" w:color="47D459" w:themeColor="accent3" w:themeTint="99"/>
-              <w:bottom w:val="double" w:sz="4" w:space="0" w:color="47D459" w:themeColor="accent3" w:themeTint="99"/>
-              <w:right w:val="double" w:sz="4" w:space="0" w:color="47D459" w:themeColor="accent3" w:themeTint="99"/>
-            </w:tcBorders>
-            <w:vAlign w:val="center"/>
-            <w:hideMark/>
-          </w:tcPr>
-          <w:p>
-            <w:pPr>
-              <w:pStyle w:val="Sinespaciado"/>
-              <w:spacing w:line="276" w:lineRule="auto"/>
-              <w:rPr>
-                <w:rFonts w:ascii="Arial Nova Cond Light" w:hAnsi="Arial Nova Cond Light" w:cs="Times New Roman"/>
-                <w:sz w:val="20"/>
-                <w:szCs w:val="20"/>
-              </w:rPr>
-            </w:pPr>
-            <w:r>
-              <w:rPr>
-                <w:rFonts w:ascii="Arial Nova Cond Light" w:hAnsi="Arial Nova Cond Light" w:cs="Times New Roman"/>
-                <w:sz w:val="20"/>
-                <w:szCs w:val="20"/>
-                <w:lang w:val="es-ES_tradnl"/>
-              </w:rPr>
-              <w:t>{{problemapotencialidad5}}</w:t>
-            </w:r>
-          </w:p>
-        </w:tc>
-        <w:tc>
-          <w:tcPr>
-            <w:tcW w:w="6169" w:type="dxa"/>
-            <w:tcBorders>
-              <w:top w:val="double" w:sz="4" w:space="0" w:color="47D459" w:themeColor="accent3" w:themeTint="99"/>
-              <w:left w:val="double" w:sz="4" w:space="0" w:color="47D459" w:themeColor="accent3" w:themeTint="99"/>
-              <w:bottom w:val="double" w:sz="4" w:space="0" w:color="47D459" w:themeColor="accent3" w:themeTint="99"/>
-              <w:right w:val="double" w:sz="4" w:space="0" w:color="47D459" w:themeColor="accent3" w:themeTint="99"/>
-            </w:tcBorders>
-            <w:vAlign w:val="center"/>
-            <w:hideMark/>
-          </w:tcPr>
-          <w:p>
-            <w:pPr>
-              <w:pStyle w:val="Sinespaciado"/>
-              <w:rPr>
-                <w:rFonts w:ascii="Arial Nova Cond Light" w:hAnsi="Arial Nova Cond Light" w:cs="Times New Roman"/>
-                <w:sz w:val="20"/>
-                <w:szCs w:val="20"/>
-                <w:lang w:val="es-ES_tradnl"/>
-              </w:rPr>
-            </w:pPr>
-            <w:r>
-              <w:rPr>
-                <w:rFonts w:ascii="Arial Nova Cond Light" w:hAnsi="Arial Nova Cond Light" w:cs="Times New Roman"/>
-                <w:sz w:val="20"/>
-                <w:szCs w:val="20"/>
-                <w:lang w:val="es-ES_tradnl"/>
-              </w:rPr>
               <w:t>{{situacionsignificativa5}}</w:t>
             </w:r>
           </w:p>
@@ -13343,28 +13341,27 @@
         <w:tc>
           <w:tcPr>
             <w:tcW w:w="2015" w:type="dxa"/>
-            <w:tcBorders>
-              <w:top w:val="double" w:sz="4" w:space="0" w:color="47D459" w:themeColor="accent3" w:themeTint="99"/>
-              <w:left w:val="double" w:sz="4" w:space="0" w:color="47D459" w:themeColor="accent3" w:themeTint="99"/>
-              <w:bottom w:val="double" w:sz="4" w:space="0" w:color="47D459" w:themeColor="accent3" w:themeTint="99"/>
-              <w:right w:val="double" w:sz="4" w:space="0" w:color="47D459" w:themeColor="accent3" w:themeTint="99"/>
-            </w:tcBorders>
-            <w:vAlign w:val="center"/>
-            <w:hideMark/>
-          </w:tcPr>
-          <w:p>
-            <w:pPr>
-              <w:pStyle w:val="Sinespaciado"/>
-              <w:spacing w:line="276" w:lineRule="auto"/>
-              <w:rPr>
-                <w:rFonts w:ascii="Arial Nova Cond Light" w:hAnsi="Arial Nova Cond Light" w:cs="Times New Roman"/>
-                <w:sz w:val="20"/>
-                <w:szCs w:val="20"/>
-              </w:rPr>
-            </w:pPr>
-            <w:r>
-              <w:rPr>
-                <w:rFonts w:ascii="Arial Nova Cond Light" w:hAnsi="Arial Nova Cond Light" w:cs="Times New Roman"/>
+            <w:vAlign w:val="center"/>
+          </w:tcPr>
+          <w:p>
+            <w:pPr>
+              <w:autoSpaceDE w:val="0"/>
+              <w:autoSpaceDN w:val="0"/>
+              <w:adjustRightInd w:val="0"/>
+              <w:jc w:val="center"/>
+              <w:rPr>
+                <w:rFonts w:ascii="Arial Nova Cond" w:hAnsi="Arial Nova Cond" w:cs="Arial"/>
+                <w:color w:val="000000" w:themeColor="text1"/>
+                <w:kern w:val="0"/>
+                <w:sz w:val="20"/>
+                <w:szCs w:val="20"/>
+              </w:rPr>
+            </w:pPr>
+            <w:r>
+              <w:rPr>
+                <w:rFonts w:ascii="Arial Nova Cond" w:hAnsi="Arial Nova Cond" w:cs="Arial"/>
+                <w:color w:val="000000"/>
+                <w:kern w:val="0"/>
                 <w:sz w:val="20"/>
                 <w:szCs w:val="20"/>
               </w:rPr>
@@ -13375,28 +13372,27 @@
         <w:tc>
           <w:tcPr>
             <w:tcW w:w="1634" w:type="dxa"/>
-            <w:tcBorders>
-              <w:top w:val="double" w:sz="4" w:space="0" w:color="47D459" w:themeColor="accent3" w:themeTint="99"/>
-              <w:left w:val="double" w:sz="4" w:space="0" w:color="47D459" w:themeColor="accent3" w:themeTint="99"/>
-              <w:bottom w:val="double" w:sz="4" w:space="0" w:color="47D459" w:themeColor="accent3" w:themeTint="99"/>
-              <w:right w:val="double" w:sz="4" w:space="0" w:color="47D459" w:themeColor="accent3" w:themeTint="99"/>
-            </w:tcBorders>
-            <w:vAlign w:val="center"/>
-            <w:hideMark/>
-          </w:tcPr>
-          <w:p>
-            <w:pPr>
-              <w:pStyle w:val="Sinespaciado"/>
-              <w:spacing w:line="276" w:lineRule="auto"/>
-              <w:rPr>
-                <w:rFonts w:ascii="Arial Nova Cond Light" w:hAnsi="Arial Nova Cond Light" w:cs="Times New Roman"/>
-                <w:sz w:val="20"/>
-                <w:szCs w:val="20"/>
-              </w:rPr>
-            </w:pPr>
-            <w:r>
-              <w:rPr>
-                <w:rFonts w:ascii="Arial Nova Cond Light" w:hAnsi="Arial Nova Cond Light" w:cs="Times New Roman"/>
+            <w:vAlign w:val="center"/>
+          </w:tcPr>
+          <w:p>
+            <w:pPr>
+              <w:autoSpaceDE w:val="0"/>
+              <w:autoSpaceDN w:val="0"/>
+              <w:adjustRightInd w:val="0"/>
+              <w:jc w:val="both"/>
+              <w:rPr>
+                <w:rFonts w:ascii="Arial Nova Cond" w:hAnsi="Arial Nova Cond" w:cs="Arial"/>
+                <w:color w:val="000000"/>
+                <w:kern w:val="0"/>
+                <w:sz w:val="20"/>
+                <w:szCs w:val="20"/>
+              </w:rPr>
+            </w:pPr>
+            <w:r>
+              <w:rPr>
+                <w:rFonts w:ascii="Arial Nova Cond" w:hAnsi="Arial Nova Cond" w:cs="Arial"/>
+                <w:color w:val="000000"/>
+                <w:kern w:val="0"/>
                 <w:sz w:val="20"/>
                 <w:szCs w:val="20"/>
               </w:rPr>
@@ -13407,28 +13403,27 @@
         <w:tc>
           <w:tcPr>
             <w:tcW w:w="1337" w:type="dxa"/>
-            <w:tcBorders>
-              <w:top w:val="double" w:sz="4" w:space="0" w:color="47D459" w:themeColor="accent3" w:themeTint="99"/>
-              <w:left w:val="double" w:sz="4" w:space="0" w:color="47D459" w:themeColor="accent3" w:themeTint="99"/>
-              <w:bottom w:val="double" w:sz="4" w:space="0" w:color="47D459" w:themeColor="accent3" w:themeTint="99"/>
-              <w:right w:val="double" w:sz="4" w:space="0" w:color="47D459" w:themeColor="accent3" w:themeTint="99"/>
-            </w:tcBorders>
-            <w:vAlign w:val="center"/>
-            <w:hideMark/>
-          </w:tcPr>
-          <w:p>
-            <w:pPr>
-              <w:pStyle w:val="Sinespaciado"/>
-              <w:spacing w:line="276" w:lineRule="auto"/>
-              <w:rPr>
-                <w:rFonts w:ascii="Arial Nova Cond Light" w:hAnsi="Arial Nova Cond Light" w:cs="Times New Roman"/>
-                <w:sz w:val="20"/>
-                <w:szCs w:val="20"/>
-              </w:rPr>
-            </w:pPr>
-            <w:r>
-              <w:rPr>
-                <w:rFonts w:ascii="Arial Nova Cond Light" w:hAnsi="Arial Nova Cond Light" w:cs="Times New Roman"/>
+            <w:vAlign w:val="center"/>
+          </w:tcPr>
+          <w:p>
+            <w:pPr>
+              <w:autoSpaceDE w:val="0"/>
+              <w:autoSpaceDN w:val="0"/>
+              <w:adjustRightInd w:val="0"/>
+              <w:jc w:val="center"/>
+              <w:rPr>
+                <w:rFonts w:ascii="Arial Nova Cond" w:hAnsi="Arial Nova Cond" w:cs="Arial"/>
+                <w:color w:val="000000"/>
+                <w:kern w:val="0"/>
+                <w:sz w:val="20"/>
+                <w:szCs w:val="20"/>
+              </w:rPr>
+            </w:pPr>
+            <w:r>
+              <w:rPr>
+                <w:rFonts w:ascii="Arial Nova Cond" w:hAnsi="Arial Nova Cond" w:cs="Arial"/>
+                <w:color w:val="000000"/>
+                <w:kern w:val="0"/>
                 <w:sz w:val="20"/>
                 <w:szCs w:val="20"/>
               </w:rPr>
@@ -13446,49 +13441,112 @@
           <w:tcPr>
             <w:tcW w:w="875" w:type="dxa"/>
             <w:vMerge/>
-            <w:tcBorders>
-              <w:top w:val="double" w:sz="4" w:space="0" w:color="47D459" w:themeColor="accent3" w:themeTint="99"/>
-              <w:left w:val="double" w:sz="4" w:space="0" w:color="47D459" w:themeColor="accent3" w:themeTint="99"/>
-              <w:bottom w:val="double" w:sz="4" w:space="0" w:color="47D459" w:themeColor="accent3" w:themeTint="99"/>
-              <w:right w:val="double" w:sz="4" w:space="0" w:color="47D459" w:themeColor="accent3" w:themeTint="99"/>
-            </w:tcBorders>
-            <w:vAlign w:val="center"/>
-            <w:hideMark/>
+            <w:vAlign w:val="center"/>
+          </w:tcPr>
+          <w:p>
+            <w:pPr>
+              <w:pStyle w:val="Prrafodelista"/>
+              <w:tabs>
+                <w:tab w:val="left" w:pos="0"/>
+                <w:tab w:val="left" w:pos="142"/>
+                <w:tab w:val="left" w:pos="284"/>
+              </w:tabs>
+              <w:spacing w:line="276" w:lineRule="auto"/>
+              <w:ind w:left="0"/>
+              <w:jc w:val="center"/>
+              <w:rPr>
+                <w:rFonts w:ascii="Arial Nova Cond" w:eastAsia="Calibri" w:hAnsi="Arial Nova Cond" w:cs="Times New Roman"/>
+                <w:b/>
+                <w:bCs/>
+                <w:sz w:val="20"/>
+                <w:szCs w:val="20"/>
+                <w:lang w:val="es-ES_tradnl"/>
+              </w:rPr>
+            </w:pPr>
+          </w:p>
+        </w:tc>
+        <w:tc>
+          <w:tcPr>
+            <w:tcW w:w="1095" w:type="dxa"/>
+            <w:vAlign w:val="center"/>
+          </w:tcPr>
+          <w:p>
+            <w:pPr>
+              <w:pStyle w:val="Prrafodelista"/>
+              <w:tabs>
+                <w:tab w:val="left" w:pos="0"/>
+                <w:tab w:val="left" w:pos="142"/>
+                <w:tab w:val="left" w:pos="284"/>
+              </w:tabs>
+              <w:spacing w:line="276" w:lineRule="auto"/>
+              <w:ind w:left="0"/>
+              <w:jc w:val="center"/>
+              <w:rPr>
+                <w:rFonts w:ascii="Arial Nova Cond" w:eastAsia="Calibri" w:hAnsi="Arial Nova Cond" w:cs="Times New Roman"/>
+                <w:b/>
+                <w:bCs/>
+                <w:sz w:val="20"/>
+                <w:szCs w:val="20"/>
+                <w:lang w:val="es-ES_tradnl"/>
+              </w:rPr>
+            </w:pPr>
+            <w:r>
+              <w:rPr>
+                <w:rFonts w:ascii="Arial Nova Cond" w:eastAsia="Calibri" w:hAnsi="Arial Nova Cond" w:cs="Times New Roman"/>
+                <w:b/>
+                <w:bCs/>
+                <w:sz w:val="20"/>
+                <w:szCs w:val="20"/>
+                <w:lang w:val="es-ES_tradnl"/>
+              </w:rPr>
+              <w:t>U 6</w:t>
+            </w:r>
+          </w:p>
+        </w:tc>
+        <w:tc>
+          <w:tcPr>
+            <w:tcW w:w="1726" w:type="dxa"/>
+            <w:vAlign w:val="center"/>
           </w:tcPr>
           <w:p>
             <w:pPr>
               <w:pStyle w:val="Sinespaciado"/>
-              <w:spacing w:line="276" w:lineRule="auto"/>
-              <w:rPr>
-                <w:rFonts w:ascii="Arial Nova Cond Light" w:hAnsi="Arial Nova Cond Light" w:cs="Times New Roman"/>
-                <w:b/>
-                <w:bCs/>
+              <w:jc w:val="both"/>
+              <w:rPr>
+                <w:rFonts w:ascii="Arial Nova Cond" w:hAnsi="Arial Nova Cond"/>
+                <w:sz w:val="20"/>
+                <w:szCs w:val="20"/>
+              </w:rPr>
+            </w:pPr>
+            <w:r>
+              <w:rPr>
+                <w:rFonts w:ascii="Arial Nova Cond" w:eastAsia="Calibri" w:hAnsi="Arial Nova Cond" w:cs="Times New Roman"/>
                 <w:sz w:val="20"/>
                 <w:szCs w:val="20"/>
                 <w:lang w:val="es-ES_tradnl"/>
               </w:rPr>
-            </w:pPr>
-          </w:p>
-        </w:tc>
-        <w:tc>
-          <w:tcPr>
-            <w:tcW w:w="1095" w:type="dxa"/>
-            <w:tcBorders>
-              <w:top w:val="double" w:sz="4" w:space="0" w:color="47D459" w:themeColor="accent3" w:themeTint="99"/>
-              <w:left w:val="double" w:sz="4" w:space="0" w:color="47D459" w:themeColor="accent3" w:themeTint="99"/>
-              <w:bottom w:val="double" w:sz="4" w:space="0" w:color="47D459" w:themeColor="accent3" w:themeTint="99"/>
-              <w:right w:val="double" w:sz="4" w:space="0" w:color="47D459" w:themeColor="accent3" w:themeTint="99"/>
-            </w:tcBorders>
-            <w:vAlign w:val="center"/>
-            <w:hideMark/>
-          </w:tcPr>
-          <w:p>
-            <w:pPr>
-              <w:pStyle w:val="Sinespaciado"/>
-              <w:rPr>
-                <w:rFonts w:ascii="Arial Nova Cond Light" w:hAnsi="Arial Nova Cond Light" w:cs="Times New Roman"/>
-                <w:b/>
-                <w:bCs/>
+              <w:t>{{problemapotencialidad6}}</w:t>
+            </w:r>
+          </w:p>
+        </w:tc>
+        <w:tc>
+          <w:tcPr>
+            <w:tcW w:w="6169" w:type="dxa"/>
+            <w:vAlign w:val="center"/>
+          </w:tcPr>
+          <w:p>
+            <w:pPr>
+              <w:pStyle w:val="Prrafodelista"/>
+              <w:tabs>
+                <w:tab w:val="left" w:pos="0"/>
+                <w:tab w:val="left" w:pos="142"/>
+                <w:tab w:val="left" w:pos="284"/>
+              </w:tabs>
+              <w:spacing w:line="276" w:lineRule="auto"/>
+              <w:ind w:left="0"/>
+              <w:jc w:val="both"/>
+              <w:rPr>
+                <w:rFonts w:ascii="Arial Nova Cond" w:eastAsia="Calibri" w:hAnsi="Arial Nova Cond" w:cs="Times New Roman"/>
                 <w:sz w:val="20"/>
                 <w:szCs w:val="20"/>
                 <w:lang w:val="es-ES_tradnl"/>
@@ -13496,79 +13554,11 @@
             </w:pPr>
             <w:r>
               <w:rPr>
-                <w:rFonts w:ascii="Arial Nova Cond Light" w:hAnsi="Arial Nova Cond Light" w:cs="Times New Roman"/>
-                <w:b/>
-                <w:bCs/>
+                <w:rFonts w:ascii="Arial Nova Cond" w:eastAsia="Calibri" w:hAnsi="Arial Nova Cond" w:cs="Times New Roman"/>
                 <w:sz w:val="20"/>
                 <w:szCs w:val="20"/>
                 <w:lang w:val="es-ES_tradnl"/>
               </w:rPr>
-              <w:t>U 6</w:t>
-            </w:r>
-          </w:p>
-        </w:tc>
-        <w:tc>
-          <w:tcPr>
-            <w:tcW w:w="1726" w:type="dxa"/>
-            <w:tcBorders>
-              <w:top w:val="double" w:sz="4" w:space="0" w:color="47D459" w:themeColor="accent3" w:themeTint="99"/>
-              <w:left w:val="double" w:sz="4" w:space="0" w:color="47D459" w:themeColor="accent3" w:themeTint="99"/>
-              <w:bottom w:val="double" w:sz="4" w:space="0" w:color="47D459" w:themeColor="accent3" w:themeTint="99"/>
-              <w:right w:val="double" w:sz="4" w:space="0" w:color="47D459" w:themeColor="accent3" w:themeTint="99"/>
-            </w:tcBorders>
-            <w:vAlign w:val="center"/>
-            <w:hideMark/>
-          </w:tcPr>
-          <w:p>
-            <w:pPr>
-              <w:pStyle w:val="Sinespaciado"/>
-              <w:spacing w:line="276" w:lineRule="auto"/>
-              <w:rPr>
-                <w:rFonts w:ascii="Arial Nova Cond Light" w:hAnsi="Arial Nova Cond Light" w:cs="Times New Roman"/>
-                <w:sz w:val="20"/>
-                <w:szCs w:val="20"/>
-              </w:rPr>
-            </w:pPr>
-            <w:r>
-              <w:rPr>
-                <w:rFonts w:ascii="Arial Nova Cond Light" w:hAnsi="Arial Nova Cond Light" w:cs="Times New Roman"/>
-                <w:sz w:val="20"/>
-                <w:szCs w:val="20"/>
-                <w:lang w:val="es-ES_tradnl"/>
-              </w:rPr>
-              <w:t>{{problemapotencialidad6}}</w:t>
-            </w:r>
-          </w:p>
-        </w:tc>
-        <w:tc>
-          <w:tcPr>
-            <w:tcW w:w="6169" w:type="dxa"/>
-            <w:tcBorders>
-              <w:top w:val="double" w:sz="4" w:space="0" w:color="47D459" w:themeColor="accent3" w:themeTint="99"/>
-              <w:left w:val="double" w:sz="4" w:space="0" w:color="47D459" w:themeColor="accent3" w:themeTint="99"/>
-              <w:bottom w:val="double" w:sz="4" w:space="0" w:color="47D459" w:themeColor="accent3" w:themeTint="99"/>
-              <w:right w:val="double" w:sz="4" w:space="0" w:color="47D459" w:themeColor="accent3" w:themeTint="99"/>
-            </w:tcBorders>
-            <w:vAlign w:val="center"/>
-            <w:hideMark/>
-          </w:tcPr>
-          <w:p>
-            <w:pPr>
-              <w:pStyle w:val="Sinespaciado"/>
-              <w:rPr>
-                <w:rFonts w:ascii="Arial Nova Cond Light" w:hAnsi="Arial Nova Cond Light" w:cs="Times New Roman"/>
-                <w:sz w:val="20"/>
-                <w:szCs w:val="20"/>
-                <w:lang w:val="es-ES_tradnl"/>
-              </w:rPr>
-            </w:pPr>
-            <w:r>
-              <w:rPr>
-                <w:rFonts w:ascii="Arial Nova Cond Light" w:hAnsi="Arial Nova Cond Light" w:cs="Times New Roman"/>
-                <w:sz w:val="20"/>
-                <w:szCs w:val="20"/>
-                <w:lang w:val="es-ES_tradnl"/>
-              </w:rPr>
               <w:t>{{situacionsignificativa6}}</w:t>
             </w:r>
           </w:p>
@@ -13576,28 +13566,27 @@
         <w:tc>
           <w:tcPr>
             <w:tcW w:w="2015" w:type="dxa"/>
-            <w:tcBorders>
-              <w:top w:val="double" w:sz="4" w:space="0" w:color="47D459" w:themeColor="accent3" w:themeTint="99"/>
-              <w:left w:val="double" w:sz="4" w:space="0" w:color="47D459" w:themeColor="accent3" w:themeTint="99"/>
-              <w:bottom w:val="double" w:sz="4" w:space="0" w:color="47D459" w:themeColor="accent3" w:themeTint="99"/>
-              <w:right w:val="double" w:sz="4" w:space="0" w:color="47D459" w:themeColor="accent3" w:themeTint="99"/>
-            </w:tcBorders>
-            <w:vAlign w:val="center"/>
-            <w:hideMark/>
-          </w:tcPr>
-          <w:p>
-            <w:pPr>
-              <w:pStyle w:val="Sinespaciado"/>
-              <w:spacing w:line="276" w:lineRule="auto"/>
-              <w:rPr>
-                <w:rFonts w:ascii="Arial Nova Cond Light" w:hAnsi="Arial Nova Cond Light" w:cs="Times New Roman"/>
-                <w:sz w:val="20"/>
-                <w:szCs w:val="20"/>
-              </w:rPr>
-            </w:pPr>
-            <w:r>
-              <w:rPr>
-                <w:rFonts w:ascii="Arial Nova Cond Light" w:hAnsi="Arial Nova Cond Light" w:cs="Times New Roman"/>
+            <w:vAlign w:val="center"/>
+          </w:tcPr>
+          <w:p>
+            <w:pPr>
+              <w:autoSpaceDE w:val="0"/>
+              <w:autoSpaceDN w:val="0"/>
+              <w:adjustRightInd w:val="0"/>
+              <w:jc w:val="center"/>
+              <w:rPr>
+                <w:rFonts w:ascii="Arial Nova Cond" w:hAnsi="Arial Nova Cond" w:cs="Arial"/>
+                <w:color w:val="0070C0"/>
+                <w:kern w:val="0"/>
+                <w:sz w:val="20"/>
+                <w:szCs w:val="20"/>
+              </w:rPr>
+            </w:pPr>
+            <w:r>
+              <w:rPr>
+                <w:rFonts w:ascii="Arial Nova Cond" w:hAnsi="Arial Nova Cond" w:cs="Arial"/>
+                <w:color w:val="000000"/>
+                <w:kern w:val="0"/>
                 <w:sz w:val="20"/>
                 <w:szCs w:val="20"/>
               </w:rPr>
@@ -13608,28 +13597,27 @@
         <w:tc>
           <w:tcPr>
             <w:tcW w:w="1634" w:type="dxa"/>
-            <w:tcBorders>
-              <w:top w:val="double" w:sz="4" w:space="0" w:color="47D459" w:themeColor="accent3" w:themeTint="99"/>
-              <w:left w:val="double" w:sz="4" w:space="0" w:color="47D459" w:themeColor="accent3" w:themeTint="99"/>
-              <w:bottom w:val="double" w:sz="4" w:space="0" w:color="47D459" w:themeColor="accent3" w:themeTint="99"/>
-              <w:right w:val="double" w:sz="4" w:space="0" w:color="47D459" w:themeColor="accent3" w:themeTint="99"/>
-            </w:tcBorders>
-            <w:vAlign w:val="center"/>
-            <w:hideMark/>
-          </w:tcPr>
-          <w:p>
-            <w:pPr>
-              <w:pStyle w:val="Sinespaciado"/>
-              <w:spacing w:line="276" w:lineRule="auto"/>
-              <w:rPr>
-                <w:rFonts w:ascii="Arial Nova Cond Light" w:hAnsi="Arial Nova Cond Light" w:cs="Times New Roman"/>
-                <w:sz w:val="20"/>
-                <w:szCs w:val="20"/>
-              </w:rPr>
-            </w:pPr>
-            <w:r>
-              <w:rPr>
-                <w:rFonts w:ascii="Arial Nova Cond Light" w:hAnsi="Arial Nova Cond Light" w:cs="Times New Roman"/>
+            <w:vAlign w:val="center"/>
+          </w:tcPr>
+          <w:p>
+            <w:pPr>
+              <w:autoSpaceDE w:val="0"/>
+              <w:autoSpaceDN w:val="0"/>
+              <w:adjustRightInd w:val="0"/>
+              <w:jc w:val="both"/>
+              <w:rPr>
+                <w:rFonts w:ascii="Arial Nova Cond" w:hAnsi="Arial Nova Cond" w:cs="Arial"/>
+                <w:color w:val="000000"/>
+                <w:kern w:val="0"/>
+                <w:sz w:val="20"/>
+                <w:szCs w:val="20"/>
+              </w:rPr>
+            </w:pPr>
+            <w:r>
+              <w:rPr>
+                <w:rFonts w:ascii="Arial Nova Cond" w:hAnsi="Arial Nova Cond" w:cs="Arial"/>
+                <w:color w:val="000000"/>
+                <w:kern w:val="0"/>
                 <w:sz w:val="20"/>
                 <w:szCs w:val="20"/>
               </w:rPr>
@@ -13640,28 +13628,27 @@
         <w:tc>
           <w:tcPr>
             <w:tcW w:w="1337" w:type="dxa"/>
-            <w:tcBorders>
-              <w:top w:val="double" w:sz="4" w:space="0" w:color="47D459" w:themeColor="accent3" w:themeTint="99"/>
-              <w:left w:val="double" w:sz="4" w:space="0" w:color="47D459" w:themeColor="accent3" w:themeTint="99"/>
-              <w:bottom w:val="double" w:sz="4" w:space="0" w:color="47D459" w:themeColor="accent3" w:themeTint="99"/>
-              <w:right w:val="double" w:sz="4" w:space="0" w:color="47D459" w:themeColor="accent3" w:themeTint="99"/>
-            </w:tcBorders>
-            <w:vAlign w:val="center"/>
-            <w:hideMark/>
-          </w:tcPr>
-          <w:p>
-            <w:pPr>
-              <w:pStyle w:val="Sinespaciado"/>
-              <w:spacing w:line="276" w:lineRule="auto"/>
-              <w:rPr>
-                <w:rFonts w:ascii="Arial Nova Cond Light" w:hAnsi="Arial Nova Cond Light" w:cs="Times New Roman"/>
-                <w:sz w:val="20"/>
-                <w:szCs w:val="20"/>
-              </w:rPr>
-            </w:pPr>
-            <w:r>
-              <w:rPr>
-                <w:rFonts w:ascii="Arial Nova Cond Light" w:hAnsi="Arial Nova Cond Light" w:cs="Times New Roman"/>
+            <w:vAlign w:val="center"/>
+          </w:tcPr>
+          <w:p>
+            <w:pPr>
+              <w:autoSpaceDE w:val="0"/>
+              <w:autoSpaceDN w:val="0"/>
+              <w:adjustRightInd w:val="0"/>
+              <w:jc w:val="center"/>
+              <w:rPr>
+                <w:rFonts w:ascii="Arial Nova Cond" w:hAnsi="Arial Nova Cond" w:cs="Arial"/>
+                <w:color w:val="000000"/>
+                <w:kern w:val="0"/>
+                <w:sz w:val="20"/>
+                <w:szCs w:val="20"/>
+              </w:rPr>
+            </w:pPr>
+            <w:r>
+              <w:rPr>
+                <w:rFonts w:ascii="Arial Nova Cond" w:hAnsi="Arial Nova Cond" w:cs="Arial"/>
+                <w:color w:val="000000"/>
+                <w:kern w:val="0"/>
                 <w:sz w:val="20"/>
                 <w:szCs w:val="20"/>
               </w:rPr>
@@ -13679,20 +13666,21 @@
           <w:tcPr>
             <w:tcW w:w="875" w:type="dxa"/>
             <w:vMerge w:val="restart"/>
-            <w:tcBorders>
-              <w:top w:val="double" w:sz="4" w:space="0" w:color="47D459" w:themeColor="accent3" w:themeTint="99"/>
-              <w:left w:val="double" w:sz="4" w:space="0" w:color="47D459" w:themeColor="accent3" w:themeTint="99"/>
-              <w:bottom w:val="double" w:sz="4" w:space="0" w:color="47D459" w:themeColor="accent3" w:themeTint="99"/>
-              <w:right w:val="double" w:sz="4" w:space="0" w:color="47D459" w:themeColor="accent3" w:themeTint="99"/>
-            </w:tcBorders>
-            <w:vAlign w:val="center"/>
-            <w:hideMark/>
-          </w:tcPr>
-          <w:p>
-            <w:pPr>
-              <w:pStyle w:val="Sinespaciado"/>
-              <w:rPr>
-                <w:rFonts w:ascii="Arial Nova Cond Light" w:hAnsi="Arial Nova Cond Light" w:cs="Times New Roman"/>
+            <w:vAlign w:val="center"/>
+          </w:tcPr>
+          <w:p>
+            <w:pPr>
+              <w:pStyle w:val="Prrafodelista"/>
+              <w:tabs>
+                <w:tab w:val="left" w:pos="0"/>
+                <w:tab w:val="left" w:pos="142"/>
+                <w:tab w:val="left" w:pos="284"/>
+              </w:tabs>
+              <w:spacing w:line="276" w:lineRule="auto"/>
+              <w:ind w:left="0"/>
+              <w:jc w:val="center"/>
+              <w:rPr>
+                <w:rFonts w:ascii="Arial Nova Cond" w:eastAsia="Calibri" w:hAnsi="Arial Nova Cond" w:cs="Times New Roman"/>
                 <w:b/>
                 <w:bCs/>
                 <w:sz w:val="20"/>
@@ -13702,7 +13690,7 @@
             </w:pPr>
             <w:r>
               <w:rPr>
-                <w:rFonts w:ascii="Arial Nova Cond Light" w:hAnsi="Arial Nova Cond Light" w:cs="Times New Roman"/>
+                <w:rFonts w:ascii="Arial Nova Cond" w:eastAsia="Calibri" w:hAnsi="Arial Nova Cond" w:cs="Times New Roman"/>
                 <w:b/>
                 <w:bCs/>
                 <w:sz w:val="20"/>
@@ -13716,20 +13704,21 @@
         <w:tc>
           <w:tcPr>
             <w:tcW w:w="1095" w:type="dxa"/>
-            <w:tcBorders>
-              <w:top w:val="double" w:sz="4" w:space="0" w:color="47D459" w:themeColor="accent3" w:themeTint="99"/>
-              <w:left w:val="double" w:sz="4" w:space="0" w:color="47D459" w:themeColor="accent3" w:themeTint="99"/>
-              <w:bottom w:val="double" w:sz="4" w:space="0" w:color="47D459" w:themeColor="accent3" w:themeTint="99"/>
-              <w:right w:val="double" w:sz="4" w:space="0" w:color="47D459" w:themeColor="accent3" w:themeTint="99"/>
-            </w:tcBorders>
-            <w:vAlign w:val="center"/>
-            <w:hideMark/>
-          </w:tcPr>
-          <w:p>
-            <w:pPr>
-              <w:pStyle w:val="Sinespaciado"/>
-              <w:rPr>
-                <w:rFonts w:ascii="Arial Nova Cond Light" w:hAnsi="Arial Nova Cond Light" w:cs="Times New Roman"/>
+            <w:vAlign w:val="center"/>
+          </w:tcPr>
+          <w:p>
+            <w:pPr>
+              <w:pStyle w:val="Prrafodelista"/>
+              <w:tabs>
+                <w:tab w:val="left" w:pos="0"/>
+                <w:tab w:val="left" w:pos="142"/>
+                <w:tab w:val="left" w:pos="284"/>
+              </w:tabs>
+              <w:spacing w:line="276" w:lineRule="auto"/>
+              <w:ind w:left="0"/>
+              <w:jc w:val="center"/>
+              <w:rPr>
+                <w:rFonts w:ascii="Arial Nova Cond" w:eastAsia="Calibri" w:hAnsi="Arial Nova Cond" w:cs="Times New Roman"/>
                 <w:b/>
                 <w:bCs/>
                 <w:sz w:val="20"/>
@@ -13739,7 +13728,7 @@
             </w:pPr>
             <w:r>
               <w:rPr>
-                <w:rFonts w:ascii="Arial Nova Cond Light" w:hAnsi="Arial Nova Cond Light" w:cs="Times New Roman"/>
+                <w:rFonts w:ascii="Arial Nova Cond" w:eastAsia="Calibri" w:hAnsi="Arial Nova Cond" w:cs="Times New Roman"/>
                 <w:b/>
                 <w:bCs/>
                 <w:sz w:val="20"/>
@@ -13753,20 +13742,21 @@
         <w:tc>
           <w:tcPr>
             <w:tcW w:w="1726" w:type="dxa"/>
-            <w:tcBorders>
-              <w:top w:val="double" w:sz="4" w:space="0" w:color="47D459" w:themeColor="accent3" w:themeTint="99"/>
-              <w:left w:val="double" w:sz="4" w:space="0" w:color="47D459" w:themeColor="accent3" w:themeTint="99"/>
-              <w:bottom w:val="double" w:sz="4" w:space="0" w:color="47D459" w:themeColor="accent3" w:themeTint="99"/>
-              <w:right w:val="double" w:sz="4" w:space="0" w:color="47D459" w:themeColor="accent3" w:themeTint="99"/>
-            </w:tcBorders>
-            <w:vAlign w:val="center"/>
-            <w:hideMark/>
-          </w:tcPr>
-          <w:p>
-            <w:pPr>
-              <w:pStyle w:val="Sinespaciado"/>
-              <w:rPr>
-                <w:rFonts w:ascii="Arial Nova Cond Light" w:hAnsi="Arial Nova Cond Light" w:cs="Times New Roman"/>
+            <w:vAlign w:val="center"/>
+          </w:tcPr>
+          <w:p>
+            <w:pPr>
+              <w:pStyle w:val="Prrafodelista"/>
+              <w:tabs>
+                <w:tab w:val="left" w:pos="0"/>
+                <w:tab w:val="left" w:pos="142"/>
+                <w:tab w:val="left" w:pos="284"/>
+              </w:tabs>
+              <w:spacing w:line="276" w:lineRule="auto"/>
+              <w:ind w:left="0"/>
+              <w:rPr>
+                <w:rFonts w:ascii="Arial Nova Cond" w:eastAsia="Calibri" w:hAnsi="Arial Nova Cond" w:cs="Times New Roman"/>
+                <w:color w:val="000000" w:themeColor="text1"/>
                 <w:sz w:val="20"/>
                 <w:szCs w:val="20"/>
                 <w:lang w:val="es-ES_tradnl"/>
@@ -13774,7 +13764,7 @@
             </w:pPr>
             <w:r>
               <w:rPr>
-                <w:rFonts w:ascii="Arial Nova Cond Light" w:hAnsi="Arial Nova Cond Light" w:cs="Times New Roman"/>
+                <w:rFonts w:ascii="Arial Nova Cond" w:eastAsia="Calibri" w:hAnsi="Arial Nova Cond" w:cs="Times New Roman"/>
                 <w:sz w:val="20"/>
                 <w:szCs w:val="20"/>
                 <w:lang w:val="es-ES_tradnl"/>
@@ -13786,27 +13776,29 @@
         <w:tc>
           <w:tcPr>
             <w:tcW w:w="6169" w:type="dxa"/>
-            <w:tcBorders>
-              <w:top w:val="double" w:sz="4" w:space="0" w:color="47D459" w:themeColor="accent3" w:themeTint="99"/>
-              <w:left w:val="double" w:sz="4" w:space="0" w:color="47D459" w:themeColor="accent3" w:themeTint="99"/>
-              <w:bottom w:val="double" w:sz="4" w:space="0" w:color="47D459" w:themeColor="accent3" w:themeTint="99"/>
-              <w:right w:val="double" w:sz="4" w:space="0" w:color="47D459" w:themeColor="accent3" w:themeTint="99"/>
-            </w:tcBorders>
-            <w:vAlign w:val="center"/>
-            <w:hideMark/>
-          </w:tcPr>
-          <w:p>
-            <w:pPr>
-              <w:pStyle w:val="Sinespaciado"/>
-              <w:rPr>
-                <w:rFonts w:ascii="Arial Nova Cond Light" w:hAnsi="Arial Nova Cond Light" w:cs="Times New Roman"/>
-                <w:sz w:val="20"/>
-                <w:szCs w:val="20"/>
-              </w:rPr>
-            </w:pPr>
-            <w:r>
-              <w:rPr>
-                <w:rFonts w:ascii="Arial Nova Cond Light" w:hAnsi="Arial Nova Cond Light" w:cs="Times New Roman"/>
+            <w:vAlign w:val="center"/>
+          </w:tcPr>
+          <w:p>
+            <w:pPr>
+              <w:pStyle w:val="Prrafodelista"/>
+              <w:tabs>
+                <w:tab w:val="left" w:pos="0"/>
+                <w:tab w:val="left" w:pos="142"/>
+                <w:tab w:val="left" w:pos="284"/>
+              </w:tabs>
+              <w:spacing w:line="276" w:lineRule="auto"/>
+              <w:ind w:left="0"/>
+              <w:jc w:val="both"/>
+              <w:rPr>
+                <w:rFonts w:ascii="Arial Nova Cond" w:hAnsi="Arial Nova Cond"/>
+                <w:color w:val="000000" w:themeColor="text1"/>
+                <w:sz w:val="20"/>
+                <w:szCs w:val="20"/>
+              </w:rPr>
+            </w:pPr>
+            <w:r>
+              <w:rPr>
+                <w:rFonts w:ascii="Arial Nova Cond" w:eastAsia="Calibri" w:hAnsi="Arial Nova Cond" w:cs="Times New Roman"/>
                 <w:sz w:val="20"/>
                 <w:szCs w:val="20"/>
                 <w:lang w:val="es-ES_tradnl"/>
@@ -13818,28 +13810,27 @@
         <w:tc>
           <w:tcPr>
             <w:tcW w:w="2015" w:type="dxa"/>
-            <w:tcBorders>
-              <w:top w:val="double" w:sz="4" w:space="0" w:color="47D459" w:themeColor="accent3" w:themeTint="99"/>
-              <w:left w:val="double" w:sz="4" w:space="0" w:color="47D459" w:themeColor="accent3" w:themeTint="99"/>
-              <w:bottom w:val="double" w:sz="4" w:space="0" w:color="47D459" w:themeColor="accent3" w:themeTint="99"/>
-              <w:right w:val="double" w:sz="4" w:space="0" w:color="47D459" w:themeColor="accent3" w:themeTint="99"/>
-            </w:tcBorders>
-            <w:vAlign w:val="center"/>
-            <w:hideMark/>
-          </w:tcPr>
-          <w:p>
-            <w:pPr>
-              <w:pStyle w:val="Sinespaciado"/>
-              <w:spacing w:line="276" w:lineRule="auto"/>
-              <w:rPr>
-                <w:rFonts w:ascii="Arial Nova Cond Light" w:hAnsi="Arial Nova Cond Light" w:cs="Times New Roman"/>
-                <w:sz w:val="20"/>
-                <w:szCs w:val="20"/>
-              </w:rPr>
-            </w:pPr>
-            <w:r>
-              <w:rPr>
-                <w:rFonts w:ascii="Arial Nova Cond Light" w:hAnsi="Arial Nova Cond Light" w:cs="Times New Roman"/>
+            <w:vAlign w:val="center"/>
+          </w:tcPr>
+          <w:p>
+            <w:pPr>
+              <w:autoSpaceDE w:val="0"/>
+              <w:autoSpaceDN w:val="0"/>
+              <w:adjustRightInd w:val="0"/>
+              <w:jc w:val="center"/>
+              <w:rPr>
+                <w:rFonts w:ascii="Arial Nova Cond" w:hAnsi="Arial Nova Cond" w:cs="Arial"/>
+                <w:color w:val="000000" w:themeColor="text1"/>
+                <w:kern w:val="0"/>
+                <w:sz w:val="20"/>
+                <w:szCs w:val="20"/>
+              </w:rPr>
+            </w:pPr>
+            <w:r>
+              <w:rPr>
+                <w:rFonts w:ascii="Arial Nova Cond" w:hAnsi="Arial Nova Cond" w:cs="Arial"/>
+                <w:color w:val="000000"/>
+                <w:kern w:val="0"/>
                 <w:sz w:val="20"/>
                 <w:szCs w:val="20"/>
               </w:rPr>
@@ -13850,28 +13841,27 @@
         <w:tc>
           <w:tcPr>
             <w:tcW w:w="1634" w:type="dxa"/>
-            <w:tcBorders>
-              <w:top w:val="double" w:sz="4" w:space="0" w:color="47D459" w:themeColor="accent3" w:themeTint="99"/>
-              <w:left w:val="double" w:sz="4" w:space="0" w:color="47D459" w:themeColor="accent3" w:themeTint="99"/>
-              <w:bottom w:val="double" w:sz="4" w:space="0" w:color="47D459" w:themeColor="accent3" w:themeTint="99"/>
-              <w:right w:val="double" w:sz="4" w:space="0" w:color="47D459" w:themeColor="accent3" w:themeTint="99"/>
-            </w:tcBorders>
-            <w:vAlign w:val="center"/>
-            <w:hideMark/>
-          </w:tcPr>
-          <w:p>
-            <w:pPr>
-              <w:pStyle w:val="Sinespaciado"/>
-              <w:spacing w:line="276" w:lineRule="auto"/>
-              <w:rPr>
-                <w:rFonts w:ascii="Arial Nova Cond Light" w:hAnsi="Arial Nova Cond Light" w:cs="Times New Roman"/>
-                <w:sz w:val="20"/>
-                <w:szCs w:val="20"/>
-              </w:rPr>
-            </w:pPr>
-            <w:r>
-              <w:rPr>
-                <w:rFonts w:ascii="Arial Nova Cond Light" w:hAnsi="Arial Nova Cond Light" w:cs="Times New Roman"/>
+            <w:vAlign w:val="center"/>
+          </w:tcPr>
+          <w:p>
+            <w:pPr>
+              <w:autoSpaceDE w:val="0"/>
+              <w:autoSpaceDN w:val="0"/>
+              <w:adjustRightInd w:val="0"/>
+              <w:jc w:val="both"/>
+              <w:rPr>
+                <w:rFonts w:ascii="Arial Nova Cond" w:hAnsi="Arial Nova Cond" w:cs="Arial"/>
+                <w:color w:val="000000"/>
+                <w:kern w:val="0"/>
+                <w:sz w:val="20"/>
+                <w:szCs w:val="20"/>
+              </w:rPr>
+            </w:pPr>
+            <w:r>
+              <w:rPr>
+                <w:rFonts w:ascii="Arial Nova Cond" w:hAnsi="Arial Nova Cond" w:cs="Arial"/>
+                <w:color w:val="000000"/>
+                <w:kern w:val="0"/>
                 <w:sz w:val="20"/>
                 <w:szCs w:val="20"/>
               </w:rPr>
@@ -13882,28 +13872,27 @@
         <w:tc>
           <w:tcPr>
             <w:tcW w:w="1337" w:type="dxa"/>
-            <w:tcBorders>
-              <w:top w:val="double" w:sz="4" w:space="0" w:color="47D459" w:themeColor="accent3" w:themeTint="99"/>
-              <w:left w:val="double" w:sz="4" w:space="0" w:color="47D459" w:themeColor="accent3" w:themeTint="99"/>
-              <w:bottom w:val="double" w:sz="4" w:space="0" w:color="47D459" w:themeColor="accent3" w:themeTint="99"/>
-              <w:right w:val="double" w:sz="4" w:space="0" w:color="47D459" w:themeColor="accent3" w:themeTint="99"/>
-            </w:tcBorders>
-            <w:vAlign w:val="center"/>
-            <w:hideMark/>
-          </w:tcPr>
-          <w:p>
-            <w:pPr>
-              <w:pStyle w:val="Sinespaciado"/>
-              <w:spacing w:line="276" w:lineRule="auto"/>
-              <w:rPr>
-                <w:rFonts w:ascii="Arial Nova Cond Light" w:hAnsi="Arial Nova Cond Light" w:cs="Times New Roman"/>
-                <w:sz w:val="20"/>
-                <w:szCs w:val="20"/>
-              </w:rPr>
-            </w:pPr>
-            <w:r>
-              <w:rPr>
-                <w:rFonts w:ascii="Arial Nova Cond Light" w:hAnsi="Arial Nova Cond Light" w:cs="Times New Roman"/>
+            <w:vAlign w:val="center"/>
+          </w:tcPr>
+          <w:p>
+            <w:pPr>
+              <w:autoSpaceDE w:val="0"/>
+              <w:autoSpaceDN w:val="0"/>
+              <w:adjustRightInd w:val="0"/>
+              <w:jc w:val="center"/>
+              <w:rPr>
+                <w:rFonts w:ascii="Arial Nova Cond" w:hAnsi="Arial Nova Cond" w:cs="Arial"/>
+                <w:color w:val="000000"/>
+                <w:kern w:val="0"/>
+                <w:sz w:val="20"/>
+                <w:szCs w:val="20"/>
+              </w:rPr>
+            </w:pPr>
+            <w:r>
+              <w:rPr>
+                <w:rFonts w:ascii="Arial Nova Cond" w:hAnsi="Arial Nova Cond" w:cs="Arial"/>
+                <w:color w:val="000000"/>
+                <w:kern w:val="0"/>
                 <w:sz w:val="20"/>
                 <w:szCs w:val="20"/>
               </w:rPr>
@@ -13921,21 +13910,21 @@
           <w:tcPr>
             <w:tcW w:w="875" w:type="dxa"/>
             <w:vMerge/>
-            <w:tcBorders>
-              <w:top w:val="double" w:sz="4" w:space="0" w:color="47D459" w:themeColor="accent3" w:themeTint="99"/>
-              <w:left w:val="double" w:sz="4" w:space="0" w:color="47D459" w:themeColor="accent3" w:themeTint="99"/>
-              <w:bottom w:val="double" w:sz="4" w:space="0" w:color="47D459" w:themeColor="accent3" w:themeTint="99"/>
-              <w:right w:val="double" w:sz="4" w:space="0" w:color="47D459" w:themeColor="accent3" w:themeTint="99"/>
-            </w:tcBorders>
-            <w:vAlign w:val="center"/>
-            <w:hideMark/>
-          </w:tcPr>
-          <w:p>
-            <w:pPr>
-              <w:pStyle w:val="Sinespaciado"/>
-              <w:spacing w:line="276" w:lineRule="auto"/>
-              <w:rPr>
-                <w:rFonts w:ascii="Arial Nova Cond Light" w:hAnsi="Arial Nova Cond Light" w:cs="Times New Roman"/>
+            <w:vAlign w:val="center"/>
+          </w:tcPr>
+          <w:p>
+            <w:pPr>
+              <w:pStyle w:val="Prrafodelista"/>
+              <w:tabs>
+                <w:tab w:val="left" w:pos="0"/>
+                <w:tab w:val="left" w:pos="142"/>
+                <w:tab w:val="left" w:pos="284"/>
+              </w:tabs>
+              <w:spacing w:line="276" w:lineRule="auto"/>
+              <w:ind w:left="0"/>
+              <w:jc w:val="center"/>
+              <w:rPr>
+                <w:rFonts w:ascii="Arial Nova Cond" w:eastAsia="Calibri" w:hAnsi="Arial Nova Cond" w:cs="Times New Roman"/>
                 <w:b/>
                 <w:bCs/>
                 <w:sz w:val="20"/>
@@ -13948,20 +13937,21 @@
         <w:tc>
           <w:tcPr>
             <w:tcW w:w="1095" w:type="dxa"/>
-            <w:tcBorders>
-              <w:top w:val="double" w:sz="4" w:space="0" w:color="47D459" w:themeColor="accent3" w:themeTint="99"/>
-              <w:left w:val="double" w:sz="4" w:space="0" w:color="47D459" w:themeColor="accent3" w:themeTint="99"/>
-              <w:bottom w:val="double" w:sz="4" w:space="0" w:color="47D459" w:themeColor="accent3" w:themeTint="99"/>
-              <w:right w:val="double" w:sz="4" w:space="0" w:color="47D459" w:themeColor="accent3" w:themeTint="99"/>
-            </w:tcBorders>
-            <w:vAlign w:val="center"/>
-            <w:hideMark/>
-          </w:tcPr>
-          <w:p>
-            <w:pPr>
-              <w:pStyle w:val="Sinespaciado"/>
-              <w:rPr>
-                <w:rFonts w:ascii="Arial Nova Cond Light" w:hAnsi="Arial Nova Cond Light" w:cs="Times New Roman"/>
+            <w:vAlign w:val="center"/>
+          </w:tcPr>
+          <w:p>
+            <w:pPr>
+              <w:pStyle w:val="Prrafodelista"/>
+              <w:tabs>
+                <w:tab w:val="left" w:pos="0"/>
+                <w:tab w:val="left" w:pos="142"/>
+                <w:tab w:val="left" w:pos="284"/>
+              </w:tabs>
+              <w:spacing w:line="276" w:lineRule="auto"/>
+              <w:ind w:left="0"/>
+              <w:jc w:val="center"/>
+              <w:rPr>
+                <w:rFonts w:ascii="Arial Nova Cond" w:eastAsia="Calibri" w:hAnsi="Arial Nova Cond" w:cs="Times New Roman"/>
                 <w:b/>
                 <w:bCs/>
                 <w:sz w:val="20"/>
@@ -13971,7 +13961,7 @@
             </w:pPr>
             <w:r>
               <w:rPr>
-                <w:rFonts w:ascii="Arial Nova Cond Light" w:hAnsi="Arial Nova Cond Light" w:cs="Times New Roman"/>
+                <w:rFonts w:ascii="Arial Nova Cond" w:eastAsia="Calibri" w:hAnsi="Arial Nova Cond" w:cs="Times New Roman"/>
                 <w:b/>
                 <w:bCs/>
                 <w:sz w:val="20"/>
@@ -13985,20 +13975,21 @@
         <w:tc>
           <w:tcPr>
             <w:tcW w:w="1726" w:type="dxa"/>
-            <w:tcBorders>
-              <w:top w:val="double" w:sz="4" w:space="0" w:color="47D459" w:themeColor="accent3" w:themeTint="99"/>
-              <w:left w:val="double" w:sz="4" w:space="0" w:color="47D459" w:themeColor="accent3" w:themeTint="99"/>
-              <w:bottom w:val="double" w:sz="4" w:space="0" w:color="47D459" w:themeColor="accent3" w:themeTint="99"/>
-              <w:right w:val="double" w:sz="4" w:space="0" w:color="47D459" w:themeColor="accent3" w:themeTint="99"/>
-            </w:tcBorders>
-            <w:vAlign w:val="center"/>
-            <w:hideMark/>
-          </w:tcPr>
-          <w:p>
-            <w:pPr>
-              <w:pStyle w:val="Sinespaciado"/>
-              <w:rPr>
-                <w:rFonts w:ascii="Arial Nova Cond Light" w:hAnsi="Arial Nova Cond Light" w:cs="Times New Roman"/>
+            <w:vAlign w:val="center"/>
+          </w:tcPr>
+          <w:p>
+            <w:pPr>
+              <w:pStyle w:val="Prrafodelista"/>
+              <w:tabs>
+                <w:tab w:val="left" w:pos="0"/>
+                <w:tab w:val="left" w:pos="142"/>
+                <w:tab w:val="left" w:pos="284"/>
+              </w:tabs>
+              <w:spacing w:line="276" w:lineRule="auto"/>
+              <w:ind w:left="0"/>
+              <w:rPr>
+                <w:rFonts w:ascii="Arial Nova Cond" w:eastAsia="Calibri" w:hAnsi="Arial Nova Cond" w:cs="Times New Roman"/>
+                <w:color w:val="000000" w:themeColor="text1"/>
                 <w:sz w:val="20"/>
                 <w:szCs w:val="20"/>
                 <w:lang w:val="es-ES_tradnl"/>
@@ -14006,7 +13997,7 @@
             </w:pPr>
             <w:r>
               <w:rPr>
-                <w:rFonts w:ascii="Arial Nova Cond Light" w:hAnsi="Arial Nova Cond Light" w:cs="Times New Roman"/>
+                <w:rFonts w:ascii="Arial Nova Cond" w:eastAsia="Calibri" w:hAnsi="Arial Nova Cond" w:cs="Times New Roman"/>
                 <w:sz w:val="20"/>
                 <w:szCs w:val="20"/>
                 <w:lang w:val="es-ES_tradnl"/>
@@ -14018,20 +14009,22 @@
         <w:tc>
           <w:tcPr>
             <w:tcW w:w="6169" w:type="dxa"/>
-            <w:tcBorders>
-              <w:top w:val="double" w:sz="4" w:space="0" w:color="47D459" w:themeColor="accent3" w:themeTint="99"/>
-              <w:left w:val="double" w:sz="4" w:space="0" w:color="47D459" w:themeColor="accent3" w:themeTint="99"/>
-              <w:bottom w:val="double" w:sz="4" w:space="0" w:color="47D459" w:themeColor="accent3" w:themeTint="99"/>
-              <w:right w:val="double" w:sz="4" w:space="0" w:color="47D459" w:themeColor="accent3" w:themeTint="99"/>
-            </w:tcBorders>
-            <w:vAlign w:val="center"/>
-            <w:hideMark/>
-          </w:tcPr>
-          <w:p>
-            <w:pPr>
-              <w:pStyle w:val="Sinespaciado"/>
-              <w:rPr>
-                <w:rFonts w:ascii="Arial Nova Cond Light" w:hAnsi="Arial Nova Cond Light" w:cs="Times New Roman"/>
+            <w:vAlign w:val="center"/>
+          </w:tcPr>
+          <w:p>
+            <w:pPr>
+              <w:pStyle w:val="Prrafodelista"/>
+              <w:tabs>
+                <w:tab w:val="left" w:pos="0"/>
+                <w:tab w:val="left" w:pos="142"/>
+                <w:tab w:val="left" w:pos="284"/>
+              </w:tabs>
+              <w:spacing w:line="276" w:lineRule="auto"/>
+              <w:ind w:left="0"/>
+              <w:jc w:val="both"/>
+              <w:rPr>
+                <w:rFonts w:ascii="Arial Nova Cond" w:eastAsia="Calibri" w:hAnsi="Arial Nova Cond" w:cs="Times New Roman"/>
+                <w:color w:val="000000" w:themeColor="text1"/>
                 <w:sz w:val="20"/>
                 <w:szCs w:val="20"/>
                 <w:lang w:val="es-ES_tradnl"/>
@@ -14039,7 +14032,7 @@
             </w:pPr>
             <w:r>
               <w:rPr>
-                <w:rFonts w:ascii="Arial Nova Cond Light" w:hAnsi="Arial Nova Cond Light" w:cs="Times New Roman"/>
+                <w:rFonts w:ascii="Arial Nova Cond" w:eastAsia="Calibri" w:hAnsi="Arial Nova Cond" w:cs="Times New Roman"/>
                 <w:sz w:val="20"/>
                 <w:szCs w:val="20"/>
                 <w:lang w:val="es-ES_tradnl"/>
@@ -14051,21 +14044,16 @@
         <w:tc>
           <w:tcPr>
             <w:tcW w:w="2015" w:type="dxa"/>
-            <w:tcBorders>
-              <w:top w:val="double" w:sz="4" w:space="0" w:color="47D459" w:themeColor="accent3" w:themeTint="99"/>
-              <w:left w:val="double" w:sz="4" w:space="0" w:color="47D459" w:themeColor="accent3" w:themeTint="99"/>
-              <w:bottom w:val="double" w:sz="4" w:space="0" w:color="47D459" w:themeColor="accent3" w:themeTint="99"/>
-              <w:right w:val="double" w:sz="4" w:space="0" w:color="47D459" w:themeColor="accent3" w:themeTint="99"/>
-            </w:tcBorders>
-            <w:vAlign w:val="center"/>
-            <w:hideMark/>
-          </w:tcPr>
-          <w:p>
-            <w:pPr>
-              <w:pStyle w:val="Sinespaciado"/>
-              <w:spacing w:line="276" w:lineRule="auto"/>
-              <w:rPr>
-                <w:rFonts w:ascii="Arial Nova Cond Light" w:hAnsi="Arial Nova Cond Light" w:cs="Times New Roman"/>
+            <w:vAlign w:val="center"/>
+          </w:tcPr>
+          <w:p>
+            <w:pPr>
+              <w:autoSpaceDE w:val="0"/>
+              <w:autoSpaceDN w:val="0"/>
+              <w:adjustRightInd w:val="0"/>
+              <w:jc w:val="center"/>
+              <w:rPr>
+                <w:rFonts w:ascii="Arial Nova Cond" w:eastAsia="Calibri" w:hAnsi="Arial Nova Cond" w:cs="Times New Roman"/>
                 <w:sz w:val="20"/>
                 <w:szCs w:val="20"/>
                 <w:lang w:val="es-ES_tradnl"/>
@@ -14073,7 +14061,9 @@
             </w:pPr>
             <w:r>
               <w:rPr>
-                <w:rFonts w:ascii="Arial Nova Cond Light" w:hAnsi="Arial Nova Cond Light" w:cs="Times New Roman"/>
+                <w:rFonts w:ascii="Arial Nova Cond" w:hAnsi="Arial Nova Cond" w:cs="Arial"/>
+                <w:color w:val="000000"/>
+                <w:kern w:val="0"/>
                 <w:sz w:val="20"/>
                 <w:szCs w:val="20"/>
               </w:rPr>
@@ -14084,28 +14074,27 @@
         <w:tc>
           <w:tcPr>
             <w:tcW w:w="1634" w:type="dxa"/>
-            <w:tcBorders>
-              <w:top w:val="double" w:sz="4" w:space="0" w:color="47D459" w:themeColor="accent3" w:themeTint="99"/>
-              <w:left w:val="double" w:sz="4" w:space="0" w:color="47D459" w:themeColor="accent3" w:themeTint="99"/>
-              <w:bottom w:val="double" w:sz="4" w:space="0" w:color="47D459" w:themeColor="accent3" w:themeTint="99"/>
-              <w:right w:val="double" w:sz="4" w:space="0" w:color="47D459" w:themeColor="accent3" w:themeTint="99"/>
-            </w:tcBorders>
-            <w:vAlign w:val="center"/>
-            <w:hideMark/>
-          </w:tcPr>
-          <w:p>
-            <w:pPr>
-              <w:pStyle w:val="Sinespaciado"/>
-              <w:spacing w:line="276" w:lineRule="auto"/>
-              <w:rPr>
-                <w:rFonts w:ascii="Arial Nova Cond Light" w:hAnsi="Arial Nova Cond Light" w:cs="Times New Roman"/>
-                <w:sz w:val="20"/>
-                <w:szCs w:val="20"/>
-              </w:rPr>
-            </w:pPr>
-            <w:r>
-              <w:rPr>
-                <w:rFonts w:ascii="Arial Nova Cond Light" w:hAnsi="Arial Nova Cond Light" w:cs="Times New Roman"/>
+            <w:vAlign w:val="center"/>
+          </w:tcPr>
+          <w:p>
+            <w:pPr>
+              <w:autoSpaceDE w:val="0"/>
+              <w:autoSpaceDN w:val="0"/>
+              <w:adjustRightInd w:val="0"/>
+              <w:jc w:val="both"/>
+              <w:rPr>
+                <w:rFonts w:ascii="Arial Nova Cond" w:hAnsi="Arial Nova Cond" w:cs="Arial"/>
+                <w:color w:val="000000"/>
+                <w:kern w:val="0"/>
+                <w:sz w:val="20"/>
+                <w:szCs w:val="20"/>
+              </w:rPr>
+            </w:pPr>
+            <w:r>
+              <w:rPr>
+                <w:rFonts w:ascii="Arial Nova Cond" w:hAnsi="Arial Nova Cond" w:cs="Arial"/>
+                <w:color w:val="000000"/>
+                <w:kern w:val="0"/>
                 <w:sz w:val="20"/>
                 <w:szCs w:val="20"/>
               </w:rPr>
@@ -14116,28 +14105,27 @@
         <w:tc>
           <w:tcPr>
             <w:tcW w:w="1337" w:type="dxa"/>
-            <w:tcBorders>
-              <w:top w:val="double" w:sz="4" w:space="0" w:color="47D459" w:themeColor="accent3" w:themeTint="99"/>
-              <w:left w:val="double" w:sz="4" w:space="0" w:color="47D459" w:themeColor="accent3" w:themeTint="99"/>
-              <w:bottom w:val="double" w:sz="4" w:space="0" w:color="47D459" w:themeColor="accent3" w:themeTint="99"/>
-              <w:right w:val="double" w:sz="4" w:space="0" w:color="47D459" w:themeColor="accent3" w:themeTint="99"/>
-            </w:tcBorders>
-            <w:vAlign w:val="center"/>
-            <w:hideMark/>
-          </w:tcPr>
-          <w:p>
-            <w:pPr>
-              <w:pStyle w:val="Sinespaciado"/>
-              <w:spacing w:line="276" w:lineRule="auto"/>
-              <w:rPr>
-                <w:rFonts w:ascii="Arial Nova Cond Light" w:hAnsi="Arial Nova Cond Light" w:cs="Times New Roman"/>
-                <w:sz w:val="20"/>
-                <w:szCs w:val="20"/>
-              </w:rPr>
-            </w:pPr>
-            <w:r>
-              <w:rPr>
-                <w:rFonts w:ascii="Arial Nova Cond Light" w:hAnsi="Arial Nova Cond Light" w:cs="Times New Roman"/>
+            <w:vAlign w:val="center"/>
+          </w:tcPr>
+          <w:p>
+            <w:pPr>
+              <w:autoSpaceDE w:val="0"/>
+              <w:autoSpaceDN w:val="0"/>
+              <w:adjustRightInd w:val="0"/>
+              <w:jc w:val="center"/>
+              <w:rPr>
+                <w:rFonts w:ascii="Arial Nova Cond" w:hAnsi="Arial Nova Cond" w:cs="Arial"/>
+                <w:color w:val="000000"/>
+                <w:kern w:val="0"/>
+                <w:sz w:val="20"/>
+                <w:szCs w:val="20"/>
+              </w:rPr>
+            </w:pPr>
+            <w:r>
+              <w:rPr>
+                <w:rFonts w:ascii="Arial Nova Cond" w:hAnsi="Arial Nova Cond" w:cs="Arial"/>
+                <w:color w:val="000000"/>
+                <w:kern w:val="0"/>
                 <w:sz w:val="20"/>
                 <w:szCs w:val="20"/>
               </w:rPr>
@@ -14146,6 +14134,7 @@
           </w:p>
         </w:tc>
       </w:tr>
+      <w:bookmarkEnd w:id="1"/>
     </w:tbl>
     <w:p>
       <w:pPr>

--- a/templates/plananual/CCSS 1° A 5°/CCSS 3° - PLANIFICACIÓN ANUAL 2026.docx
+++ b/templates/plananual/CCSS 1° A 5°/CCSS 3° - PLANIFICACIÓN ANUAL 2026.docx
@@ -1,6 +1,6 @@
 
 <file path=word/document.xml><?xml version="1.0" encoding="utf-8"?>
-<w:document xmlns:wpc="http://schemas.microsoft.com/office/word/2010/wordprocessingCanvas" xmlns:cx="http://schemas.microsoft.com/office/drawing/2014/chartex" xmlns:cx1="http://schemas.microsoft.com/office/drawing/2015/9/8/chartex" xmlns:cx2="http://schemas.microsoft.com/office/drawing/2015/10/21/chartex" xmlns:cx3="http://schemas.microsoft.com/office/drawing/2016/5/9/chartex" xmlns:cx4="http://schemas.microsoft.com/office/drawing/2016/5/10/chartex" xmlns:cx5="http://schemas.microsoft.com/office/drawing/2016/5/11/chartex" xmlns:cx6="http://schemas.microsoft.com/office/drawing/2016/5/12/chartex" xmlns:cx7="http://schemas.microsoft.com/office/drawing/2016/5/13/chartex" xmlns:cx8="http://schemas.microsoft.com/office/drawing/2016/5/14/chartex" xmlns:mc="http://schemas.openxmlformats.org/markup-compatibility/2006" xmlns:aink="http://schemas.microsoft.com/office/drawing/2016/ink" xmlns:am3d="http://schemas.microsoft.com/office/drawing/2017/model3d" xmlns:o="urn:schemas-microsoft-com:office:office" xmlns:oel="http://schemas.microsoft.com/office/2019/extlst" xmlns:r="http://schemas.openxmlformats.org/officeDocument/2006/relationships" xmlns:m="http://schemas.openxmlformats.org/officeDocument/2006/math" xmlns:v="urn:schemas-microsoft-com:vml" xmlns:wp14="http://schemas.microsoft.com/office/word/2010/wordprocessingDrawing" xmlns:wp="http://schemas.openxmlformats.org/drawingml/2006/wordprocessingDrawing" xmlns:w10="urn:schemas-microsoft-com:office:word" xmlns:w="http://schemas.openxmlformats.org/wordprocessingml/2006/main" xmlns:w14="http://schemas.microsoft.com/office/word/2010/wordml" xmlns:w15="http://schemas.microsoft.com/office/word/2012/wordml" xmlns:w16cex="http://schemas.microsoft.com/office/word/2018/wordml/cex" xmlns:w16cid="http://schemas.microsoft.com/office/word/2016/wordml/cid" xmlns:w16="http://schemas.microsoft.com/office/word/2018/wordml" xmlns:w16du="http://schemas.microsoft.com/office/word/2023/wordml/word16du" xmlns:w16sdtdh="http://schemas.microsoft.com/office/word/2020/wordml/sdtdatahash" xmlns:w16se="http://schemas.microsoft.com/office/word/2015/wordml/symex" xmlns:wpg="http://schemas.microsoft.com/office/word/2010/wordprocessingGroup" xmlns:wpi="http://schemas.microsoft.com/office/word/2010/wordprocessingInk" xmlns:wne="http://schemas.microsoft.com/office/word/2006/wordml" xmlns:wps="http://schemas.microsoft.com/office/word/2010/wordprocessingShape" mc:Ignorable="w14 w15 w16se w16cid w16 w16cex w16sdtdh w16du wp14">
+<w:document xmlns:wpc="http://schemas.microsoft.com/office/word/2010/wordprocessingCanvas" xmlns:cx="http://schemas.microsoft.com/office/drawing/2014/chartex" xmlns:cx1="http://schemas.microsoft.com/office/drawing/2015/9/8/chartex" xmlns:cx2="http://schemas.microsoft.com/office/drawing/2015/10/21/chartex" xmlns:cx3="http://schemas.microsoft.com/office/drawing/2016/5/9/chartex" xmlns:cx4="http://schemas.microsoft.com/office/drawing/2016/5/10/chartex" xmlns:cx5="http://schemas.microsoft.com/office/drawing/2016/5/11/chartex" xmlns:cx6="http://schemas.microsoft.com/office/drawing/2016/5/12/chartex" xmlns:cx7="http://schemas.microsoft.com/office/drawing/2016/5/13/chartex" xmlns:cx8="http://schemas.microsoft.com/office/drawing/2016/5/14/chartex" xmlns:mc="http://schemas.openxmlformats.org/markup-compatibility/2006" xmlns:aink="http://schemas.microsoft.com/office/drawing/2016/ink" xmlns:am3d="http://schemas.microsoft.com/office/drawing/2017/model3d" xmlns:o="urn:schemas-microsoft-com:office:office" xmlns:oel="http://schemas.microsoft.com/office/2019/extlst" xmlns:r="http://schemas.openxmlformats.org/officeDocument/2006/relationships" xmlns:m="http://schemas.openxmlformats.org/officeDocument/2006/math" xmlns:v="urn:schemas-microsoft-com:vml" xmlns:wp14="http://schemas.microsoft.com/office/word/2010/wordprocessingDrawing" xmlns:wp="http://schemas.openxmlformats.org/drawingml/2006/wordprocessingDrawing" xmlns:w10="urn:schemas-microsoft-com:office:word" xmlns:w="http://schemas.openxmlformats.org/wordprocessingml/2006/main" xmlns:w14="http://schemas.microsoft.com/office/word/2010/wordml" xmlns:w15="http://schemas.microsoft.com/office/word/2012/wordml" xmlns:w16cex="http://schemas.microsoft.com/office/word/2018/wordml/cex" xmlns:w16cid="http://schemas.microsoft.com/office/word/2016/wordml/cid" xmlns:w16="http://schemas.microsoft.com/office/word/2018/wordml" xmlns:w16du="http://schemas.microsoft.com/office/word/2023/wordml/word16du" xmlns:w16sdtdh="http://schemas.microsoft.com/office/word/2020/wordml/sdtdatahash" xmlns:w16sdtfl="http://schemas.microsoft.com/office/word/2024/wordml/sdtformatlock" xmlns:w16se="http://schemas.microsoft.com/office/word/2015/wordml/symex" xmlns:wpg="http://schemas.microsoft.com/office/word/2010/wordprocessingGroup" xmlns:wpi="http://schemas.microsoft.com/office/word/2010/wordprocessingInk" xmlns:wne="http://schemas.microsoft.com/office/word/2006/wordml" xmlns:wps="http://schemas.microsoft.com/office/word/2010/wordprocessingShape" mc:Ignorable="w14 w15 w16se w16cid w16 w16cex w16sdtdh w16sdtfl w16du wp14">
   <w:body>
     <w:p>
       <w:pPr>
@@ -220,7 +220,6 @@
                                 </w:rPr>
                                 <w:t>{{</w:t>
                               </w:r>
-                              <w:proofErr w:type="spellStart"/>
                               <w:r>
                                 <w:rPr>
                                   <w:rFonts w:ascii="Aptos ExtraBold" w:hAnsi="Aptos ExtraBold" w:cs="Times New Roman"/>
@@ -230,19 +229,7 @@
                                   <w:sz w:val="32"/>
                                   <w:szCs w:val="32"/>
                                 </w:rPr>
-                                <w:t>anio</w:t>
-                              </w:r>
-                              <w:proofErr w:type="spellEnd"/>
-                              <w:r>
-                                <w:rPr>
-                                  <w:rFonts w:ascii="Aptos ExtraBold" w:hAnsi="Aptos ExtraBold" w:cs="Times New Roman"/>
-                                  <w:b/>
-                                  <w:bCs/>
-                                  <w:color w:val="FFFFFF" w:themeColor="background1"/>
-                                  <w:sz w:val="32"/>
-                                  <w:szCs w:val="32"/>
-                                </w:rPr>
-                                <w:t>}}</w:t>
+                                <w:t>anio}}</w:t>
                               </w:r>
                             </w:p>
                           </w:txbxContent>
@@ -4819,29 +4806,16 @@
                 <w:szCs w:val="20"/>
               </w:rPr>
             </w:pPr>
-            <w:proofErr w:type="spellStart"/>
-            <w:r>
-              <w:rPr>
-                <w:rFonts w:ascii="Arial Nova Cond Light" w:hAnsi="Arial Nova Cond Light" w:cs="Times New Roman"/>
-                <w:b/>
-                <w:bCs/>
-                <w:color w:val="000000" w:themeColor="text1"/>
-                <w:sz w:val="20"/>
-                <w:szCs w:val="20"/>
-              </w:rPr>
-              <w:t>N°</w:t>
-            </w:r>
-            <w:proofErr w:type="spellEnd"/>
-            <w:r>
-              <w:rPr>
-                <w:rFonts w:ascii="Arial Nova Cond Light" w:hAnsi="Arial Nova Cond Light" w:cs="Times New Roman"/>
-                <w:b/>
-                <w:bCs/>
-                <w:color w:val="000000" w:themeColor="text1"/>
-                <w:sz w:val="20"/>
-                <w:szCs w:val="20"/>
-              </w:rPr>
-              <w:t xml:space="preserve"> DE SEMANAS LECTIVAS</w:t>
+            <w:r>
+              <w:rPr>
+                <w:rFonts w:ascii="Arial Nova Cond Light" w:hAnsi="Arial Nova Cond Light" w:cs="Times New Roman"/>
+                <w:b/>
+                <w:bCs/>
+                <w:color w:val="000000" w:themeColor="text1"/>
+                <w:sz w:val="20"/>
+                <w:szCs w:val="20"/>
+              </w:rPr>
+              <w:t>N° DE SEMANAS LECTIVAS</w:t>
             </w:r>
           </w:p>
         </w:tc>
@@ -4866,29 +4840,16 @@
                 <w:szCs w:val="20"/>
               </w:rPr>
             </w:pPr>
-            <w:proofErr w:type="spellStart"/>
-            <w:r>
-              <w:rPr>
-                <w:rFonts w:ascii="Arial Nova Cond Light" w:hAnsi="Arial Nova Cond Light" w:cs="Times New Roman"/>
-                <w:b/>
-                <w:bCs/>
-                <w:color w:val="000000" w:themeColor="text1"/>
-                <w:sz w:val="20"/>
-                <w:szCs w:val="20"/>
-              </w:rPr>
-              <w:t>N°</w:t>
-            </w:r>
-            <w:proofErr w:type="spellEnd"/>
-            <w:r>
-              <w:rPr>
-                <w:rFonts w:ascii="Arial Nova Cond Light" w:hAnsi="Arial Nova Cond Light" w:cs="Times New Roman"/>
-                <w:b/>
-                <w:bCs/>
-                <w:color w:val="000000" w:themeColor="text1"/>
-                <w:sz w:val="20"/>
-                <w:szCs w:val="20"/>
-              </w:rPr>
-              <w:t xml:space="preserve"> UNIDADES</w:t>
+            <w:r>
+              <w:rPr>
+                <w:rFonts w:ascii="Arial Nova Cond Light" w:hAnsi="Arial Nova Cond Light" w:cs="Times New Roman"/>
+                <w:b/>
+                <w:bCs/>
+                <w:color w:val="000000" w:themeColor="text1"/>
+                <w:sz w:val="20"/>
+                <w:szCs w:val="20"/>
+              </w:rPr>
+              <w:t>N° UNIDADES</w:t>
             </w:r>
           </w:p>
         </w:tc>
@@ -11736,13 +11697,13 @@
         <w:tblLook w:val="04A0" w:firstRow="1" w:lastRow="0" w:firstColumn="1" w:lastColumn="0" w:noHBand="0" w:noVBand="1"/>
       </w:tblPr>
       <w:tblGrid>
-        <w:gridCol w:w="875"/>
-        <w:gridCol w:w="1095"/>
-        <w:gridCol w:w="1726"/>
-        <w:gridCol w:w="6169"/>
-        <w:gridCol w:w="2015"/>
-        <w:gridCol w:w="1634"/>
-        <w:gridCol w:w="1337"/>
+        <w:gridCol w:w="818"/>
+        <w:gridCol w:w="1018"/>
+        <w:gridCol w:w="5379"/>
+        <w:gridCol w:w="1984"/>
+        <w:gridCol w:w="2693"/>
+        <w:gridCol w:w="1560"/>
+        <w:gridCol w:w="1399"/>
       </w:tblGrid>
       <w:tr>
         <w:trPr>
@@ -11751,7 +11712,7 @@
         </w:trPr>
         <w:tc>
           <w:tcPr>
-            <w:tcW w:w="875" w:type="dxa"/>
+            <w:tcW w:w="818" w:type="dxa"/>
             <w:shd w:val="clear" w:color="auto" w:fill="C1F0C7" w:themeFill="accent3" w:themeFillTint="33"/>
             <w:vAlign w:val="center"/>
           </w:tcPr>
@@ -11785,7 +11746,7 @@
         </w:tc>
         <w:tc>
           <w:tcPr>
-            <w:tcW w:w="1095" w:type="dxa"/>
+            <w:tcW w:w="1018" w:type="dxa"/>
             <w:shd w:val="clear" w:color="auto" w:fill="C1F0C7" w:themeFill="accent3" w:themeFillTint="33"/>
             <w:vAlign w:val="center"/>
           </w:tcPr>
@@ -11818,7 +11779,7 @@
         </w:tc>
         <w:tc>
           <w:tcPr>
-            <w:tcW w:w="1726" w:type="dxa"/>
+            <w:tcW w:w="5379" w:type="dxa"/>
             <w:shd w:val="clear" w:color="auto" w:fill="C1F0C7" w:themeFill="accent3" w:themeFillTint="33"/>
             <w:vAlign w:val="center"/>
           </w:tcPr>
@@ -11845,13 +11806,35 @@
                 <w:sz w:val="20"/>
                 <w:szCs w:val="20"/>
               </w:rPr>
-              <w:t>PROBLEMA / POTENCIALIDAD</w:t>
-            </w:r>
-          </w:p>
-        </w:tc>
-        <w:tc>
-          <w:tcPr>
-            <w:tcW w:w="6169" w:type="dxa"/>
+              <w:t>SITUACIÓN SIGNIF</w:t>
+            </w:r>
+            <w:r>
+              <w:rPr>
+                <w:rFonts w:ascii="Arial Nova Cond" w:hAnsi="Arial Nova Cond" w:cs="Times New Roman"/>
+                <w:b/>
+                <w:bCs/>
+                <w:color w:val="000000" w:themeColor="text1"/>
+                <w:sz w:val="20"/>
+                <w:szCs w:val="20"/>
+              </w:rPr>
+              <w:t>I</w:t>
+            </w:r>
+            <w:r>
+              <w:rPr>
+                <w:rFonts w:ascii="Arial Nova Cond" w:hAnsi="Arial Nova Cond" w:cs="Times New Roman"/>
+                <w:b/>
+                <w:bCs/>
+                <w:color w:val="000000" w:themeColor="text1"/>
+                <w:sz w:val="20"/>
+                <w:szCs w:val="20"/>
+              </w:rPr>
+              <w:t>CATIVA</w:t>
+            </w:r>
+          </w:p>
+        </w:tc>
+        <w:tc>
+          <w:tcPr>
+            <w:tcW w:w="1984" w:type="dxa"/>
             <w:shd w:val="clear" w:color="auto" w:fill="C1F0C7" w:themeFill="accent3" w:themeFillTint="33"/>
             <w:vAlign w:val="center"/>
           </w:tcPr>
@@ -11878,7 +11861,7 @@
                 <w:sz w:val="20"/>
                 <w:szCs w:val="20"/>
               </w:rPr>
-              <w:t>SITUACIÓN SIGNIF</w:t>
+              <w:t>TÍTULO DE LA UNIDAD DID</w:t>
             </w:r>
             <w:r>
               <w:rPr>
@@ -11889,7 +11872,7 @@
                 <w:sz w:val="20"/>
                 <w:szCs w:val="20"/>
               </w:rPr>
-              <w:t>I</w:t>
+              <w:t>Á</w:t>
             </w:r>
             <w:r>
               <w:rPr>
@@ -11900,13 +11883,24 @@
                 <w:sz w:val="20"/>
                 <w:szCs w:val="20"/>
               </w:rPr>
-              <w:t>CATIVA</w:t>
-            </w:r>
-          </w:p>
-        </w:tc>
-        <w:tc>
-          <w:tcPr>
-            <w:tcW w:w="2015" w:type="dxa"/>
+              <w:t>CTICA</w:t>
+            </w:r>
+            <w:r>
+              <w:rPr>
+                <w:rFonts w:ascii="Arial Nova Cond" w:hAnsi="Arial Nova Cond" w:cs="Times New Roman"/>
+                <w:b/>
+                <w:bCs/>
+                <w:color w:val="000000" w:themeColor="text1"/>
+                <w:sz w:val="20"/>
+                <w:szCs w:val="20"/>
+              </w:rPr>
+              <w:t>.</w:t>
+            </w:r>
+          </w:p>
+        </w:tc>
+        <w:tc>
+          <w:tcPr>
+            <w:tcW w:w="2693" w:type="dxa"/>
             <w:shd w:val="clear" w:color="auto" w:fill="C1F0C7" w:themeFill="accent3" w:themeFillTint="33"/>
             <w:vAlign w:val="center"/>
           </w:tcPr>
@@ -11933,9 +11927,21 @@
                 <w:sz w:val="20"/>
                 <w:szCs w:val="20"/>
               </w:rPr>
-              <w:t>TÍTULO DE LA UNIDAD DID</w:t>
-            </w:r>
-            <w:r>
+              <w:t>CAMPO TEMATICO</w:t>
+            </w:r>
+          </w:p>
+        </w:tc>
+        <w:tc>
+          <w:tcPr>
+            <w:tcW w:w="1560" w:type="dxa"/>
+            <w:shd w:val="clear" w:color="auto" w:fill="C1F0C7" w:themeFill="accent3" w:themeFillTint="33"/>
+            <w:vAlign w:val="center"/>
+          </w:tcPr>
+          <w:p>
+            <w:pPr>
+              <w:pStyle w:val="Prrafodelista"/>
+              <w:ind w:left="0"/>
+              <w:jc w:val="center"/>
               <w:rPr>
                 <w:rFonts w:ascii="Arial Nova Cond" w:hAnsi="Arial Nova Cond" w:cs="Times New Roman"/>
                 <w:b/>
@@ -11944,8 +11950,7 @@
                 <w:sz w:val="20"/>
                 <w:szCs w:val="20"/>
               </w:rPr>
-              <w:t>Á</w:t>
-            </w:r>
+            </w:pPr>
             <w:r>
               <w:rPr>
                 <w:rFonts w:ascii="Arial Nova Cond" w:hAnsi="Arial Nova Cond" w:cs="Times New Roman"/>
@@ -11955,57 +11960,13 @@
                 <w:sz w:val="20"/>
                 <w:szCs w:val="20"/>
               </w:rPr>
-              <w:t>CTICA</w:t>
-            </w:r>
-            <w:r>
-              <w:rPr>
-                <w:rFonts w:ascii="Arial Nova Cond" w:hAnsi="Arial Nova Cond" w:cs="Times New Roman"/>
-                <w:b/>
-                <w:bCs/>
-                <w:color w:val="000000" w:themeColor="text1"/>
-                <w:sz w:val="20"/>
-                <w:szCs w:val="20"/>
-              </w:rPr>
-              <w:t>.</w:t>
-            </w:r>
-          </w:p>
-        </w:tc>
-        <w:tc>
-          <w:tcPr>
-            <w:tcW w:w="1634" w:type="dxa"/>
-            <w:shd w:val="clear" w:color="auto" w:fill="C1F0C7" w:themeFill="accent3" w:themeFillTint="33"/>
-            <w:vAlign w:val="center"/>
-          </w:tcPr>
-          <w:p>
-            <w:pPr>
-              <w:pStyle w:val="Prrafodelista"/>
-              <w:ind w:left="0"/>
-              <w:jc w:val="center"/>
-              <w:rPr>
-                <w:rFonts w:ascii="Arial Nova Cond" w:hAnsi="Arial Nova Cond" w:cs="Times New Roman"/>
-                <w:b/>
-                <w:bCs/>
-                <w:color w:val="000000" w:themeColor="text1"/>
-                <w:sz w:val="20"/>
-                <w:szCs w:val="20"/>
-              </w:rPr>
-            </w:pPr>
-            <w:r>
-              <w:rPr>
-                <w:rFonts w:ascii="Arial Nova Cond" w:hAnsi="Arial Nova Cond" w:cs="Times New Roman"/>
-                <w:b/>
-                <w:bCs/>
-                <w:color w:val="000000" w:themeColor="text1"/>
-                <w:sz w:val="20"/>
-                <w:szCs w:val="20"/>
-              </w:rPr>
               <w:t>COMPETENCIAS</w:t>
             </w:r>
           </w:p>
         </w:tc>
         <w:tc>
           <w:tcPr>
-            <w:tcW w:w="1337" w:type="dxa"/>
+            <w:tcW w:w="1399" w:type="dxa"/>
             <w:shd w:val="clear" w:color="auto" w:fill="C1F0C7" w:themeFill="accent3" w:themeFillTint="33"/>
             <w:vAlign w:val="center"/>
           </w:tcPr>
@@ -12044,7 +12005,7 @@
         </w:trPr>
         <w:tc>
           <w:tcPr>
-            <w:tcW w:w="875" w:type="dxa"/>
+            <w:tcW w:w="818" w:type="dxa"/>
             <w:vMerge w:val="restart"/>
             <w:vAlign w:val="center"/>
           </w:tcPr>
@@ -12083,7 +12044,7 @@
         </w:tc>
         <w:tc>
           <w:tcPr>
-            <w:tcW w:w="1095" w:type="dxa"/>
+            <w:tcW w:w="1018" w:type="dxa"/>
             <w:vAlign w:val="center"/>
           </w:tcPr>
           <w:p>
@@ -12121,7 +12082,7 @@
         </w:tc>
         <w:tc>
           <w:tcPr>
-            <w:tcW w:w="1726" w:type="dxa"/>
+            <w:tcW w:w="5379" w:type="dxa"/>
             <w:vAlign w:val="center"/>
           </w:tcPr>
           <w:p>
@@ -12149,47 +12110,13 @@
                 <w:szCs w:val="20"/>
                 <w:lang w:val="es-ES_tradnl"/>
               </w:rPr>
-              <w:t>{{problemapotencialidad0}}</w:t>
-            </w:r>
-          </w:p>
-        </w:tc>
-        <w:tc>
-          <w:tcPr>
-            <w:tcW w:w="6169" w:type="dxa"/>
-            <w:vAlign w:val="center"/>
-          </w:tcPr>
-          <w:p>
-            <w:pPr>
-              <w:pStyle w:val="Prrafodelista"/>
-              <w:tabs>
-                <w:tab w:val="left" w:pos="0"/>
-                <w:tab w:val="left" w:pos="142"/>
-                <w:tab w:val="left" w:pos="284"/>
-              </w:tabs>
-              <w:spacing w:line="276" w:lineRule="auto"/>
-              <w:ind w:left="0"/>
-              <w:jc w:val="both"/>
-              <w:rPr>
-                <w:rFonts w:ascii="Arial Nova Cond" w:eastAsia="Calibri" w:hAnsi="Arial Nova Cond" w:cs="Times New Roman"/>
-                <w:sz w:val="20"/>
-                <w:szCs w:val="20"/>
-                <w:lang w:val="es-ES_tradnl"/>
-              </w:rPr>
-            </w:pPr>
-            <w:r>
-              <w:rPr>
-                <w:rFonts w:ascii="Arial Nova Cond" w:eastAsia="Calibri" w:hAnsi="Arial Nova Cond" w:cs="Times New Roman"/>
-                <w:sz w:val="20"/>
-                <w:szCs w:val="20"/>
-                <w:lang w:val="es-ES_tradnl"/>
-              </w:rPr>
               <w:t>{{situacionsignificativa0}}</w:t>
             </w:r>
           </w:p>
         </w:tc>
         <w:tc>
           <w:tcPr>
-            <w:tcW w:w="2015" w:type="dxa"/>
+            <w:tcW w:w="1984" w:type="dxa"/>
             <w:vAlign w:val="center"/>
           </w:tcPr>
           <w:p>
@@ -12220,7 +12147,7 @@
         </w:tc>
         <w:tc>
           <w:tcPr>
-            <w:tcW w:w="1634" w:type="dxa"/>
+            <w:tcW w:w="2693" w:type="dxa"/>
             <w:vAlign w:val="center"/>
           </w:tcPr>
           <w:p>
@@ -12245,13 +12172,13 @@
                 <w:sz w:val="20"/>
                 <w:szCs w:val="20"/>
               </w:rPr>
-              <w:t>{{competencias0}}</w:t>
-            </w:r>
-          </w:p>
-        </w:tc>
-        <w:tc>
-          <w:tcPr>
-            <w:tcW w:w="1337" w:type="dxa"/>
+              <w:t>{{campotematico0}}</w:t>
+            </w:r>
+          </w:p>
+        </w:tc>
+        <w:tc>
+          <w:tcPr>
+            <w:tcW w:w="1560" w:type="dxa"/>
             <w:vAlign w:val="center"/>
           </w:tcPr>
           <w:p>
@@ -12259,7 +12186,38 @@
               <w:autoSpaceDE w:val="0"/>
               <w:autoSpaceDN w:val="0"/>
               <w:adjustRightInd w:val="0"/>
-              <w:jc w:val="center"/>
+              <w:jc w:val="both"/>
+              <w:rPr>
+                <w:rFonts w:ascii="Arial Nova Cond" w:hAnsi="Arial Nova Cond" w:cs="Arial"/>
+                <w:color w:val="000000"/>
+                <w:kern w:val="0"/>
+                <w:sz w:val="20"/>
+                <w:szCs w:val="20"/>
+              </w:rPr>
+            </w:pPr>
+            <w:r>
+              <w:rPr>
+                <w:rFonts w:ascii="Arial Nova Cond" w:hAnsi="Arial Nova Cond" w:cs="Arial"/>
+                <w:color w:val="000000"/>
+                <w:kern w:val="0"/>
+                <w:sz w:val="20"/>
+                <w:szCs w:val="20"/>
+              </w:rPr>
+              <w:t>{{competencias0}}</w:t>
+            </w:r>
+          </w:p>
+        </w:tc>
+        <w:tc>
+          <w:tcPr>
+            <w:tcW w:w="1399" w:type="dxa"/>
+            <w:vAlign w:val="center"/>
+          </w:tcPr>
+          <w:p>
+            <w:pPr>
+              <w:autoSpaceDE w:val="0"/>
+              <w:autoSpaceDN w:val="0"/>
+              <w:adjustRightInd w:val="0"/>
+              <w:jc w:val="both"/>
               <w:rPr>
                 <w:rFonts w:ascii="Arial Nova Cond" w:hAnsi="Arial Nova Cond" w:cs="Arial"/>
                 <w:color w:val="000000"/>
@@ -12288,7 +12246,7 @@
         </w:trPr>
         <w:tc>
           <w:tcPr>
-            <w:tcW w:w="875" w:type="dxa"/>
+            <w:tcW w:w="818" w:type="dxa"/>
             <w:vMerge/>
             <w:vAlign w:val="center"/>
           </w:tcPr>
@@ -12316,7 +12274,7 @@
         </w:tc>
         <w:tc>
           <w:tcPr>
-            <w:tcW w:w="1095" w:type="dxa"/>
+            <w:tcW w:w="1018" w:type="dxa"/>
             <w:vAlign w:val="center"/>
           </w:tcPr>
           <w:p>
@@ -12354,33 +12312,7 @@
         </w:tc>
         <w:tc>
           <w:tcPr>
-            <w:tcW w:w="1726" w:type="dxa"/>
-            <w:vAlign w:val="center"/>
-          </w:tcPr>
-          <w:p>
-            <w:pPr>
-              <w:pStyle w:val="NormalWeb"/>
-              <w:jc w:val="both"/>
-              <w:rPr>
-                <w:rFonts w:ascii="Arial Nova Cond" w:hAnsi="Arial Nova Cond"/>
-                <w:sz w:val="20"/>
-                <w:szCs w:val="20"/>
-              </w:rPr>
-            </w:pPr>
-            <w:r>
-              <w:rPr>
-                <w:rFonts w:ascii="Arial Nova Cond" w:eastAsia="Calibri" w:hAnsi="Arial Nova Cond"/>
-                <w:sz w:val="20"/>
-                <w:szCs w:val="20"/>
-                <w:lang w:val="es-ES_tradnl"/>
-              </w:rPr>
-              <w:t>{{problemapotencialidad1}}</w:t>
-            </w:r>
-          </w:p>
-        </w:tc>
-        <w:tc>
-          <w:tcPr>
-            <w:tcW w:w="6169" w:type="dxa"/>
+            <w:tcW w:w="5379" w:type="dxa"/>
             <w:vAlign w:val="center"/>
           </w:tcPr>
           <w:p>
@@ -12414,7 +12346,7 @@
         </w:tc>
         <w:tc>
           <w:tcPr>
-            <w:tcW w:w="2015" w:type="dxa"/>
+            <w:tcW w:w="1984" w:type="dxa"/>
             <w:vAlign w:val="center"/>
           </w:tcPr>
           <w:p>
@@ -12445,7 +12377,7 @@
         </w:tc>
         <w:tc>
           <w:tcPr>
-            <w:tcW w:w="1634" w:type="dxa"/>
+            <w:tcW w:w="2693" w:type="dxa"/>
             <w:vAlign w:val="center"/>
           </w:tcPr>
           <w:p>
@@ -12470,13 +12402,13 @@
                 <w:sz w:val="20"/>
                 <w:szCs w:val="20"/>
               </w:rPr>
-              <w:t>{{competencias1}}</w:t>
-            </w:r>
-          </w:p>
-        </w:tc>
-        <w:tc>
-          <w:tcPr>
-            <w:tcW w:w="1337" w:type="dxa"/>
+              <w:t>{{campotematico1}}</w:t>
+            </w:r>
+          </w:p>
+        </w:tc>
+        <w:tc>
+          <w:tcPr>
+            <w:tcW w:w="1560" w:type="dxa"/>
             <w:vAlign w:val="center"/>
           </w:tcPr>
           <w:p>
@@ -12484,7 +12416,38 @@
               <w:autoSpaceDE w:val="0"/>
               <w:autoSpaceDN w:val="0"/>
               <w:adjustRightInd w:val="0"/>
-              <w:jc w:val="center"/>
+              <w:jc w:val="both"/>
+              <w:rPr>
+                <w:rFonts w:ascii="Arial Nova Cond" w:hAnsi="Arial Nova Cond" w:cs="Arial"/>
+                <w:color w:val="000000"/>
+                <w:kern w:val="0"/>
+                <w:sz w:val="20"/>
+                <w:szCs w:val="20"/>
+              </w:rPr>
+            </w:pPr>
+            <w:r>
+              <w:rPr>
+                <w:rFonts w:ascii="Arial Nova Cond" w:hAnsi="Arial Nova Cond" w:cs="Arial"/>
+                <w:color w:val="000000"/>
+                <w:kern w:val="0"/>
+                <w:sz w:val="20"/>
+                <w:szCs w:val="20"/>
+              </w:rPr>
+              <w:t>{{competencias1}}</w:t>
+            </w:r>
+          </w:p>
+        </w:tc>
+        <w:tc>
+          <w:tcPr>
+            <w:tcW w:w="1399" w:type="dxa"/>
+            <w:vAlign w:val="center"/>
+          </w:tcPr>
+          <w:p>
+            <w:pPr>
+              <w:autoSpaceDE w:val="0"/>
+              <w:autoSpaceDN w:val="0"/>
+              <w:adjustRightInd w:val="0"/>
+              <w:jc w:val="both"/>
               <w:rPr>
                 <w:rFonts w:ascii="Arial Nova Cond" w:hAnsi="Arial Nova Cond" w:cs="Arial"/>
                 <w:color w:val="000000"/>
@@ -12513,7 +12476,7 @@
         </w:trPr>
         <w:tc>
           <w:tcPr>
-            <w:tcW w:w="875" w:type="dxa"/>
+            <w:tcW w:w="818" w:type="dxa"/>
             <w:vMerge/>
             <w:vAlign w:val="center"/>
           </w:tcPr>
@@ -12541,7 +12504,7 @@
         </w:tc>
         <w:tc>
           <w:tcPr>
-            <w:tcW w:w="1095" w:type="dxa"/>
+            <w:tcW w:w="1018" w:type="dxa"/>
             <w:vAlign w:val="center"/>
           </w:tcPr>
           <w:p>
@@ -12579,33 +12542,7 @@
         </w:tc>
         <w:tc>
           <w:tcPr>
-            <w:tcW w:w="1726" w:type="dxa"/>
-            <w:vAlign w:val="center"/>
-          </w:tcPr>
-          <w:p>
-            <w:pPr>
-              <w:pStyle w:val="NormalWeb"/>
-              <w:jc w:val="both"/>
-              <w:rPr>
-                <w:rFonts w:ascii="Arial Nova Cond" w:eastAsia="Calibri" w:hAnsi="Arial Nova Cond"/>
-                <w:sz w:val="20"/>
-                <w:szCs w:val="20"/>
-              </w:rPr>
-            </w:pPr>
-            <w:r>
-              <w:rPr>
-                <w:rFonts w:ascii="Arial Nova Cond" w:eastAsia="Calibri" w:hAnsi="Arial Nova Cond"/>
-                <w:sz w:val="20"/>
-                <w:szCs w:val="20"/>
-                <w:lang w:val="es-ES_tradnl"/>
-              </w:rPr>
-              <w:t>{{problemapotencialidad2}}</w:t>
-            </w:r>
-          </w:p>
-        </w:tc>
-        <w:tc>
-          <w:tcPr>
-            <w:tcW w:w="6169" w:type="dxa"/>
+            <w:tcW w:w="5379" w:type="dxa"/>
             <w:vAlign w:val="center"/>
           </w:tcPr>
           <w:p>
@@ -12639,7 +12576,7 @@
         </w:tc>
         <w:tc>
           <w:tcPr>
-            <w:tcW w:w="2015" w:type="dxa"/>
+            <w:tcW w:w="1984" w:type="dxa"/>
             <w:vAlign w:val="center"/>
           </w:tcPr>
           <w:p>
@@ -12670,7 +12607,7 @@
         </w:tc>
         <w:tc>
           <w:tcPr>
-            <w:tcW w:w="1634" w:type="dxa"/>
+            <w:tcW w:w="2693" w:type="dxa"/>
             <w:vAlign w:val="center"/>
           </w:tcPr>
           <w:p>
@@ -12695,13 +12632,13 @@
                 <w:sz w:val="20"/>
                 <w:szCs w:val="20"/>
               </w:rPr>
-              <w:t>{{competencias2}}</w:t>
-            </w:r>
-          </w:p>
-        </w:tc>
-        <w:tc>
-          <w:tcPr>
-            <w:tcW w:w="1337" w:type="dxa"/>
+              <w:t>{{campotematico2}}</w:t>
+            </w:r>
+          </w:p>
+        </w:tc>
+        <w:tc>
+          <w:tcPr>
+            <w:tcW w:w="1560" w:type="dxa"/>
             <w:vAlign w:val="center"/>
           </w:tcPr>
           <w:p>
@@ -12709,7 +12646,38 @@
               <w:autoSpaceDE w:val="0"/>
               <w:autoSpaceDN w:val="0"/>
               <w:adjustRightInd w:val="0"/>
-              <w:jc w:val="center"/>
+              <w:jc w:val="both"/>
+              <w:rPr>
+                <w:rFonts w:ascii="Arial Nova Cond" w:hAnsi="Arial Nova Cond" w:cs="Arial"/>
+                <w:color w:val="000000"/>
+                <w:kern w:val="0"/>
+                <w:sz w:val="20"/>
+                <w:szCs w:val="20"/>
+              </w:rPr>
+            </w:pPr>
+            <w:r>
+              <w:rPr>
+                <w:rFonts w:ascii="Arial Nova Cond" w:hAnsi="Arial Nova Cond" w:cs="Arial"/>
+                <w:color w:val="000000"/>
+                <w:kern w:val="0"/>
+                <w:sz w:val="20"/>
+                <w:szCs w:val="20"/>
+              </w:rPr>
+              <w:t>{{competencias2}}</w:t>
+            </w:r>
+          </w:p>
+        </w:tc>
+        <w:tc>
+          <w:tcPr>
+            <w:tcW w:w="1399" w:type="dxa"/>
+            <w:vAlign w:val="center"/>
+          </w:tcPr>
+          <w:p>
+            <w:pPr>
+              <w:autoSpaceDE w:val="0"/>
+              <w:autoSpaceDN w:val="0"/>
+              <w:adjustRightInd w:val="0"/>
+              <w:jc w:val="both"/>
               <w:rPr>
                 <w:rFonts w:ascii="Arial Nova Cond" w:hAnsi="Arial Nova Cond" w:cs="Arial"/>
                 <w:color w:val="000000"/>
@@ -12738,7 +12706,7 @@
         </w:trPr>
         <w:tc>
           <w:tcPr>
-            <w:tcW w:w="875" w:type="dxa"/>
+            <w:tcW w:w="818" w:type="dxa"/>
             <w:vMerge w:val="restart"/>
             <w:vAlign w:val="center"/>
           </w:tcPr>
@@ -12777,7 +12745,7 @@
         </w:tc>
         <w:tc>
           <w:tcPr>
-            <w:tcW w:w="1095" w:type="dxa"/>
+            <w:tcW w:w="1018" w:type="dxa"/>
             <w:vAlign w:val="center"/>
           </w:tcPr>
           <w:p>
@@ -12815,33 +12783,7 @@
         </w:tc>
         <w:tc>
           <w:tcPr>
-            <w:tcW w:w="1726" w:type="dxa"/>
-            <w:vAlign w:val="center"/>
-          </w:tcPr>
-          <w:p>
-            <w:pPr>
-              <w:pStyle w:val="Sinespaciado"/>
-              <w:jc w:val="both"/>
-              <w:rPr>
-                <w:rFonts w:ascii="Arial Nova Cond" w:eastAsia="Times New Roman" w:hAnsi="Arial Nova Cond" w:cs="Times New Roman"/>
-                <w:sz w:val="20"/>
-                <w:szCs w:val="20"/>
-              </w:rPr>
-            </w:pPr>
-            <w:r>
-              <w:rPr>
-                <w:rFonts w:ascii="Arial Nova Cond" w:eastAsia="Calibri" w:hAnsi="Arial Nova Cond" w:cs="Times New Roman"/>
-                <w:sz w:val="20"/>
-                <w:szCs w:val="20"/>
-                <w:lang w:val="es-ES_tradnl"/>
-              </w:rPr>
-              <w:t>{{problemapotencialidad3}}</w:t>
-            </w:r>
-          </w:p>
-        </w:tc>
-        <w:tc>
-          <w:tcPr>
-            <w:tcW w:w="6169" w:type="dxa"/>
+            <w:tcW w:w="5379" w:type="dxa"/>
             <w:vAlign w:val="center"/>
           </w:tcPr>
           <w:p>
@@ -12876,7 +12818,7 @@
         </w:tc>
         <w:tc>
           <w:tcPr>
-            <w:tcW w:w="2015" w:type="dxa"/>
+            <w:tcW w:w="1984" w:type="dxa"/>
             <w:vAlign w:val="center"/>
           </w:tcPr>
           <w:p>
@@ -12907,7 +12849,7 @@
         </w:tc>
         <w:tc>
           <w:tcPr>
-            <w:tcW w:w="1634" w:type="dxa"/>
+            <w:tcW w:w="2693" w:type="dxa"/>
             <w:vAlign w:val="center"/>
           </w:tcPr>
           <w:p>
@@ -12932,13 +12874,13 @@
                 <w:sz w:val="20"/>
                 <w:szCs w:val="20"/>
               </w:rPr>
-              <w:t>{{competencias3}}</w:t>
-            </w:r>
-          </w:p>
-        </w:tc>
-        <w:tc>
-          <w:tcPr>
-            <w:tcW w:w="1337" w:type="dxa"/>
+              <w:t>{{campotematico3}}</w:t>
+            </w:r>
+          </w:p>
+        </w:tc>
+        <w:tc>
+          <w:tcPr>
+            <w:tcW w:w="1560" w:type="dxa"/>
             <w:vAlign w:val="center"/>
           </w:tcPr>
           <w:p>
@@ -12946,7 +12888,38 @@
               <w:autoSpaceDE w:val="0"/>
               <w:autoSpaceDN w:val="0"/>
               <w:adjustRightInd w:val="0"/>
-              <w:jc w:val="center"/>
+              <w:jc w:val="both"/>
+              <w:rPr>
+                <w:rFonts w:ascii="Arial Nova Cond" w:hAnsi="Arial Nova Cond" w:cs="Arial"/>
+                <w:color w:val="000000"/>
+                <w:kern w:val="0"/>
+                <w:sz w:val="20"/>
+                <w:szCs w:val="20"/>
+              </w:rPr>
+            </w:pPr>
+            <w:r>
+              <w:rPr>
+                <w:rFonts w:ascii="Arial Nova Cond" w:hAnsi="Arial Nova Cond" w:cs="Arial"/>
+                <w:color w:val="000000"/>
+                <w:kern w:val="0"/>
+                <w:sz w:val="20"/>
+                <w:szCs w:val="20"/>
+              </w:rPr>
+              <w:t>{{competencias3}}</w:t>
+            </w:r>
+          </w:p>
+        </w:tc>
+        <w:tc>
+          <w:tcPr>
+            <w:tcW w:w="1399" w:type="dxa"/>
+            <w:vAlign w:val="center"/>
+          </w:tcPr>
+          <w:p>
+            <w:pPr>
+              <w:autoSpaceDE w:val="0"/>
+              <w:autoSpaceDN w:val="0"/>
+              <w:adjustRightInd w:val="0"/>
+              <w:jc w:val="both"/>
               <w:rPr>
                 <w:rFonts w:ascii="Arial Nova Cond" w:hAnsi="Arial Nova Cond" w:cs="Arial"/>
                 <w:color w:val="000000"/>
@@ -12975,7 +12948,7 @@
         </w:trPr>
         <w:tc>
           <w:tcPr>
-            <w:tcW w:w="875" w:type="dxa"/>
+            <w:tcW w:w="818" w:type="dxa"/>
             <w:vMerge/>
             <w:vAlign w:val="center"/>
           </w:tcPr>
@@ -13003,7 +12976,7 @@
         </w:tc>
         <w:tc>
           <w:tcPr>
-            <w:tcW w:w="1095" w:type="dxa"/>
+            <w:tcW w:w="1018" w:type="dxa"/>
             <w:vAlign w:val="center"/>
           </w:tcPr>
           <w:p>
@@ -13041,33 +13014,7 @@
         </w:tc>
         <w:tc>
           <w:tcPr>
-            <w:tcW w:w="1726" w:type="dxa"/>
-            <w:vAlign w:val="center"/>
-          </w:tcPr>
-          <w:p>
-            <w:pPr>
-              <w:pStyle w:val="Sinespaciado"/>
-              <w:jc w:val="both"/>
-              <w:rPr>
-                <w:rFonts w:ascii="Arial Nova Cond" w:hAnsi="Arial Nova Cond"/>
-                <w:sz w:val="20"/>
-                <w:szCs w:val="20"/>
-              </w:rPr>
-            </w:pPr>
-            <w:r>
-              <w:rPr>
-                <w:rFonts w:ascii="Arial Nova Cond" w:eastAsia="Calibri" w:hAnsi="Arial Nova Cond" w:cs="Times New Roman"/>
-                <w:sz w:val="20"/>
-                <w:szCs w:val="20"/>
-                <w:lang w:val="es-ES_tradnl"/>
-              </w:rPr>
-              <w:t>{{problemapotencialidad4}}</w:t>
-            </w:r>
-          </w:p>
-        </w:tc>
-        <w:tc>
-          <w:tcPr>
-            <w:tcW w:w="6169" w:type="dxa"/>
+            <w:tcW w:w="5379" w:type="dxa"/>
             <w:vAlign w:val="center"/>
           </w:tcPr>
           <w:p>
@@ -13102,7 +13049,7 @@
         </w:tc>
         <w:tc>
           <w:tcPr>
-            <w:tcW w:w="2015" w:type="dxa"/>
+            <w:tcW w:w="1984" w:type="dxa"/>
             <w:vAlign w:val="center"/>
           </w:tcPr>
           <w:p>
@@ -13133,7 +13080,7 @@
         </w:tc>
         <w:tc>
           <w:tcPr>
-            <w:tcW w:w="1634" w:type="dxa"/>
+            <w:tcW w:w="2693" w:type="dxa"/>
             <w:vAlign w:val="center"/>
           </w:tcPr>
           <w:p>
@@ -13158,13 +13105,13 @@
                 <w:sz w:val="20"/>
                 <w:szCs w:val="20"/>
               </w:rPr>
-              <w:t>{{competencias4}}</w:t>
-            </w:r>
-          </w:p>
-        </w:tc>
-        <w:tc>
-          <w:tcPr>
-            <w:tcW w:w="1337" w:type="dxa"/>
+              <w:t>{{campotematico4}}</w:t>
+            </w:r>
+          </w:p>
+        </w:tc>
+        <w:tc>
+          <w:tcPr>
+            <w:tcW w:w="1560" w:type="dxa"/>
             <w:vAlign w:val="center"/>
           </w:tcPr>
           <w:p>
@@ -13172,7 +13119,38 @@
               <w:autoSpaceDE w:val="0"/>
               <w:autoSpaceDN w:val="0"/>
               <w:adjustRightInd w:val="0"/>
-              <w:jc w:val="center"/>
+              <w:jc w:val="both"/>
+              <w:rPr>
+                <w:rFonts w:ascii="Arial Nova Cond" w:hAnsi="Arial Nova Cond" w:cs="Arial"/>
+                <w:color w:val="000000"/>
+                <w:kern w:val="0"/>
+                <w:sz w:val="20"/>
+                <w:szCs w:val="20"/>
+              </w:rPr>
+            </w:pPr>
+            <w:r>
+              <w:rPr>
+                <w:rFonts w:ascii="Arial Nova Cond" w:hAnsi="Arial Nova Cond" w:cs="Arial"/>
+                <w:color w:val="000000"/>
+                <w:kern w:val="0"/>
+                <w:sz w:val="20"/>
+                <w:szCs w:val="20"/>
+              </w:rPr>
+              <w:t>{{competencias4}}</w:t>
+            </w:r>
+          </w:p>
+        </w:tc>
+        <w:tc>
+          <w:tcPr>
+            <w:tcW w:w="1399" w:type="dxa"/>
+            <w:vAlign w:val="center"/>
+          </w:tcPr>
+          <w:p>
+            <w:pPr>
+              <w:autoSpaceDE w:val="0"/>
+              <w:autoSpaceDN w:val="0"/>
+              <w:adjustRightInd w:val="0"/>
+              <w:jc w:val="both"/>
               <w:rPr>
                 <w:rFonts w:ascii="Arial Nova Cond" w:hAnsi="Arial Nova Cond" w:cs="Arial"/>
                 <w:color w:val="000000"/>
@@ -13201,7 +13179,7 @@
         </w:trPr>
         <w:tc>
           <w:tcPr>
-            <w:tcW w:w="875" w:type="dxa"/>
+            <w:tcW w:w="818" w:type="dxa"/>
             <w:vMerge w:val="restart"/>
             <w:vAlign w:val="center"/>
           </w:tcPr>
@@ -13240,7 +13218,7 @@
         </w:tc>
         <w:tc>
           <w:tcPr>
-            <w:tcW w:w="1095" w:type="dxa"/>
+            <w:tcW w:w="1018" w:type="dxa"/>
             <w:vAlign w:val="center"/>
           </w:tcPr>
           <w:p>
@@ -13278,34 +13256,7 @@
         </w:tc>
         <w:tc>
           <w:tcPr>
-            <w:tcW w:w="1726" w:type="dxa"/>
-            <w:vAlign w:val="center"/>
-          </w:tcPr>
-          <w:p>
-            <w:pPr>
-              <w:pStyle w:val="Sinespaciado"/>
-              <w:jc w:val="both"/>
-              <w:rPr>
-                <w:rFonts w:ascii="Arial Nova Cond" w:hAnsi="Arial Nova Cond"/>
-                <w:color w:val="000000" w:themeColor="text1"/>
-                <w:sz w:val="20"/>
-                <w:szCs w:val="20"/>
-              </w:rPr>
-            </w:pPr>
-            <w:r>
-              <w:rPr>
-                <w:rFonts w:ascii="Arial Nova Cond" w:eastAsia="Calibri" w:hAnsi="Arial Nova Cond" w:cs="Times New Roman"/>
-                <w:sz w:val="20"/>
-                <w:szCs w:val="20"/>
-                <w:lang w:val="es-ES_tradnl"/>
-              </w:rPr>
-              <w:t>{{problemapotencialidad5}}</w:t>
-            </w:r>
-          </w:p>
-        </w:tc>
-        <w:tc>
-          <w:tcPr>
-            <w:tcW w:w="6169" w:type="dxa"/>
+            <w:tcW w:w="5379" w:type="dxa"/>
             <w:vAlign w:val="center"/>
           </w:tcPr>
           <w:p>
@@ -13334,13 +13285,13 @@
                 <w:szCs w:val="20"/>
                 <w:lang w:val="es-ES_tradnl"/>
               </w:rPr>
-              <w:t>{{situacionsignificativa5}}</w:t>
-            </w:r>
-          </w:p>
-        </w:tc>
-        <w:tc>
-          <w:tcPr>
-            <w:tcW w:w="2015" w:type="dxa"/>
+              <w:t xml:space="preserve">{{situacionsignificativa5}} </w:t>
+            </w:r>
+          </w:p>
+        </w:tc>
+        <w:tc>
+          <w:tcPr>
+            <w:tcW w:w="1984" w:type="dxa"/>
             <w:vAlign w:val="center"/>
           </w:tcPr>
           <w:p>
@@ -13371,7 +13322,7 @@
         </w:tc>
         <w:tc>
           <w:tcPr>
-            <w:tcW w:w="1634" w:type="dxa"/>
+            <w:tcW w:w="2693" w:type="dxa"/>
             <w:vAlign w:val="center"/>
           </w:tcPr>
           <w:p>
@@ -13396,13 +13347,13 @@
                 <w:sz w:val="20"/>
                 <w:szCs w:val="20"/>
               </w:rPr>
-              <w:t>{{competencias5}}</w:t>
-            </w:r>
-          </w:p>
-        </w:tc>
-        <w:tc>
-          <w:tcPr>
-            <w:tcW w:w="1337" w:type="dxa"/>
+              <w:t>{{campotematico5}}</w:t>
+            </w:r>
+          </w:p>
+        </w:tc>
+        <w:tc>
+          <w:tcPr>
+            <w:tcW w:w="1560" w:type="dxa"/>
             <w:vAlign w:val="center"/>
           </w:tcPr>
           <w:p>
@@ -13410,7 +13361,38 @@
               <w:autoSpaceDE w:val="0"/>
               <w:autoSpaceDN w:val="0"/>
               <w:adjustRightInd w:val="0"/>
-              <w:jc w:val="center"/>
+              <w:jc w:val="both"/>
+              <w:rPr>
+                <w:rFonts w:ascii="Arial Nova Cond" w:hAnsi="Arial Nova Cond" w:cs="Arial"/>
+                <w:color w:val="000000"/>
+                <w:kern w:val="0"/>
+                <w:sz w:val="20"/>
+                <w:szCs w:val="20"/>
+              </w:rPr>
+            </w:pPr>
+            <w:r>
+              <w:rPr>
+                <w:rFonts w:ascii="Arial Nova Cond" w:hAnsi="Arial Nova Cond" w:cs="Arial"/>
+                <w:color w:val="000000"/>
+                <w:kern w:val="0"/>
+                <w:sz w:val="20"/>
+                <w:szCs w:val="20"/>
+              </w:rPr>
+              <w:t>{{competencias5}}</w:t>
+            </w:r>
+          </w:p>
+        </w:tc>
+        <w:tc>
+          <w:tcPr>
+            <w:tcW w:w="1399" w:type="dxa"/>
+            <w:vAlign w:val="center"/>
+          </w:tcPr>
+          <w:p>
+            <w:pPr>
+              <w:autoSpaceDE w:val="0"/>
+              <w:autoSpaceDN w:val="0"/>
+              <w:adjustRightInd w:val="0"/>
+              <w:jc w:val="both"/>
               <w:rPr>
                 <w:rFonts w:ascii="Arial Nova Cond" w:hAnsi="Arial Nova Cond" w:cs="Arial"/>
                 <w:color w:val="000000"/>
@@ -13439,7 +13421,7 @@
         </w:trPr>
         <w:tc>
           <w:tcPr>
-            <w:tcW w:w="875" w:type="dxa"/>
+            <w:tcW w:w="818" w:type="dxa"/>
             <w:vMerge/>
             <w:vAlign w:val="center"/>
           </w:tcPr>
@@ -13467,7 +13449,7 @@
         </w:tc>
         <w:tc>
           <w:tcPr>
-            <w:tcW w:w="1095" w:type="dxa"/>
+            <w:tcW w:w="1018" w:type="dxa"/>
             <w:vAlign w:val="center"/>
           </w:tcPr>
           <w:p>
@@ -13505,33 +13487,7 @@
         </w:tc>
         <w:tc>
           <w:tcPr>
-            <w:tcW w:w="1726" w:type="dxa"/>
-            <w:vAlign w:val="center"/>
-          </w:tcPr>
-          <w:p>
-            <w:pPr>
-              <w:pStyle w:val="Sinespaciado"/>
-              <w:jc w:val="both"/>
-              <w:rPr>
-                <w:rFonts w:ascii="Arial Nova Cond" w:hAnsi="Arial Nova Cond"/>
-                <w:sz w:val="20"/>
-                <w:szCs w:val="20"/>
-              </w:rPr>
-            </w:pPr>
-            <w:r>
-              <w:rPr>
-                <w:rFonts w:ascii="Arial Nova Cond" w:eastAsia="Calibri" w:hAnsi="Arial Nova Cond" w:cs="Times New Roman"/>
-                <w:sz w:val="20"/>
-                <w:szCs w:val="20"/>
-                <w:lang w:val="es-ES_tradnl"/>
-              </w:rPr>
-              <w:t>{{problemapotencialidad6}}</w:t>
-            </w:r>
-          </w:p>
-        </w:tc>
-        <w:tc>
-          <w:tcPr>
-            <w:tcW w:w="6169" w:type="dxa"/>
+            <w:tcW w:w="5379" w:type="dxa"/>
             <w:vAlign w:val="center"/>
           </w:tcPr>
           <w:p>
@@ -13565,7 +13521,7 @@
         </w:tc>
         <w:tc>
           <w:tcPr>
-            <w:tcW w:w="2015" w:type="dxa"/>
+            <w:tcW w:w="1984" w:type="dxa"/>
             <w:vAlign w:val="center"/>
           </w:tcPr>
           <w:p>
@@ -13596,7 +13552,7 @@
         </w:tc>
         <w:tc>
           <w:tcPr>
-            <w:tcW w:w="1634" w:type="dxa"/>
+            <w:tcW w:w="2693" w:type="dxa"/>
             <w:vAlign w:val="center"/>
           </w:tcPr>
           <w:p>
@@ -13621,13 +13577,13 @@
                 <w:sz w:val="20"/>
                 <w:szCs w:val="20"/>
               </w:rPr>
-              <w:t>{{competencias6}}</w:t>
-            </w:r>
-          </w:p>
-        </w:tc>
-        <w:tc>
-          <w:tcPr>
-            <w:tcW w:w="1337" w:type="dxa"/>
+              <w:t>{{campotematico6}}</w:t>
+            </w:r>
+          </w:p>
+        </w:tc>
+        <w:tc>
+          <w:tcPr>
+            <w:tcW w:w="1560" w:type="dxa"/>
             <w:vAlign w:val="center"/>
           </w:tcPr>
           <w:p>
@@ -13635,7 +13591,38 @@
               <w:autoSpaceDE w:val="0"/>
               <w:autoSpaceDN w:val="0"/>
               <w:adjustRightInd w:val="0"/>
-              <w:jc w:val="center"/>
+              <w:jc w:val="both"/>
+              <w:rPr>
+                <w:rFonts w:ascii="Arial Nova Cond" w:hAnsi="Arial Nova Cond" w:cs="Arial"/>
+                <w:color w:val="000000"/>
+                <w:kern w:val="0"/>
+                <w:sz w:val="20"/>
+                <w:szCs w:val="20"/>
+              </w:rPr>
+            </w:pPr>
+            <w:r>
+              <w:rPr>
+                <w:rFonts w:ascii="Arial Nova Cond" w:hAnsi="Arial Nova Cond" w:cs="Arial"/>
+                <w:color w:val="000000"/>
+                <w:kern w:val="0"/>
+                <w:sz w:val="20"/>
+                <w:szCs w:val="20"/>
+              </w:rPr>
+              <w:t>{{competencias6}}</w:t>
+            </w:r>
+          </w:p>
+        </w:tc>
+        <w:tc>
+          <w:tcPr>
+            <w:tcW w:w="1399" w:type="dxa"/>
+            <w:vAlign w:val="center"/>
+          </w:tcPr>
+          <w:p>
+            <w:pPr>
+              <w:autoSpaceDE w:val="0"/>
+              <w:autoSpaceDN w:val="0"/>
+              <w:adjustRightInd w:val="0"/>
+              <w:jc w:val="both"/>
               <w:rPr>
                 <w:rFonts w:ascii="Arial Nova Cond" w:hAnsi="Arial Nova Cond" w:cs="Arial"/>
                 <w:color w:val="000000"/>
@@ -13664,7 +13651,7 @@
         </w:trPr>
         <w:tc>
           <w:tcPr>
-            <w:tcW w:w="875" w:type="dxa"/>
+            <w:tcW w:w="818" w:type="dxa"/>
             <w:vMerge w:val="restart"/>
             <w:vAlign w:val="center"/>
           </w:tcPr>
@@ -13703,7 +13690,7 @@
         </w:tc>
         <w:tc>
           <w:tcPr>
-            <w:tcW w:w="1095" w:type="dxa"/>
+            <w:tcW w:w="1018" w:type="dxa"/>
             <w:vAlign w:val="center"/>
           </w:tcPr>
           <w:p>
@@ -13741,7 +13728,7 @@
         </w:tc>
         <w:tc>
           <w:tcPr>
-            <w:tcW w:w="1726" w:type="dxa"/>
+            <w:tcW w:w="5379" w:type="dxa"/>
             <w:vAlign w:val="center"/>
           </w:tcPr>
           <w:p>
@@ -13754,62 +13741,28 @@
               </w:tabs>
               <w:spacing w:line="276" w:lineRule="auto"/>
               <w:ind w:left="0"/>
+              <w:jc w:val="both"/>
+              <w:rPr>
+                <w:rFonts w:ascii="Arial Nova Cond" w:hAnsi="Arial Nova Cond"/>
+                <w:color w:val="000000" w:themeColor="text1"/>
+                <w:sz w:val="20"/>
+                <w:szCs w:val="20"/>
+              </w:rPr>
+            </w:pPr>
+            <w:r>
               <w:rPr>
                 <w:rFonts w:ascii="Arial Nova Cond" w:eastAsia="Calibri" w:hAnsi="Arial Nova Cond" w:cs="Times New Roman"/>
-                <w:color w:val="000000" w:themeColor="text1"/>
                 <w:sz w:val="20"/>
                 <w:szCs w:val="20"/>
                 <w:lang w:val="es-ES_tradnl"/>
               </w:rPr>
-            </w:pPr>
-            <w:r>
-              <w:rPr>
-                <w:rFonts w:ascii="Arial Nova Cond" w:eastAsia="Calibri" w:hAnsi="Arial Nova Cond" w:cs="Times New Roman"/>
-                <w:sz w:val="20"/>
-                <w:szCs w:val="20"/>
-                <w:lang w:val="es-ES_tradnl"/>
-              </w:rPr>
-              <w:t>{{problemapotencialidad7}}</w:t>
-            </w:r>
-          </w:p>
-        </w:tc>
-        <w:tc>
-          <w:tcPr>
-            <w:tcW w:w="6169" w:type="dxa"/>
-            <w:vAlign w:val="center"/>
-          </w:tcPr>
-          <w:p>
-            <w:pPr>
-              <w:pStyle w:val="Prrafodelista"/>
-              <w:tabs>
-                <w:tab w:val="left" w:pos="0"/>
-                <w:tab w:val="left" w:pos="142"/>
-                <w:tab w:val="left" w:pos="284"/>
-              </w:tabs>
-              <w:spacing w:line="276" w:lineRule="auto"/>
-              <w:ind w:left="0"/>
-              <w:jc w:val="both"/>
-              <w:rPr>
-                <w:rFonts w:ascii="Arial Nova Cond" w:hAnsi="Arial Nova Cond"/>
-                <w:color w:val="000000" w:themeColor="text1"/>
-                <w:sz w:val="20"/>
-                <w:szCs w:val="20"/>
-              </w:rPr>
-            </w:pPr>
-            <w:r>
-              <w:rPr>
-                <w:rFonts w:ascii="Arial Nova Cond" w:eastAsia="Calibri" w:hAnsi="Arial Nova Cond" w:cs="Times New Roman"/>
-                <w:sz w:val="20"/>
-                <w:szCs w:val="20"/>
-                <w:lang w:val="es-ES_tradnl"/>
-              </w:rPr>
               <w:t>{{situacionsignificativa7}}</w:t>
             </w:r>
           </w:p>
         </w:tc>
         <w:tc>
           <w:tcPr>
-            <w:tcW w:w="2015" w:type="dxa"/>
+            <w:tcW w:w="1984" w:type="dxa"/>
             <w:vAlign w:val="center"/>
           </w:tcPr>
           <w:p>
@@ -13840,7 +13793,7 @@
         </w:tc>
         <w:tc>
           <w:tcPr>
-            <w:tcW w:w="1634" w:type="dxa"/>
+            <w:tcW w:w="2693" w:type="dxa"/>
             <w:vAlign w:val="center"/>
           </w:tcPr>
           <w:p>
@@ -13865,13 +13818,13 @@
                 <w:sz w:val="20"/>
                 <w:szCs w:val="20"/>
               </w:rPr>
-              <w:t>{{competencias7}}</w:t>
-            </w:r>
-          </w:p>
-        </w:tc>
-        <w:tc>
-          <w:tcPr>
-            <w:tcW w:w="1337" w:type="dxa"/>
+              <w:t>{{campotematico7}}</w:t>
+            </w:r>
+          </w:p>
+        </w:tc>
+        <w:tc>
+          <w:tcPr>
+            <w:tcW w:w="1560" w:type="dxa"/>
             <w:vAlign w:val="center"/>
           </w:tcPr>
           <w:p>
@@ -13879,7 +13832,38 @@
               <w:autoSpaceDE w:val="0"/>
               <w:autoSpaceDN w:val="0"/>
               <w:adjustRightInd w:val="0"/>
-              <w:jc w:val="center"/>
+              <w:jc w:val="both"/>
+              <w:rPr>
+                <w:rFonts w:ascii="Arial Nova Cond" w:hAnsi="Arial Nova Cond" w:cs="Arial"/>
+                <w:color w:val="000000"/>
+                <w:kern w:val="0"/>
+                <w:sz w:val="20"/>
+                <w:szCs w:val="20"/>
+              </w:rPr>
+            </w:pPr>
+            <w:r>
+              <w:rPr>
+                <w:rFonts w:ascii="Arial Nova Cond" w:hAnsi="Arial Nova Cond" w:cs="Arial"/>
+                <w:color w:val="000000"/>
+                <w:kern w:val="0"/>
+                <w:sz w:val="20"/>
+                <w:szCs w:val="20"/>
+              </w:rPr>
+              <w:t>{{competencias7}}</w:t>
+            </w:r>
+          </w:p>
+        </w:tc>
+        <w:tc>
+          <w:tcPr>
+            <w:tcW w:w="1399" w:type="dxa"/>
+            <w:vAlign w:val="center"/>
+          </w:tcPr>
+          <w:p>
+            <w:pPr>
+              <w:autoSpaceDE w:val="0"/>
+              <w:autoSpaceDN w:val="0"/>
+              <w:adjustRightInd w:val="0"/>
+              <w:jc w:val="both"/>
               <w:rPr>
                 <w:rFonts w:ascii="Arial Nova Cond" w:hAnsi="Arial Nova Cond" w:cs="Arial"/>
                 <w:color w:val="000000"/>
@@ -13908,7 +13892,7 @@
         </w:trPr>
         <w:tc>
           <w:tcPr>
-            <w:tcW w:w="875" w:type="dxa"/>
+            <w:tcW w:w="818" w:type="dxa"/>
             <w:vMerge/>
             <w:vAlign w:val="center"/>
           </w:tcPr>
@@ -13936,7 +13920,7 @@
         </w:tc>
         <w:tc>
           <w:tcPr>
-            <w:tcW w:w="1095" w:type="dxa"/>
+            <w:tcW w:w="1018" w:type="dxa"/>
             <w:vAlign w:val="center"/>
           </w:tcPr>
           <w:p>
@@ -13974,7 +13958,7 @@
         </w:tc>
         <w:tc>
           <w:tcPr>
-            <w:tcW w:w="1726" w:type="dxa"/>
+            <w:tcW w:w="5379" w:type="dxa"/>
             <w:vAlign w:val="center"/>
           </w:tcPr>
           <w:p>
@@ -13987,6 +13971,7 @@
               </w:tabs>
               <w:spacing w:line="276" w:lineRule="auto"/>
               <w:ind w:left="0"/>
+              <w:jc w:val="both"/>
               <w:rPr>
                 <w:rFonts w:ascii="Arial Nova Cond" w:eastAsia="Calibri" w:hAnsi="Arial Nova Cond" w:cs="Times New Roman"/>
                 <w:color w:val="000000" w:themeColor="text1"/>
@@ -14002,48 +13987,13 @@
                 <w:szCs w:val="20"/>
                 <w:lang w:val="es-ES_tradnl"/>
               </w:rPr>
-              <w:t>{{problemapotencialidad8}}</w:t>
-            </w:r>
-          </w:p>
-        </w:tc>
-        <w:tc>
-          <w:tcPr>
-            <w:tcW w:w="6169" w:type="dxa"/>
-            <w:vAlign w:val="center"/>
-          </w:tcPr>
-          <w:p>
-            <w:pPr>
-              <w:pStyle w:val="Prrafodelista"/>
-              <w:tabs>
-                <w:tab w:val="left" w:pos="0"/>
-                <w:tab w:val="left" w:pos="142"/>
-                <w:tab w:val="left" w:pos="284"/>
-              </w:tabs>
-              <w:spacing w:line="276" w:lineRule="auto"/>
-              <w:ind w:left="0"/>
-              <w:jc w:val="both"/>
-              <w:rPr>
-                <w:rFonts w:ascii="Arial Nova Cond" w:eastAsia="Calibri" w:hAnsi="Arial Nova Cond" w:cs="Times New Roman"/>
-                <w:color w:val="000000" w:themeColor="text1"/>
-                <w:sz w:val="20"/>
-                <w:szCs w:val="20"/>
-                <w:lang w:val="es-ES_tradnl"/>
-              </w:rPr>
-            </w:pPr>
-            <w:r>
-              <w:rPr>
-                <w:rFonts w:ascii="Arial Nova Cond" w:eastAsia="Calibri" w:hAnsi="Arial Nova Cond" w:cs="Times New Roman"/>
-                <w:sz w:val="20"/>
-                <w:szCs w:val="20"/>
-                <w:lang w:val="es-ES_tradnl"/>
-              </w:rPr>
               <w:t>{{situacionsignificativa8}}</w:t>
             </w:r>
           </w:p>
         </w:tc>
         <w:tc>
           <w:tcPr>
-            <w:tcW w:w="2015" w:type="dxa"/>
+            <w:tcW w:w="1984" w:type="dxa"/>
             <w:vAlign w:val="center"/>
           </w:tcPr>
           <w:p>
@@ -14073,7 +14023,7 @@
         </w:tc>
         <w:tc>
           <w:tcPr>
-            <w:tcW w:w="1634" w:type="dxa"/>
+            <w:tcW w:w="2693" w:type="dxa"/>
             <w:vAlign w:val="center"/>
           </w:tcPr>
           <w:p>
@@ -14098,13 +14048,13 @@
                 <w:sz w:val="20"/>
                 <w:szCs w:val="20"/>
               </w:rPr>
-              <w:t>{{competencias8}}</w:t>
-            </w:r>
-          </w:p>
-        </w:tc>
-        <w:tc>
-          <w:tcPr>
-            <w:tcW w:w="1337" w:type="dxa"/>
+              <w:t>{{campotematico8}}</w:t>
+            </w:r>
+          </w:p>
+        </w:tc>
+        <w:tc>
+          <w:tcPr>
+            <w:tcW w:w="1560" w:type="dxa"/>
             <w:vAlign w:val="center"/>
           </w:tcPr>
           <w:p>
@@ -14112,7 +14062,38 @@
               <w:autoSpaceDE w:val="0"/>
               <w:autoSpaceDN w:val="0"/>
               <w:adjustRightInd w:val="0"/>
-              <w:jc w:val="center"/>
+              <w:jc w:val="both"/>
+              <w:rPr>
+                <w:rFonts w:ascii="Arial Nova Cond" w:hAnsi="Arial Nova Cond" w:cs="Arial"/>
+                <w:color w:val="000000"/>
+                <w:kern w:val="0"/>
+                <w:sz w:val="20"/>
+                <w:szCs w:val="20"/>
+              </w:rPr>
+            </w:pPr>
+            <w:r>
+              <w:rPr>
+                <w:rFonts w:ascii="Arial Nova Cond" w:hAnsi="Arial Nova Cond" w:cs="Arial"/>
+                <w:color w:val="000000"/>
+                <w:kern w:val="0"/>
+                <w:sz w:val="20"/>
+                <w:szCs w:val="20"/>
+              </w:rPr>
+              <w:t>{{competencias8}}</w:t>
+            </w:r>
+          </w:p>
+        </w:tc>
+        <w:tc>
+          <w:tcPr>
+            <w:tcW w:w="1399" w:type="dxa"/>
+            <w:vAlign w:val="center"/>
+          </w:tcPr>
+          <w:p>
+            <w:pPr>
+              <w:autoSpaceDE w:val="0"/>
+              <w:autoSpaceDN w:val="0"/>
+              <w:adjustRightInd w:val="0"/>
+              <w:jc w:val="both"/>
               <w:rPr>
                 <w:rFonts w:ascii="Arial Nova Cond" w:hAnsi="Arial Nova Cond" w:cs="Arial"/>
                 <w:color w:val="000000"/>
@@ -26590,7 +26571,7 @@
 </file>
 
 <file path=word/endnotes.xml><?xml version="1.0" encoding="utf-8"?>
-<w:endnotes xmlns:wpc="http://schemas.microsoft.com/office/word/2010/wordprocessingCanvas" xmlns:cx="http://schemas.microsoft.com/office/drawing/2014/chartex" xmlns:cx1="http://schemas.microsoft.com/office/drawing/2015/9/8/chartex" xmlns:cx2="http://schemas.microsoft.com/office/drawing/2015/10/21/chartex" xmlns:cx3="http://schemas.microsoft.com/office/drawing/2016/5/9/chartex" xmlns:cx4="http://schemas.microsoft.com/office/drawing/2016/5/10/chartex" xmlns:cx5="http://schemas.microsoft.com/office/drawing/2016/5/11/chartex" xmlns:cx6="http://schemas.microsoft.com/office/drawing/2016/5/12/chartex" xmlns:cx7="http://schemas.microsoft.com/office/drawing/2016/5/13/chartex" xmlns:cx8="http://schemas.microsoft.com/office/drawing/2016/5/14/chartex" xmlns:mc="http://schemas.openxmlformats.org/markup-compatibility/2006" xmlns:aink="http://schemas.microsoft.com/office/drawing/2016/ink" xmlns:am3d="http://schemas.microsoft.com/office/drawing/2017/model3d" xmlns:o="urn:schemas-microsoft-com:office:office" xmlns:oel="http://schemas.microsoft.com/office/2019/extlst" xmlns:r="http://schemas.openxmlformats.org/officeDocument/2006/relationships" xmlns:m="http://schemas.openxmlformats.org/officeDocument/2006/math" xmlns:v="urn:schemas-microsoft-com:vml" xmlns:wp14="http://schemas.microsoft.com/office/word/2010/wordprocessingDrawing" xmlns:wp="http://schemas.openxmlformats.org/drawingml/2006/wordprocessingDrawing" xmlns:w10="urn:schemas-microsoft-com:office:word" xmlns:w="http://schemas.openxmlformats.org/wordprocessingml/2006/main" xmlns:w14="http://schemas.microsoft.com/office/word/2010/wordml" xmlns:w15="http://schemas.microsoft.com/office/word/2012/wordml" xmlns:w16cex="http://schemas.microsoft.com/office/word/2018/wordml/cex" xmlns:w16cid="http://schemas.microsoft.com/office/word/2016/wordml/cid" xmlns:w16="http://schemas.microsoft.com/office/word/2018/wordml" xmlns:w16du="http://schemas.microsoft.com/office/word/2023/wordml/word16du" xmlns:w16sdtdh="http://schemas.microsoft.com/office/word/2020/wordml/sdtdatahash" xmlns:w16se="http://schemas.microsoft.com/office/word/2015/wordml/symex" xmlns:wpg="http://schemas.microsoft.com/office/word/2010/wordprocessingGroup" xmlns:wpi="http://schemas.microsoft.com/office/word/2010/wordprocessingInk" xmlns:wne="http://schemas.microsoft.com/office/word/2006/wordml" xmlns:wps="http://schemas.microsoft.com/office/word/2010/wordprocessingShape" mc:Ignorable="w14 w15 w16se w16cid w16 w16cex w16sdtdh w16du wp14">
+<w:endnotes xmlns:wpc="http://schemas.microsoft.com/office/word/2010/wordprocessingCanvas" xmlns:cx="http://schemas.microsoft.com/office/drawing/2014/chartex" xmlns:cx1="http://schemas.microsoft.com/office/drawing/2015/9/8/chartex" xmlns:cx2="http://schemas.microsoft.com/office/drawing/2015/10/21/chartex" xmlns:cx3="http://schemas.microsoft.com/office/drawing/2016/5/9/chartex" xmlns:cx4="http://schemas.microsoft.com/office/drawing/2016/5/10/chartex" xmlns:cx5="http://schemas.microsoft.com/office/drawing/2016/5/11/chartex" xmlns:cx6="http://schemas.microsoft.com/office/drawing/2016/5/12/chartex" xmlns:cx7="http://schemas.microsoft.com/office/drawing/2016/5/13/chartex" xmlns:cx8="http://schemas.microsoft.com/office/drawing/2016/5/14/chartex" xmlns:mc="http://schemas.openxmlformats.org/markup-compatibility/2006" xmlns:aink="http://schemas.microsoft.com/office/drawing/2016/ink" xmlns:am3d="http://schemas.microsoft.com/office/drawing/2017/model3d" xmlns:o="urn:schemas-microsoft-com:office:office" xmlns:oel="http://schemas.microsoft.com/office/2019/extlst" xmlns:r="http://schemas.openxmlformats.org/officeDocument/2006/relationships" xmlns:m="http://schemas.openxmlformats.org/officeDocument/2006/math" xmlns:v="urn:schemas-microsoft-com:vml" xmlns:wp14="http://schemas.microsoft.com/office/word/2010/wordprocessingDrawing" xmlns:wp="http://schemas.openxmlformats.org/drawingml/2006/wordprocessingDrawing" xmlns:w10="urn:schemas-microsoft-com:office:word" xmlns:w="http://schemas.openxmlformats.org/wordprocessingml/2006/main" xmlns:w14="http://schemas.microsoft.com/office/word/2010/wordml" xmlns:w15="http://schemas.microsoft.com/office/word/2012/wordml" xmlns:w16cex="http://schemas.microsoft.com/office/word/2018/wordml/cex" xmlns:w16cid="http://schemas.microsoft.com/office/word/2016/wordml/cid" xmlns:w16="http://schemas.microsoft.com/office/word/2018/wordml" xmlns:w16du="http://schemas.microsoft.com/office/word/2023/wordml/word16du" xmlns:w16sdtdh="http://schemas.microsoft.com/office/word/2020/wordml/sdtdatahash" xmlns:w16sdtfl="http://schemas.microsoft.com/office/word/2024/wordml/sdtformatlock" xmlns:w16se="http://schemas.microsoft.com/office/word/2015/wordml/symex" xmlns:wpg="http://schemas.microsoft.com/office/word/2010/wordprocessingGroup" xmlns:wpi="http://schemas.microsoft.com/office/word/2010/wordprocessingInk" xmlns:wne="http://schemas.microsoft.com/office/word/2006/wordml" xmlns:wps="http://schemas.microsoft.com/office/word/2010/wordprocessingShape" mc:Ignorable="w14 w15 w16se w16cid w16 w16cex w16sdtdh w16sdtfl w16du wp14">
   <w:endnote w:type="separator" w:id="-1">
     <w:p>
       <w:pPr>
@@ -26615,7 +26596,7 @@
 </file>
 
 <file path=word/footer1.xml><?xml version="1.0" encoding="utf-8"?>
-<w:ftr xmlns:wpc="http://schemas.microsoft.com/office/word/2010/wordprocessingCanvas" xmlns:cx="http://schemas.microsoft.com/office/drawing/2014/chartex" xmlns:cx1="http://schemas.microsoft.com/office/drawing/2015/9/8/chartex" xmlns:cx2="http://schemas.microsoft.com/office/drawing/2015/10/21/chartex" xmlns:cx3="http://schemas.microsoft.com/office/drawing/2016/5/9/chartex" xmlns:cx4="http://schemas.microsoft.com/office/drawing/2016/5/10/chartex" xmlns:cx5="http://schemas.microsoft.com/office/drawing/2016/5/11/chartex" xmlns:cx6="http://schemas.microsoft.com/office/drawing/2016/5/12/chartex" xmlns:cx7="http://schemas.microsoft.com/office/drawing/2016/5/13/chartex" xmlns:cx8="http://schemas.microsoft.com/office/drawing/2016/5/14/chartex" xmlns:mc="http://schemas.openxmlformats.org/markup-compatibility/2006" xmlns:aink="http://schemas.microsoft.com/office/drawing/2016/ink" xmlns:am3d="http://schemas.microsoft.com/office/drawing/2017/model3d" xmlns:o="urn:schemas-microsoft-com:office:office" xmlns:oel="http://schemas.microsoft.com/office/2019/extlst" xmlns:r="http://schemas.openxmlformats.org/officeDocument/2006/relationships" xmlns:m="http://schemas.openxmlformats.org/officeDocument/2006/math" xmlns:v="urn:schemas-microsoft-com:vml" xmlns:wp14="http://schemas.microsoft.com/office/word/2010/wordprocessingDrawing" xmlns:wp="http://schemas.openxmlformats.org/drawingml/2006/wordprocessingDrawing" xmlns:w10="urn:schemas-microsoft-com:office:word" xmlns:w="http://schemas.openxmlformats.org/wordprocessingml/2006/main" xmlns:w14="http://schemas.microsoft.com/office/word/2010/wordml" xmlns:w15="http://schemas.microsoft.com/office/word/2012/wordml" xmlns:w16cex="http://schemas.microsoft.com/office/word/2018/wordml/cex" xmlns:w16cid="http://schemas.microsoft.com/office/word/2016/wordml/cid" xmlns:w16="http://schemas.microsoft.com/office/word/2018/wordml" xmlns:w16du="http://schemas.microsoft.com/office/word/2023/wordml/word16du" xmlns:w16sdtdh="http://schemas.microsoft.com/office/word/2020/wordml/sdtdatahash" xmlns:w16se="http://schemas.microsoft.com/office/word/2015/wordml/symex" xmlns:wpg="http://schemas.microsoft.com/office/word/2010/wordprocessingGroup" xmlns:wpi="http://schemas.microsoft.com/office/word/2010/wordprocessingInk" xmlns:wne="http://schemas.microsoft.com/office/word/2006/wordml" xmlns:wps="http://schemas.microsoft.com/office/word/2010/wordprocessingShape" mc:Ignorable="w14 w15 w16se w16cid w16 w16cex w16sdtdh w16du wp14">
+<w:ftr xmlns:wpc="http://schemas.microsoft.com/office/word/2010/wordprocessingCanvas" xmlns:cx="http://schemas.microsoft.com/office/drawing/2014/chartex" xmlns:cx1="http://schemas.microsoft.com/office/drawing/2015/9/8/chartex" xmlns:cx2="http://schemas.microsoft.com/office/drawing/2015/10/21/chartex" xmlns:cx3="http://schemas.microsoft.com/office/drawing/2016/5/9/chartex" xmlns:cx4="http://schemas.microsoft.com/office/drawing/2016/5/10/chartex" xmlns:cx5="http://schemas.microsoft.com/office/drawing/2016/5/11/chartex" xmlns:cx6="http://schemas.microsoft.com/office/drawing/2016/5/12/chartex" xmlns:cx7="http://schemas.microsoft.com/office/drawing/2016/5/13/chartex" xmlns:cx8="http://schemas.microsoft.com/office/drawing/2016/5/14/chartex" xmlns:mc="http://schemas.openxmlformats.org/markup-compatibility/2006" xmlns:aink="http://schemas.microsoft.com/office/drawing/2016/ink" xmlns:am3d="http://schemas.microsoft.com/office/drawing/2017/model3d" xmlns:o="urn:schemas-microsoft-com:office:office" xmlns:oel="http://schemas.microsoft.com/office/2019/extlst" xmlns:r="http://schemas.openxmlformats.org/officeDocument/2006/relationships" xmlns:m="http://schemas.openxmlformats.org/officeDocument/2006/math" xmlns:v="urn:schemas-microsoft-com:vml" xmlns:wp14="http://schemas.microsoft.com/office/word/2010/wordprocessingDrawing" xmlns:wp="http://schemas.openxmlformats.org/drawingml/2006/wordprocessingDrawing" xmlns:w10="urn:schemas-microsoft-com:office:word" xmlns:w="http://schemas.openxmlformats.org/wordprocessingml/2006/main" xmlns:w14="http://schemas.microsoft.com/office/word/2010/wordml" xmlns:w15="http://schemas.microsoft.com/office/word/2012/wordml" xmlns:w16cex="http://schemas.microsoft.com/office/word/2018/wordml/cex" xmlns:w16cid="http://schemas.microsoft.com/office/word/2016/wordml/cid" xmlns:w16="http://schemas.microsoft.com/office/word/2018/wordml" xmlns:w16du="http://schemas.microsoft.com/office/word/2023/wordml/word16du" xmlns:w16sdtdh="http://schemas.microsoft.com/office/word/2020/wordml/sdtdatahash" xmlns:w16sdtfl="http://schemas.microsoft.com/office/word/2024/wordml/sdtformatlock" xmlns:w16se="http://schemas.microsoft.com/office/word/2015/wordml/symex" xmlns:wpg="http://schemas.microsoft.com/office/word/2010/wordprocessingGroup" xmlns:wpi="http://schemas.microsoft.com/office/word/2010/wordprocessingInk" xmlns:wne="http://schemas.microsoft.com/office/word/2006/wordml" xmlns:wps="http://schemas.microsoft.com/office/word/2010/wordprocessingShape" mc:Ignorable="w14 w15 w16se w16cid w16 w16cex w16sdtdh w16sdtfl w16du wp14">
   <w:p>
     <w:pPr>
       <w:pStyle w:val="Piedepgina"/>
@@ -27076,7 +27057,7 @@
 </file>
 
 <file path=word/footnotes.xml><?xml version="1.0" encoding="utf-8"?>
-<w:footnotes xmlns:wpc="http://schemas.microsoft.com/office/word/2010/wordprocessingCanvas" xmlns:cx="http://schemas.microsoft.com/office/drawing/2014/chartex" xmlns:cx1="http://schemas.microsoft.com/office/drawing/2015/9/8/chartex" xmlns:cx2="http://schemas.microsoft.com/office/drawing/2015/10/21/chartex" xmlns:cx3="http://schemas.microsoft.com/office/drawing/2016/5/9/chartex" xmlns:cx4="http://schemas.microsoft.com/office/drawing/2016/5/10/chartex" xmlns:cx5="http://schemas.microsoft.com/office/drawing/2016/5/11/chartex" xmlns:cx6="http://schemas.microsoft.com/office/drawing/2016/5/12/chartex" xmlns:cx7="http://schemas.microsoft.com/office/drawing/2016/5/13/chartex" xmlns:cx8="http://schemas.microsoft.com/office/drawing/2016/5/14/chartex" xmlns:mc="http://schemas.openxmlformats.org/markup-compatibility/2006" xmlns:aink="http://schemas.microsoft.com/office/drawing/2016/ink" xmlns:am3d="http://schemas.microsoft.com/office/drawing/2017/model3d" xmlns:o="urn:schemas-microsoft-com:office:office" xmlns:oel="http://schemas.microsoft.com/office/2019/extlst" xmlns:r="http://schemas.openxmlformats.org/officeDocument/2006/relationships" xmlns:m="http://schemas.openxmlformats.org/officeDocument/2006/math" xmlns:v="urn:schemas-microsoft-com:vml" xmlns:wp14="http://schemas.microsoft.com/office/word/2010/wordprocessingDrawing" xmlns:wp="http://schemas.openxmlformats.org/drawingml/2006/wordprocessingDrawing" xmlns:w10="urn:schemas-microsoft-com:office:word" xmlns:w="http://schemas.openxmlformats.org/wordprocessingml/2006/main" xmlns:w14="http://schemas.microsoft.com/office/word/2010/wordml" xmlns:w15="http://schemas.microsoft.com/office/word/2012/wordml" xmlns:w16cex="http://schemas.microsoft.com/office/word/2018/wordml/cex" xmlns:w16cid="http://schemas.microsoft.com/office/word/2016/wordml/cid" xmlns:w16="http://schemas.microsoft.com/office/word/2018/wordml" xmlns:w16du="http://schemas.microsoft.com/office/word/2023/wordml/word16du" xmlns:w16sdtdh="http://schemas.microsoft.com/office/word/2020/wordml/sdtdatahash" xmlns:w16se="http://schemas.microsoft.com/office/word/2015/wordml/symex" xmlns:wpg="http://schemas.microsoft.com/office/word/2010/wordprocessingGroup" xmlns:wpi="http://schemas.microsoft.com/office/word/2010/wordprocessingInk" xmlns:wne="http://schemas.microsoft.com/office/word/2006/wordml" xmlns:wps="http://schemas.microsoft.com/office/word/2010/wordprocessingShape" mc:Ignorable="w14 w15 w16se w16cid w16 w16cex w16sdtdh w16du wp14">
+<w:footnotes xmlns:wpc="http://schemas.microsoft.com/office/word/2010/wordprocessingCanvas" xmlns:cx="http://schemas.microsoft.com/office/drawing/2014/chartex" xmlns:cx1="http://schemas.microsoft.com/office/drawing/2015/9/8/chartex" xmlns:cx2="http://schemas.microsoft.com/office/drawing/2015/10/21/chartex" xmlns:cx3="http://schemas.microsoft.com/office/drawing/2016/5/9/chartex" xmlns:cx4="http://schemas.microsoft.com/office/drawing/2016/5/10/chartex" xmlns:cx5="http://schemas.microsoft.com/office/drawing/2016/5/11/chartex" xmlns:cx6="http://schemas.microsoft.com/office/drawing/2016/5/12/chartex" xmlns:cx7="http://schemas.microsoft.com/office/drawing/2016/5/13/chartex" xmlns:cx8="http://schemas.microsoft.com/office/drawing/2016/5/14/chartex" xmlns:mc="http://schemas.openxmlformats.org/markup-compatibility/2006" xmlns:aink="http://schemas.microsoft.com/office/drawing/2016/ink" xmlns:am3d="http://schemas.microsoft.com/office/drawing/2017/model3d" xmlns:o="urn:schemas-microsoft-com:office:office" xmlns:oel="http://schemas.microsoft.com/office/2019/extlst" xmlns:r="http://schemas.openxmlformats.org/officeDocument/2006/relationships" xmlns:m="http://schemas.openxmlformats.org/officeDocument/2006/math" xmlns:v="urn:schemas-microsoft-com:vml" xmlns:wp14="http://schemas.microsoft.com/office/word/2010/wordprocessingDrawing" xmlns:wp="http://schemas.openxmlformats.org/drawingml/2006/wordprocessingDrawing" xmlns:w10="urn:schemas-microsoft-com:office:word" xmlns:w="http://schemas.openxmlformats.org/wordprocessingml/2006/main" xmlns:w14="http://schemas.microsoft.com/office/word/2010/wordml" xmlns:w15="http://schemas.microsoft.com/office/word/2012/wordml" xmlns:w16cex="http://schemas.microsoft.com/office/word/2018/wordml/cex" xmlns:w16cid="http://schemas.microsoft.com/office/word/2016/wordml/cid" xmlns:w16="http://schemas.microsoft.com/office/word/2018/wordml" xmlns:w16du="http://schemas.microsoft.com/office/word/2023/wordml/word16du" xmlns:w16sdtdh="http://schemas.microsoft.com/office/word/2020/wordml/sdtdatahash" xmlns:w16sdtfl="http://schemas.microsoft.com/office/word/2024/wordml/sdtformatlock" xmlns:w16se="http://schemas.microsoft.com/office/word/2015/wordml/symex" xmlns:wpg="http://schemas.microsoft.com/office/word/2010/wordprocessingGroup" xmlns:wpi="http://schemas.microsoft.com/office/word/2010/wordprocessingInk" xmlns:wne="http://schemas.microsoft.com/office/word/2006/wordml" xmlns:wps="http://schemas.microsoft.com/office/word/2010/wordprocessingShape" mc:Ignorable="w14 w15 w16se w16cid w16 w16cex w16sdtdh w16sdtfl w16du wp14">
   <w:footnote w:type="separator" w:id="-1">
     <w:p>
       <w:pPr>
@@ -27101,7 +27082,7 @@
 </file>
 
 <file path=word/header1.xml><?xml version="1.0" encoding="utf-8"?>
-<w:hdr xmlns:wpc="http://schemas.microsoft.com/office/word/2010/wordprocessingCanvas" xmlns:cx="http://schemas.microsoft.com/office/drawing/2014/chartex" xmlns:cx1="http://schemas.microsoft.com/office/drawing/2015/9/8/chartex" xmlns:cx2="http://schemas.microsoft.com/office/drawing/2015/10/21/chartex" xmlns:cx3="http://schemas.microsoft.com/office/drawing/2016/5/9/chartex" xmlns:cx4="http://schemas.microsoft.com/office/drawing/2016/5/10/chartex" xmlns:cx5="http://schemas.microsoft.com/office/drawing/2016/5/11/chartex" xmlns:cx6="http://schemas.microsoft.com/office/drawing/2016/5/12/chartex" xmlns:cx7="http://schemas.microsoft.com/office/drawing/2016/5/13/chartex" xmlns:cx8="http://schemas.microsoft.com/office/drawing/2016/5/14/chartex" xmlns:mc="http://schemas.openxmlformats.org/markup-compatibility/2006" xmlns:aink="http://schemas.microsoft.com/office/drawing/2016/ink" xmlns:am3d="http://schemas.microsoft.com/office/drawing/2017/model3d" xmlns:o="urn:schemas-microsoft-com:office:office" xmlns:oel="http://schemas.microsoft.com/office/2019/extlst" xmlns:r="http://schemas.openxmlformats.org/officeDocument/2006/relationships" xmlns:m="http://schemas.openxmlformats.org/officeDocument/2006/math" xmlns:v="urn:schemas-microsoft-com:vml" xmlns:wp14="http://schemas.microsoft.com/office/word/2010/wordprocessingDrawing" xmlns:wp="http://schemas.openxmlformats.org/drawingml/2006/wordprocessingDrawing" xmlns:w10="urn:schemas-microsoft-com:office:word" xmlns:w="http://schemas.openxmlformats.org/wordprocessingml/2006/main" xmlns:w14="http://schemas.microsoft.com/office/word/2010/wordml" xmlns:w15="http://schemas.microsoft.com/office/word/2012/wordml" xmlns:w16cex="http://schemas.microsoft.com/office/word/2018/wordml/cex" xmlns:w16cid="http://schemas.microsoft.com/office/word/2016/wordml/cid" xmlns:w16="http://schemas.microsoft.com/office/word/2018/wordml" xmlns:w16du="http://schemas.microsoft.com/office/word/2023/wordml/word16du" xmlns:w16sdtdh="http://schemas.microsoft.com/office/word/2020/wordml/sdtdatahash" xmlns:w16se="http://schemas.microsoft.com/office/word/2015/wordml/symex" xmlns:wpg="http://schemas.microsoft.com/office/word/2010/wordprocessingGroup" xmlns:wpi="http://schemas.microsoft.com/office/word/2010/wordprocessingInk" xmlns:wne="http://schemas.microsoft.com/office/word/2006/wordml" xmlns:wps="http://schemas.microsoft.com/office/word/2010/wordprocessingShape" mc:Ignorable="w14 w15 w16se w16cid w16 w16cex w16sdtdh w16du wp14">
+<w:hdr xmlns:wpc="http://schemas.microsoft.com/office/word/2010/wordprocessingCanvas" xmlns:cx="http://schemas.microsoft.com/office/drawing/2014/chartex" xmlns:cx1="http://schemas.microsoft.com/office/drawing/2015/9/8/chartex" xmlns:cx2="http://schemas.microsoft.com/office/drawing/2015/10/21/chartex" xmlns:cx3="http://schemas.microsoft.com/office/drawing/2016/5/9/chartex" xmlns:cx4="http://schemas.microsoft.com/office/drawing/2016/5/10/chartex" xmlns:cx5="http://schemas.microsoft.com/office/drawing/2016/5/11/chartex" xmlns:cx6="http://schemas.microsoft.com/office/drawing/2016/5/12/chartex" xmlns:cx7="http://schemas.microsoft.com/office/drawing/2016/5/13/chartex" xmlns:cx8="http://schemas.microsoft.com/office/drawing/2016/5/14/chartex" xmlns:mc="http://schemas.openxmlformats.org/markup-compatibility/2006" xmlns:aink="http://schemas.microsoft.com/office/drawing/2016/ink" xmlns:am3d="http://schemas.microsoft.com/office/drawing/2017/model3d" xmlns:o="urn:schemas-microsoft-com:office:office" xmlns:oel="http://schemas.microsoft.com/office/2019/extlst" xmlns:r="http://schemas.openxmlformats.org/officeDocument/2006/relationships" xmlns:m="http://schemas.openxmlformats.org/officeDocument/2006/math" xmlns:v="urn:schemas-microsoft-com:vml" xmlns:wp14="http://schemas.microsoft.com/office/word/2010/wordprocessingDrawing" xmlns:wp="http://schemas.openxmlformats.org/drawingml/2006/wordprocessingDrawing" xmlns:w10="urn:schemas-microsoft-com:office:word" xmlns:w="http://schemas.openxmlformats.org/wordprocessingml/2006/main" xmlns:w14="http://schemas.microsoft.com/office/word/2010/wordml" xmlns:w15="http://schemas.microsoft.com/office/word/2012/wordml" xmlns:w16cex="http://schemas.microsoft.com/office/word/2018/wordml/cex" xmlns:w16cid="http://schemas.microsoft.com/office/word/2016/wordml/cid" xmlns:w16="http://schemas.microsoft.com/office/word/2018/wordml" xmlns:w16du="http://schemas.microsoft.com/office/word/2023/wordml/word16du" xmlns:w16sdtdh="http://schemas.microsoft.com/office/word/2020/wordml/sdtdatahash" xmlns:w16sdtfl="http://schemas.microsoft.com/office/word/2024/wordml/sdtformatlock" xmlns:w16se="http://schemas.microsoft.com/office/word/2015/wordml/symex" xmlns:wpg="http://schemas.microsoft.com/office/word/2010/wordprocessingGroup" xmlns:wpi="http://schemas.microsoft.com/office/word/2010/wordprocessingInk" xmlns:wne="http://schemas.microsoft.com/office/word/2006/wordml" xmlns:wps="http://schemas.microsoft.com/office/word/2010/wordprocessingShape" mc:Ignorable="w14 w15 w16se w16cid w16 w16cex w16sdtdh w16sdtfl w16du wp14">
   <w:tbl>
     <w:tblPr>
       <w:tblStyle w:val="Tablaconcuadrcula"/>
@@ -27391,7 +27372,7 @@
 </file>
 
 <file path=word/numbering.xml><?xml version="1.0" encoding="utf-8"?>
-<w:numbering xmlns:wpc="http://schemas.microsoft.com/office/word/2010/wordprocessingCanvas" xmlns:cx="http://schemas.microsoft.com/office/drawing/2014/chartex" xmlns:cx1="http://schemas.microsoft.com/office/drawing/2015/9/8/chartex" xmlns:cx2="http://schemas.microsoft.com/office/drawing/2015/10/21/chartex" xmlns:cx3="http://schemas.microsoft.com/office/drawing/2016/5/9/chartex" xmlns:cx4="http://schemas.microsoft.com/office/drawing/2016/5/10/chartex" xmlns:cx5="http://schemas.microsoft.com/office/drawing/2016/5/11/chartex" xmlns:cx6="http://schemas.microsoft.com/office/drawing/2016/5/12/chartex" xmlns:cx7="http://schemas.microsoft.com/office/drawing/2016/5/13/chartex" xmlns:cx8="http://schemas.microsoft.com/office/drawing/2016/5/14/chartex" xmlns:mc="http://schemas.openxmlformats.org/markup-compatibility/2006" xmlns:aink="http://schemas.microsoft.com/office/drawing/2016/ink" xmlns:am3d="http://schemas.microsoft.com/office/drawing/2017/model3d" xmlns:o="urn:schemas-microsoft-com:office:office" xmlns:oel="http://schemas.microsoft.com/office/2019/extlst" xmlns:r="http://schemas.openxmlformats.org/officeDocument/2006/relationships" xmlns:m="http://schemas.openxmlformats.org/officeDocument/2006/math" xmlns:v="urn:schemas-microsoft-com:vml" xmlns:wp14="http://schemas.microsoft.com/office/word/2010/wordprocessingDrawing" xmlns:wp="http://schemas.openxmlformats.org/drawingml/2006/wordprocessingDrawing" xmlns:w10="urn:schemas-microsoft-com:office:word" xmlns:w="http://schemas.openxmlformats.org/wordprocessingml/2006/main" xmlns:w14="http://schemas.microsoft.com/office/word/2010/wordml" xmlns:w15="http://schemas.microsoft.com/office/word/2012/wordml" xmlns:w16cex="http://schemas.microsoft.com/office/word/2018/wordml/cex" xmlns:w16cid="http://schemas.microsoft.com/office/word/2016/wordml/cid" xmlns:w16="http://schemas.microsoft.com/office/word/2018/wordml" xmlns:w16du="http://schemas.microsoft.com/office/word/2023/wordml/word16du" xmlns:w16sdtdh="http://schemas.microsoft.com/office/word/2020/wordml/sdtdatahash" xmlns:w16se="http://schemas.microsoft.com/office/word/2015/wordml/symex" xmlns:wpg="http://schemas.microsoft.com/office/word/2010/wordprocessingGroup" xmlns:wpi="http://schemas.microsoft.com/office/word/2010/wordprocessingInk" xmlns:wne="http://schemas.microsoft.com/office/word/2006/wordml" xmlns:wps="http://schemas.microsoft.com/office/word/2010/wordprocessingShape" mc:Ignorable="w14 w15 w16se w16cid w16 w16cex w16sdtdh w16du wp14">
+<w:numbering xmlns:wpc="http://schemas.microsoft.com/office/word/2010/wordprocessingCanvas" xmlns:cx="http://schemas.microsoft.com/office/drawing/2014/chartex" xmlns:cx1="http://schemas.microsoft.com/office/drawing/2015/9/8/chartex" xmlns:cx2="http://schemas.microsoft.com/office/drawing/2015/10/21/chartex" xmlns:cx3="http://schemas.microsoft.com/office/drawing/2016/5/9/chartex" xmlns:cx4="http://schemas.microsoft.com/office/drawing/2016/5/10/chartex" xmlns:cx5="http://schemas.microsoft.com/office/drawing/2016/5/11/chartex" xmlns:cx6="http://schemas.microsoft.com/office/drawing/2016/5/12/chartex" xmlns:cx7="http://schemas.microsoft.com/office/drawing/2016/5/13/chartex" xmlns:cx8="http://schemas.microsoft.com/office/drawing/2016/5/14/chartex" xmlns:mc="http://schemas.openxmlformats.org/markup-compatibility/2006" xmlns:aink="http://schemas.microsoft.com/office/drawing/2016/ink" xmlns:am3d="http://schemas.microsoft.com/office/drawing/2017/model3d" xmlns:o="urn:schemas-microsoft-com:office:office" xmlns:oel="http://schemas.microsoft.com/office/2019/extlst" xmlns:r="http://schemas.openxmlformats.org/officeDocument/2006/relationships" xmlns:m="http://schemas.openxmlformats.org/officeDocument/2006/math" xmlns:v="urn:schemas-microsoft-com:vml" xmlns:wp14="http://schemas.microsoft.com/office/word/2010/wordprocessingDrawing" xmlns:wp="http://schemas.openxmlformats.org/drawingml/2006/wordprocessingDrawing" xmlns:w10="urn:schemas-microsoft-com:office:word" xmlns:w="http://schemas.openxmlformats.org/wordprocessingml/2006/main" xmlns:w14="http://schemas.microsoft.com/office/word/2010/wordml" xmlns:w15="http://schemas.microsoft.com/office/word/2012/wordml" xmlns:w16cex="http://schemas.microsoft.com/office/word/2018/wordml/cex" xmlns:w16cid="http://schemas.microsoft.com/office/word/2016/wordml/cid" xmlns:w16="http://schemas.microsoft.com/office/word/2018/wordml" xmlns:w16du="http://schemas.microsoft.com/office/word/2023/wordml/word16du" xmlns:w16sdtdh="http://schemas.microsoft.com/office/word/2020/wordml/sdtdatahash" xmlns:w16sdtfl="http://schemas.microsoft.com/office/word/2024/wordml/sdtformatlock" xmlns:w16se="http://schemas.microsoft.com/office/word/2015/wordml/symex" xmlns:wpg="http://schemas.microsoft.com/office/word/2010/wordprocessingGroup" xmlns:wpi="http://schemas.microsoft.com/office/word/2010/wordprocessingInk" xmlns:wne="http://schemas.microsoft.com/office/word/2006/wordml" xmlns:wps="http://schemas.microsoft.com/office/word/2010/wordprocessingShape" mc:Ignorable="w14 w15 w16se w16cid w16 w16cex w16sdtdh w16sdtfl w16du wp14">
   <w:abstractNum w:abstractNumId="0" w15:restartNumberingAfterBreak="0">
     <w:nsid w:val="00D50E59"/>
     <w:multiLevelType w:val="hybridMultilevel"/>
@@ -32030,7 +32011,7 @@
 </file>
 
 <file path=word/styles.xml><?xml version="1.0" encoding="utf-8"?>
-<w:styles xmlns:mc="http://schemas.openxmlformats.org/markup-compatibility/2006" xmlns:r="http://schemas.openxmlformats.org/officeDocument/2006/relationships" xmlns:w="http://schemas.openxmlformats.org/wordprocessingml/2006/main" xmlns:w14="http://schemas.microsoft.com/office/word/2010/wordml" xmlns:w15="http://schemas.microsoft.com/office/word/2012/wordml" xmlns:w16cex="http://schemas.microsoft.com/office/word/2018/wordml/cex" xmlns:w16cid="http://schemas.microsoft.com/office/word/2016/wordml/cid" xmlns:w16="http://schemas.microsoft.com/office/word/2018/wordml" xmlns:w16du="http://schemas.microsoft.com/office/word/2023/wordml/word16du" xmlns:w16sdtdh="http://schemas.microsoft.com/office/word/2020/wordml/sdtdatahash" xmlns:w16se="http://schemas.microsoft.com/office/word/2015/wordml/symex" mc:Ignorable="w14 w15 w16se w16cid w16 w16cex w16sdtdh w16du">
+<w:styles xmlns:mc="http://schemas.openxmlformats.org/markup-compatibility/2006" xmlns:r="http://schemas.openxmlformats.org/officeDocument/2006/relationships" xmlns:w="http://schemas.openxmlformats.org/wordprocessingml/2006/main" xmlns:w14="http://schemas.microsoft.com/office/word/2010/wordml" xmlns:w15="http://schemas.microsoft.com/office/word/2012/wordml" xmlns:w16cex="http://schemas.microsoft.com/office/word/2018/wordml/cex" xmlns:w16cid="http://schemas.microsoft.com/office/word/2016/wordml/cid" xmlns:w16="http://schemas.microsoft.com/office/word/2018/wordml" xmlns:w16du="http://schemas.microsoft.com/office/word/2023/wordml/word16du" xmlns:w16sdtdh="http://schemas.microsoft.com/office/word/2020/wordml/sdtdatahash" xmlns:w16sdtfl="http://schemas.microsoft.com/office/word/2024/wordml/sdtformatlock" xmlns:w16se="http://schemas.microsoft.com/office/word/2015/wordml/symex" mc:Ignorable="w14 w15 w16se w16cid w16 w16cex w16sdtdh w16sdtfl w16du">
   <w:docDefaults>
     <w:rPrDefault>
       <w:rPr>
@@ -33066,7 +33047,7 @@
       <w14:ligatures w14:val="none"/>
     </w:rPr>
   </w:style>
-  <w:style w:type="character" w:styleId="Textoennegrita">
+  <w:style w:type="character" w:styleId="Fuerte">
     <w:name w:val="Strong"/>
     <w:basedOn w:val="Fuentedeprrafopredeter"/>
     <w:uiPriority w:val="22"/>
